--- a/Task_04/DucNVFX14814_Data_Design.docx
+++ b/Task_04/DucNVFX14814_Data_Design.docx
@@ -307,7 +307,7 @@
       <w:pPr>
         <w:pStyle w:val="TOC1"/>
         <w:rPr>
-          <w:rFonts w:asciiTheme="minorHAnsi" w:eastAsiaTheme="minorEastAsia" w:hAnsiTheme="minorHAnsi" w:cstheme="minorBidi"/>
+          <w:rFonts w:ascii="Times New Roman" w:eastAsiaTheme="minorEastAsia" w:hAnsi="Times New Roman" w:cs="Times New Roman"/>
           <w:b w:val="0"/>
           <w:caps w:val="0"/>
           <w:noProof/>
@@ -358,7 +358,7 @@
       </w:r>
       <w:r>
         <w:rPr>
-          <w:rFonts w:asciiTheme="minorHAnsi" w:eastAsiaTheme="minorEastAsia" w:hAnsiTheme="minorHAnsi" w:cstheme="minorBidi"/>
+          <w:rFonts w:ascii="Times New Roman" w:eastAsiaTheme="minorEastAsia" w:hAnsi="Times New Roman" w:cs="Times New Roman"/>
           <w:b w:val="0"/>
           <w:caps w:val="0"/>
           <w:noProof/>
@@ -380,41 +380,48 @@
       </w:r>
       <w:r>
         <w:rPr>
+          <w:rFonts w:ascii="Times New Roman" w:hAnsi="Times New Roman" w:cs="Times New Roman"/>
           <w:noProof/>
         </w:rPr>
         <w:tab/>
       </w:r>
       <w:r>
         <w:rPr>
+          <w:rFonts w:ascii="Times New Roman" w:hAnsi="Times New Roman" w:cs="Times New Roman"/>
           <w:noProof/>
         </w:rPr>
         <w:fldChar w:fldCharType="begin"/>
       </w:r>
       <w:r>
         <w:rPr>
+          <w:rFonts w:ascii="Times New Roman" w:hAnsi="Times New Roman" w:cs="Times New Roman"/>
           <w:noProof/>
         </w:rPr>
         <w:instrText xml:space="preserve"> PAGEREF _Toc240731856 \h </w:instrText>
       </w:r>
       <w:r>
         <w:rPr>
+          <w:rFonts w:ascii="Times New Roman" w:hAnsi="Times New Roman" w:cs="Times New Roman"/>
           <w:noProof/>
         </w:rPr>
       </w:r>
       <w:r>
         <w:rPr>
+          <w:rFonts w:ascii="Times New Roman" w:hAnsi="Times New Roman" w:cs="Times New Roman"/>
           <w:noProof/>
         </w:rPr>
         <w:fldChar w:fldCharType="separate"/>
       </w:r>
       <w:r>
         <w:rPr>
+          <w:rFonts w:ascii="Times New Roman" w:hAnsi="Times New Roman" w:cs="Times New Roman"/>
           <w:noProof/>
         </w:rPr>
         <w:t>3</w:t>
       </w:r>
       <w:r>
         <w:rPr>
+          <w:rFonts w:ascii="Times New Roman" w:hAnsi="Times New Roman" w:cs="Times New Roman"/>
           <w:noProof/>
         </w:rPr>
         <w:fldChar w:fldCharType="end"/>
@@ -424,7 +431,7 @@
       <w:pPr>
         <w:pStyle w:val="TOC2"/>
         <w:rPr>
-          <w:rFonts w:asciiTheme="minorHAnsi" w:eastAsiaTheme="minorEastAsia" w:hAnsiTheme="minorHAnsi" w:cstheme="minorBidi"/>
+          <w:rFonts w:ascii="Times New Roman" w:eastAsiaTheme="minorEastAsia" w:hAnsi="Times New Roman" w:cs="Times New Roman"/>
           <w:bCs w:val="0"/>
           <w:noProof/>
           <w:snapToGrid/>
@@ -437,13 +444,14 @@
       </w:pPr>
       <w:r>
         <w:rPr>
+          <w:rFonts w:ascii="Times New Roman" w:hAnsi="Times New Roman" w:cs="Times New Roman"/>
           <w:noProof/>
         </w:rPr>
         <w:t>1.1</w:t>
       </w:r>
       <w:r>
         <w:rPr>
-          <w:rFonts w:asciiTheme="minorHAnsi" w:eastAsiaTheme="minorEastAsia" w:hAnsiTheme="minorHAnsi" w:cstheme="minorBidi"/>
+          <w:rFonts w:ascii="Times New Roman" w:eastAsiaTheme="minorEastAsia" w:hAnsi="Times New Roman" w:cs="Times New Roman"/>
           <w:bCs w:val="0"/>
           <w:noProof/>
           <w:snapToGrid/>
@@ -464,41 +472,48 @@
       </w:r>
       <w:r>
         <w:rPr>
+          <w:rFonts w:ascii="Times New Roman" w:hAnsi="Times New Roman" w:cs="Times New Roman"/>
           <w:noProof/>
         </w:rPr>
         <w:tab/>
       </w:r>
       <w:r>
         <w:rPr>
+          <w:rFonts w:ascii="Times New Roman" w:hAnsi="Times New Roman" w:cs="Times New Roman"/>
           <w:noProof/>
         </w:rPr>
         <w:fldChar w:fldCharType="begin"/>
       </w:r>
       <w:r>
         <w:rPr>
+          <w:rFonts w:ascii="Times New Roman" w:hAnsi="Times New Roman" w:cs="Times New Roman"/>
           <w:noProof/>
         </w:rPr>
         <w:instrText xml:space="preserve"> PAGEREF _Toc240731857 \h </w:instrText>
       </w:r>
       <w:r>
         <w:rPr>
+          <w:rFonts w:ascii="Times New Roman" w:hAnsi="Times New Roman" w:cs="Times New Roman"/>
           <w:noProof/>
         </w:rPr>
       </w:r>
       <w:r>
         <w:rPr>
+          <w:rFonts w:ascii="Times New Roman" w:hAnsi="Times New Roman" w:cs="Times New Roman"/>
           <w:noProof/>
         </w:rPr>
         <w:fldChar w:fldCharType="separate"/>
       </w:r>
       <w:r>
         <w:rPr>
+          <w:rFonts w:ascii="Times New Roman" w:hAnsi="Times New Roman" w:cs="Times New Roman"/>
           <w:noProof/>
         </w:rPr>
         <w:t>3</w:t>
       </w:r>
       <w:r>
         <w:rPr>
+          <w:rFonts w:ascii="Times New Roman" w:hAnsi="Times New Roman" w:cs="Times New Roman"/>
           <w:noProof/>
         </w:rPr>
         <w:fldChar w:fldCharType="end"/>
@@ -508,7 +523,7 @@
       <w:pPr>
         <w:pStyle w:val="TOC2"/>
         <w:rPr>
-          <w:rFonts w:asciiTheme="minorHAnsi" w:eastAsiaTheme="minorEastAsia" w:hAnsiTheme="minorHAnsi" w:cstheme="minorBidi"/>
+          <w:rFonts w:ascii="Times New Roman" w:eastAsiaTheme="minorEastAsia" w:hAnsi="Times New Roman" w:cs="Times New Roman"/>
           <w:bCs w:val="0"/>
           <w:noProof/>
           <w:snapToGrid/>
@@ -521,13 +536,14 @@
       </w:pPr>
       <w:r>
         <w:rPr>
+          <w:rFonts w:ascii="Times New Roman" w:hAnsi="Times New Roman" w:cs="Times New Roman"/>
           <w:noProof/>
         </w:rPr>
         <w:t>1.2</w:t>
       </w:r>
       <w:r>
         <w:rPr>
-          <w:rFonts w:asciiTheme="minorHAnsi" w:eastAsiaTheme="minorEastAsia" w:hAnsiTheme="minorHAnsi" w:cstheme="minorBidi"/>
+          <w:rFonts w:ascii="Times New Roman" w:eastAsiaTheme="minorEastAsia" w:hAnsi="Times New Roman" w:cs="Times New Roman"/>
           <w:bCs w:val="0"/>
           <w:noProof/>
           <w:snapToGrid/>
@@ -548,41 +564,48 @@
       </w:r>
       <w:r>
         <w:rPr>
+          <w:rFonts w:ascii="Times New Roman" w:hAnsi="Times New Roman" w:cs="Times New Roman"/>
           <w:noProof/>
         </w:rPr>
         <w:tab/>
       </w:r>
       <w:r>
         <w:rPr>
+          <w:rFonts w:ascii="Times New Roman" w:hAnsi="Times New Roman" w:cs="Times New Roman"/>
           <w:noProof/>
         </w:rPr>
         <w:fldChar w:fldCharType="begin"/>
       </w:r>
       <w:r>
         <w:rPr>
+          <w:rFonts w:ascii="Times New Roman" w:hAnsi="Times New Roman" w:cs="Times New Roman"/>
           <w:noProof/>
         </w:rPr>
         <w:instrText xml:space="preserve"> PAGEREF _Toc240731858 \h </w:instrText>
       </w:r>
       <w:r>
         <w:rPr>
+          <w:rFonts w:ascii="Times New Roman" w:hAnsi="Times New Roman" w:cs="Times New Roman"/>
           <w:noProof/>
         </w:rPr>
       </w:r>
       <w:r>
         <w:rPr>
+          <w:rFonts w:ascii="Times New Roman" w:hAnsi="Times New Roman" w:cs="Times New Roman"/>
           <w:noProof/>
         </w:rPr>
         <w:fldChar w:fldCharType="separate"/>
       </w:r>
       <w:r>
         <w:rPr>
+          <w:rFonts w:ascii="Times New Roman" w:hAnsi="Times New Roman" w:cs="Times New Roman"/>
           <w:noProof/>
         </w:rPr>
         <w:t>4</w:t>
       </w:r>
       <w:r>
         <w:rPr>
+          <w:rFonts w:ascii="Times New Roman" w:hAnsi="Times New Roman" w:cs="Times New Roman"/>
           <w:noProof/>
         </w:rPr>
         <w:fldChar w:fldCharType="end"/>
@@ -592,7 +615,7 @@
       <w:pPr>
         <w:pStyle w:val="TOC2"/>
         <w:rPr>
-          <w:rFonts w:asciiTheme="minorHAnsi" w:eastAsiaTheme="minorEastAsia" w:hAnsiTheme="minorHAnsi" w:cstheme="minorBidi"/>
+          <w:rFonts w:ascii="Times New Roman" w:eastAsiaTheme="minorEastAsia" w:hAnsi="Times New Roman" w:cs="Times New Roman"/>
           <w:bCs w:val="0"/>
           <w:noProof/>
           <w:snapToGrid/>
@@ -605,13 +628,14 @@
       </w:pPr>
       <w:r>
         <w:rPr>
+          <w:rFonts w:ascii="Times New Roman" w:hAnsi="Times New Roman" w:cs="Times New Roman"/>
           <w:noProof/>
         </w:rPr>
         <w:t>1.3</w:t>
       </w:r>
       <w:r>
         <w:rPr>
-          <w:rFonts w:asciiTheme="minorHAnsi" w:eastAsiaTheme="minorEastAsia" w:hAnsiTheme="minorHAnsi" w:cstheme="minorBidi"/>
+          <w:rFonts w:ascii="Times New Roman" w:eastAsiaTheme="minorEastAsia" w:hAnsi="Times New Roman" w:cs="Times New Roman"/>
           <w:bCs w:val="0"/>
           <w:noProof/>
           <w:snapToGrid/>
@@ -632,41 +656,48 @@
       </w:r>
       <w:r>
         <w:rPr>
+          <w:rFonts w:ascii="Times New Roman" w:hAnsi="Times New Roman" w:cs="Times New Roman"/>
           <w:noProof/>
         </w:rPr>
         <w:tab/>
       </w:r>
       <w:r>
         <w:rPr>
+          <w:rFonts w:ascii="Times New Roman" w:hAnsi="Times New Roman" w:cs="Times New Roman"/>
           <w:noProof/>
         </w:rPr>
         <w:fldChar w:fldCharType="begin"/>
       </w:r>
       <w:r>
         <w:rPr>
+          <w:rFonts w:ascii="Times New Roman" w:hAnsi="Times New Roman" w:cs="Times New Roman"/>
           <w:noProof/>
         </w:rPr>
         <w:instrText xml:space="preserve"> PAGEREF _Toc240731859 \h </w:instrText>
       </w:r>
       <w:r>
         <w:rPr>
+          <w:rFonts w:ascii="Times New Roman" w:hAnsi="Times New Roman" w:cs="Times New Roman"/>
           <w:noProof/>
         </w:rPr>
       </w:r>
       <w:r>
         <w:rPr>
+          <w:rFonts w:ascii="Times New Roman" w:hAnsi="Times New Roman" w:cs="Times New Roman"/>
           <w:noProof/>
         </w:rPr>
         <w:fldChar w:fldCharType="separate"/>
       </w:r>
       <w:r>
         <w:rPr>
+          <w:rFonts w:ascii="Times New Roman" w:hAnsi="Times New Roman" w:cs="Times New Roman"/>
           <w:noProof/>
         </w:rPr>
         <w:t>5</w:t>
       </w:r>
       <w:r>
         <w:rPr>
+          <w:rFonts w:ascii="Times New Roman" w:hAnsi="Times New Roman" w:cs="Times New Roman"/>
           <w:noProof/>
         </w:rPr>
         <w:fldChar w:fldCharType="end"/>
@@ -676,7 +707,7 @@
       <w:pPr>
         <w:pStyle w:val="TOC2"/>
         <w:rPr>
-          <w:rFonts w:asciiTheme="minorHAnsi" w:eastAsiaTheme="minorEastAsia" w:hAnsiTheme="minorHAnsi" w:cstheme="minorBidi"/>
+          <w:rFonts w:ascii="Times New Roman" w:eastAsiaTheme="minorEastAsia" w:hAnsi="Times New Roman" w:cs="Times New Roman"/>
           <w:bCs w:val="0"/>
           <w:noProof/>
           <w:snapToGrid/>
@@ -689,13 +720,14 @@
       </w:pPr>
       <w:r>
         <w:rPr>
+          <w:rFonts w:ascii="Times New Roman" w:hAnsi="Times New Roman" w:cs="Times New Roman"/>
           <w:noProof/>
         </w:rPr>
         <w:t>1.4</w:t>
       </w:r>
       <w:r>
         <w:rPr>
-          <w:rFonts w:asciiTheme="minorHAnsi" w:eastAsiaTheme="minorEastAsia" w:hAnsiTheme="minorHAnsi" w:cstheme="minorBidi"/>
+          <w:rFonts w:ascii="Times New Roman" w:eastAsiaTheme="minorEastAsia" w:hAnsi="Times New Roman" w:cs="Times New Roman"/>
           <w:bCs w:val="0"/>
           <w:noProof/>
           <w:snapToGrid/>
@@ -716,41 +748,48 @@
       </w:r>
       <w:r>
         <w:rPr>
+          <w:rFonts w:ascii="Times New Roman" w:hAnsi="Times New Roman" w:cs="Times New Roman"/>
           <w:noProof/>
         </w:rPr>
         <w:tab/>
       </w:r>
       <w:r>
         <w:rPr>
+          <w:rFonts w:ascii="Times New Roman" w:hAnsi="Times New Roman" w:cs="Times New Roman"/>
           <w:noProof/>
         </w:rPr>
         <w:fldChar w:fldCharType="begin"/>
       </w:r>
       <w:r>
         <w:rPr>
+          <w:rFonts w:ascii="Times New Roman" w:hAnsi="Times New Roman" w:cs="Times New Roman"/>
           <w:noProof/>
         </w:rPr>
         <w:instrText xml:space="preserve"> PAGEREF _Toc240731860 \h </w:instrText>
       </w:r>
       <w:r>
         <w:rPr>
+          <w:rFonts w:ascii="Times New Roman" w:hAnsi="Times New Roman" w:cs="Times New Roman"/>
           <w:noProof/>
         </w:rPr>
       </w:r>
       <w:r>
         <w:rPr>
+          <w:rFonts w:ascii="Times New Roman" w:hAnsi="Times New Roman" w:cs="Times New Roman"/>
           <w:noProof/>
         </w:rPr>
         <w:fldChar w:fldCharType="separate"/>
       </w:r>
       <w:r>
         <w:rPr>
+          <w:rFonts w:ascii="Times New Roman" w:hAnsi="Times New Roman" w:cs="Times New Roman"/>
           <w:noProof/>
         </w:rPr>
         <w:t>5</w:t>
       </w:r>
       <w:r>
         <w:rPr>
+          <w:rFonts w:ascii="Times New Roman" w:hAnsi="Times New Roman" w:cs="Times New Roman"/>
           <w:noProof/>
         </w:rPr>
         <w:fldChar w:fldCharType="end"/>
@@ -760,7 +799,7 @@
       <w:pPr>
         <w:pStyle w:val="TOC2"/>
         <w:rPr>
-          <w:rFonts w:asciiTheme="minorHAnsi" w:eastAsiaTheme="minorEastAsia" w:hAnsiTheme="minorHAnsi" w:cstheme="minorBidi"/>
+          <w:rFonts w:ascii="Times New Roman" w:eastAsiaTheme="minorEastAsia" w:hAnsi="Times New Roman" w:cs="Times New Roman"/>
           <w:bCs w:val="0"/>
           <w:noProof/>
           <w:snapToGrid/>
@@ -773,13 +812,14 @@
       </w:pPr>
       <w:r>
         <w:rPr>
+          <w:rFonts w:ascii="Times New Roman" w:hAnsi="Times New Roman" w:cs="Times New Roman"/>
           <w:noProof/>
         </w:rPr>
         <w:t>1.5</w:t>
       </w:r>
       <w:r>
         <w:rPr>
-          <w:rFonts w:asciiTheme="minorHAnsi" w:eastAsiaTheme="minorEastAsia" w:hAnsiTheme="minorHAnsi" w:cstheme="minorBidi"/>
+          <w:rFonts w:ascii="Times New Roman" w:eastAsiaTheme="minorEastAsia" w:hAnsi="Times New Roman" w:cs="Times New Roman"/>
           <w:bCs w:val="0"/>
           <w:noProof/>
           <w:snapToGrid/>
@@ -800,41 +840,48 @@
       </w:r>
       <w:r>
         <w:rPr>
+          <w:rFonts w:ascii="Times New Roman" w:hAnsi="Times New Roman" w:cs="Times New Roman"/>
           <w:noProof/>
         </w:rPr>
         <w:tab/>
       </w:r>
       <w:r>
         <w:rPr>
+          <w:rFonts w:ascii="Times New Roman" w:hAnsi="Times New Roman" w:cs="Times New Roman"/>
           <w:noProof/>
         </w:rPr>
         <w:fldChar w:fldCharType="begin"/>
       </w:r>
       <w:r>
         <w:rPr>
+          <w:rFonts w:ascii="Times New Roman" w:hAnsi="Times New Roman" w:cs="Times New Roman"/>
           <w:noProof/>
         </w:rPr>
         <w:instrText xml:space="preserve"> PAGEREF _Toc240731861 \h </w:instrText>
       </w:r>
       <w:r>
         <w:rPr>
+          <w:rFonts w:ascii="Times New Roman" w:hAnsi="Times New Roman" w:cs="Times New Roman"/>
           <w:noProof/>
         </w:rPr>
       </w:r>
       <w:r>
         <w:rPr>
+          <w:rFonts w:ascii="Times New Roman" w:hAnsi="Times New Roman" w:cs="Times New Roman"/>
           <w:noProof/>
         </w:rPr>
         <w:fldChar w:fldCharType="separate"/>
       </w:r>
       <w:r>
         <w:rPr>
+          <w:rFonts w:ascii="Times New Roman" w:hAnsi="Times New Roman" w:cs="Times New Roman"/>
           <w:noProof/>
         </w:rPr>
         <w:t>6</w:t>
       </w:r>
       <w:r>
         <w:rPr>
+          <w:rFonts w:ascii="Times New Roman" w:hAnsi="Times New Roman" w:cs="Times New Roman"/>
           <w:noProof/>
         </w:rPr>
         <w:fldChar w:fldCharType="end"/>
@@ -844,7 +891,7 @@
       <w:pPr>
         <w:pStyle w:val="TOC1"/>
         <w:rPr>
-          <w:rFonts w:asciiTheme="minorHAnsi" w:eastAsiaTheme="minorEastAsia" w:hAnsiTheme="minorHAnsi" w:cstheme="minorBidi"/>
+          <w:rFonts w:ascii="Times New Roman" w:eastAsiaTheme="minorEastAsia" w:hAnsi="Times New Roman" w:cs="Times New Roman"/>
           <w:b w:val="0"/>
           <w:caps w:val="0"/>
           <w:noProof/>
@@ -865,7 +912,7 @@
       </w:r>
       <w:r>
         <w:rPr>
-          <w:rFonts w:asciiTheme="minorHAnsi" w:eastAsiaTheme="minorEastAsia" w:hAnsiTheme="minorHAnsi" w:cstheme="minorBidi"/>
+          <w:rFonts w:ascii="Times New Roman" w:eastAsiaTheme="minorEastAsia" w:hAnsi="Times New Roman" w:cs="Times New Roman"/>
           <w:b w:val="0"/>
           <w:caps w:val="0"/>
           <w:noProof/>
@@ -887,41 +934,48 @@
       </w:r>
       <w:r>
         <w:rPr>
+          <w:rFonts w:ascii="Times New Roman" w:hAnsi="Times New Roman" w:cs="Times New Roman"/>
           <w:noProof/>
         </w:rPr>
         <w:tab/>
       </w:r>
       <w:r>
         <w:rPr>
+          <w:rFonts w:ascii="Times New Roman" w:hAnsi="Times New Roman" w:cs="Times New Roman"/>
           <w:noProof/>
         </w:rPr>
         <w:fldChar w:fldCharType="begin"/>
       </w:r>
       <w:r>
         <w:rPr>
+          <w:rFonts w:ascii="Times New Roman" w:hAnsi="Times New Roman" w:cs="Times New Roman"/>
           <w:noProof/>
         </w:rPr>
         <w:instrText xml:space="preserve"> PAGEREF _Toc240731862 \h </w:instrText>
       </w:r>
       <w:r>
         <w:rPr>
+          <w:rFonts w:ascii="Times New Roman" w:hAnsi="Times New Roman" w:cs="Times New Roman"/>
           <w:noProof/>
         </w:rPr>
       </w:r>
       <w:r>
         <w:rPr>
+          <w:rFonts w:ascii="Times New Roman" w:hAnsi="Times New Roman" w:cs="Times New Roman"/>
           <w:noProof/>
         </w:rPr>
         <w:fldChar w:fldCharType="separate"/>
       </w:r>
       <w:r>
         <w:rPr>
+          <w:rFonts w:ascii="Times New Roman" w:hAnsi="Times New Roman" w:cs="Times New Roman"/>
           <w:noProof/>
         </w:rPr>
         <w:t>7</w:t>
       </w:r>
       <w:r>
         <w:rPr>
+          <w:rFonts w:ascii="Times New Roman" w:hAnsi="Times New Roman" w:cs="Times New Roman"/>
           <w:noProof/>
         </w:rPr>
         <w:fldChar w:fldCharType="end"/>
@@ -931,7 +985,7 @@
       <w:pPr>
         <w:pStyle w:val="TOC1"/>
         <w:rPr>
-          <w:rFonts w:asciiTheme="minorHAnsi" w:eastAsiaTheme="minorEastAsia" w:hAnsiTheme="minorHAnsi" w:cstheme="minorBidi"/>
+          <w:rFonts w:ascii="Times New Roman" w:eastAsiaTheme="minorEastAsia" w:hAnsi="Times New Roman" w:cs="Times New Roman"/>
           <w:b w:val="0"/>
           <w:caps w:val="0"/>
           <w:noProof/>
@@ -952,7 +1006,7 @@
       </w:r>
       <w:r>
         <w:rPr>
-          <w:rFonts w:asciiTheme="minorHAnsi" w:eastAsiaTheme="minorEastAsia" w:hAnsiTheme="minorHAnsi" w:cstheme="minorBidi"/>
+          <w:rFonts w:ascii="Times New Roman" w:eastAsiaTheme="minorEastAsia" w:hAnsi="Times New Roman" w:cs="Times New Roman"/>
           <w:b w:val="0"/>
           <w:caps w:val="0"/>
           <w:noProof/>
@@ -974,41 +1028,48 @@
       </w:r>
       <w:r>
         <w:rPr>
+          <w:rFonts w:ascii="Times New Roman" w:hAnsi="Times New Roman" w:cs="Times New Roman"/>
           <w:noProof/>
         </w:rPr>
         <w:tab/>
       </w:r>
       <w:r>
         <w:rPr>
+          <w:rFonts w:ascii="Times New Roman" w:hAnsi="Times New Roman" w:cs="Times New Roman"/>
           <w:noProof/>
         </w:rPr>
         <w:fldChar w:fldCharType="begin"/>
       </w:r>
       <w:r>
         <w:rPr>
+          <w:rFonts w:ascii="Times New Roman" w:hAnsi="Times New Roman" w:cs="Times New Roman"/>
           <w:noProof/>
         </w:rPr>
         <w:instrText xml:space="preserve"> PAGEREF _Toc240731863 \h </w:instrText>
       </w:r>
       <w:r>
         <w:rPr>
+          <w:rFonts w:ascii="Times New Roman" w:hAnsi="Times New Roman" w:cs="Times New Roman"/>
           <w:noProof/>
         </w:rPr>
       </w:r>
       <w:r>
         <w:rPr>
+          <w:rFonts w:ascii="Times New Roman" w:hAnsi="Times New Roman" w:cs="Times New Roman"/>
           <w:noProof/>
         </w:rPr>
         <w:fldChar w:fldCharType="separate"/>
       </w:r>
       <w:r>
         <w:rPr>
+          <w:rFonts w:ascii="Times New Roman" w:hAnsi="Times New Roman" w:cs="Times New Roman"/>
           <w:noProof/>
         </w:rPr>
         <w:t>8</w:t>
       </w:r>
       <w:r>
         <w:rPr>
+          <w:rFonts w:ascii="Times New Roman" w:hAnsi="Times New Roman" w:cs="Times New Roman"/>
           <w:noProof/>
         </w:rPr>
         <w:fldChar w:fldCharType="end"/>
@@ -1139,10 +1200,10 @@
           <w:color w:val="auto"/>
         </w:rPr>
         <w:drawing>
-          <wp:inline distT="0" distB="0" distL="0" distR="0" wp14:anchorId="3AAB0984" wp14:editId="27887C5D">
-            <wp:extent cx="8860790" cy="4081780"/>
-            <wp:effectExtent l="0" t="0" r="0" b="0"/>
-            <wp:docPr id="945338631" name="Picture 1"/>
+          <wp:inline distT="0" distB="0" distL="0" distR="0" wp14:anchorId="5D9FEEAE" wp14:editId="3FDEE882">
+            <wp:extent cx="7711440" cy="4613933"/>
+            <wp:effectExtent l="0" t="0" r="3810" b="0"/>
+            <wp:docPr id="1686602463" name="Picture 1"/>
             <wp:cNvGraphicFramePr>
               <a:graphicFrameLocks xmlns:a="http://schemas.openxmlformats.org/drawingml/2006/main" noChangeAspect="1"/>
             </wp:cNvGraphicFramePr>
@@ -1150,7 +1211,7 @@
               <a:graphicData uri="http://schemas.openxmlformats.org/drawingml/2006/picture">
                 <pic:pic xmlns:pic="http://schemas.openxmlformats.org/drawingml/2006/picture">
                   <pic:nvPicPr>
-                    <pic:cNvPr id="945338631" name=""/>
+                    <pic:cNvPr id="1686602463" name=""/>
                     <pic:cNvPicPr/>
                   </pic:nvPicPr>
                   <pic:blipFill>
@@ -1162,7 +1223,7 @@
                   <pic:spPr>
                     <a:xfrm>
                       <a:off x="0" y="0"/>
-                      <a:ext cx="8860790" cy="4081780"/>
+                      <a:ext cx="7717738" cy="4617701"/>
                     </a:xfrm>
                     <a:prstGeom prst="rect">
                       <a:avLst/>
@@ -1184,12 +1245,6 @@
           <w:lang w:eastAsia="ja-JP"/>
         </w:rPr>
       </w:pPr>
-      <w:r>
-        <w:rPr>
-          <w:rFonts w:ascii="Times New Roman" w:hAnsi="Times New Roman" w:cs="Times New Roman"/>
-        </w:rPr>
-        <w:br w:type="page"/>
-      </w:r>
     </w:p>
     <w:p>
       <w:pPr>
@@ -1207,7 +1262,6 @@
           <w:b/>
           <w:bCs w:val="0"/>
         </w:rPr>
-        <w:lastRenderedPageBreak/>
         <w:t xml:space="preserve">Danh </w:t>
       </w:r>
       <w:proofErr w:type="spellStart"/>
@@ -1771,7 +1825,6 @@
               <w:bottom w:val="single" w:sz="4" w:space="0" w:color="auto"/>
               <w:right w:val="single" w:sz="4" w:space="0" w:color="auto"/>
             </w:tcBorders>
-            <w:hideMark/>
           </w:tcPr>
           <w:p>
             <w:pPr>
@@ -1798,23 +1851,21 @@
               <w:bottom w:val="single" w:sz="4" w:space="0" w:color="auto"/>
               <w:right w:val="single" w:sz="4" w:space="0" w:color="auto"/>
             </w:tcBorders>
-            <w:hideMark/>
-          </w:tcPr>
-          <w:p>
-            <w:pPr>
-              <w:ind w:left="0"/>
-              <w:rPr>
-                <w:rFonts w:ascii="Times New Roman" w:hAnsi="Times New Roman" w:cs="Times New Roman"/>
-              </w:rPr>
-            </w:pPr>
-            <w:proofErr w:type="spellStart"/>
-            <w:r>
-              <w:rPr>
-                <w:rFonts w:ascii="Times New Roman" w:hAnsi="Times New Roman" w:cs="Times New Roman"/>
-              </w:rPr>
-              <w:t>lottery_tickets</w:t>
-            </w:r>
-            <w:proofErr w:type="spellEnd"/>
+          </w:tcPr>
+          <w:p>
+            <w:pPr>
+              <w:ind w:left="0"/>
+              <w:rPr>
+                <w:rFonts w:ascii="Times New Roman" w:hAnsi="Times New Roman" w:cs="Times New Roman"/>
+              </w:rPr>
+            </w:pPr>
+            <w:r>
+              <w:rPr>
+                <w:rFonts w:ascii="Times New Roman" w:hAnsi="Times New Roman" w:cs="Times New Roman"/>
+                <w:lang w:val="vi-VN"/>
+              </w:rPr>
+              <w:t>lottery_regions</w:t>
+            </w:r>
           </w:p>
         </w:tc>
         <w:tc>
@@ -1826,7 +1877,6 @@
               <w:bottom w:val="single" w:sz="4" w:space="0" w:color="auto"/>
               <w:right w:val="single" w:sz="4" w:space="0" w:color="auto"/>
             </w:tcBorders>
-            <w:hideMark/>
           </w:tcPr>
           <w:p>
             <w:pPr>
@@ -1846,21 +1896,7 @@
               <w:rPr>
                 <w:rFonts w:ascii="Times New Roman" w:hAnsi="Times New Roman" w:cs="Times New Roman"/>
               </w:rPr>
-              <w:t>thông</w:t>
-            </w:r>
-            <w:proofErr w:type="spellEnd"/>
-            <w:r>
-              <w:rPr>
-                <w:rFonts w:ascii="Times New Roman" w:hAnsi="Times New Roman" w:cs="Times New Roman"/>
-              </w:rPr>
-              <w:t xml:space="preserve"> tin </w:t>
-            </w:r>
-            <w:proofErr w:type="spellStart"/>
-            <w:r>
-              <w:rPr>
-                <w:rFonts w:ascii="Times New Roman" w:hAnsi="Times New Roman" w:cs="Times New Roman"/>
-              </w:rPr>
-              <w:t>vé</w:t>
+              <w:t>danh</w:t>
             </w:r>
             <w:proofErr w:type="spellEnd"/>
             <w:r>
@@ -1874,49 +1910,51 @@
               <w:rPr>
                 <w:rFonts w:ascii="Times New Roman" w:hAnsi="Times New Roman" w:cs="Times New Roman"/>
               </w:rPr>
-              <w:t>dò</w:t>
-            </w:r>
-            <w:proofErr w:type="spellEnd"/>
-            <w:r>
-              <w:rPr>
-                <w:rFonts w:ascii="Times New Roman" w:hAnsi="Times New Roman" w:cs="Times New Roman"/>
-              </w:rPr>
-              <w:t xml:space="preserve">, </w:t>
-            </w:r>
-            <w:r>
-              <w:rPr>
-                <w:rFonts w:ascii="Times New Roman" w:hAnsi="Times New Roman" w:cs="Times New Roman"/>
-              </w:rPr>
-              <w:t xml:space="preserve">do ADMIN </w:t>
-            </w:r>
-            <w:proofErr w:type="spellStart"/>
-            <w:r>
-              <w:rPr>
-                <w:rFonts w:ascii="Times New Roman" w:hAnsi="Times New Roman" w:cs="Times New Roman"/>
-              </w:rPr>
-              <w:t>tạo</w:t>
-            </w:r>
-            <w:proofErr w:type="spellEnd"/>
-            <w:r>
-              <w:rPr>
-                <w:rFonts w:ascii="Times New Roman" w:hAnsi="Times New Roman" w:cs="Times New Roman"/>
-              </w:rPr>
-              <w:t xml:space="preserve"> (fetch </w:t>
-            </w:r>
-            <w:proofErr w:type="spellStart"/>
-            <w:r>
-              <w:rPr>
-                <w:rFonts w:ascii="Times New Roman" w:hAnsi="Times New Roman" w:cs="Times New Roman"/>
-              </w:rPr>
-              <w:t>từ</w:t>
-            </w:r>
-            <w:proofErr w:type="spellEnd"/>
-            <w:r>
-              <w:rPr>
-                <w:rFonts w:ascii="Times New Roman" w:hAnsi="Times New Roman" w:cs="Times New Roman"/>
-              </w:rPr>
-              <w:t xml:space="preserve"> API)</w:t>
-            </w:r>
+              <w:t>mục</w:t>
+            </w:r>
+            <w:proofErr w:type="spellEnd"/>
+            <w:r>
+              <w:rPr>
+                <w:rFonts w:ascii="Times New Roman" w:hAnsi="Times New Roman" w:cs="Times New Roman"/>
+              </w:rPr>
+              <w:t xml:space="preserve"> </w:t>
+            </w:r>
+            <w:proofErr w:type="spellStart"/>
+            <w:r>
+              <w:rPr>
+                <w:rFonts w:ascii="Times New Roman" w:hAnsi="Times New Roman" w:cs="Times New Roman"/>
+              </w:rPr>
+              <w:t>miền</w:t>
+            </w:r>
+            <w:proofErr w:type="spellEnd"/>
+            <w:r>
+              <w:rPr>
+                <w:rFonts w:ascii="Times New Roman" w:hAnsi="Times New Roman" w:cs="Times New Roman"/>
+              </w:rPr>
+              <w:t>/</w:t>
+            </w:r>
+            <w:proofErr w:type="spellStart"/>
+            <w:r>
+              <w:rPr>
+                <w:rFonts w:ascii="Times New Roman" w:hAnsi="Times New Roman" w:cs="Times New Roman"/>
+              </w:rPr>
+              <w:t>khu</w:t>
+            </w:r>
+            <w:proofErr w:type="spellEnd"/>
+            <w:r>
+              <w:rPr>
+                <w:rFonts w:ascii="Times New Roman" w:hAnsi="Times New Roman" w:cs="Times New Roman"/>
+              </w:rPr>
+              <w:t xml:space="preserve"> </w:t>
+            </w:r>
+            <w:proofErr w:type="spellStart"/>
+            <w:r>
+              <w:rPr>
+                <w:rFonts w:ascii="Times New Roman" w:hAnsi="Times New Roman" w:cs="Times New Roman"/>
+              </w:rPr>
+              <w:t>vực</w:t>
+            </w:r>
+            <w:proofErr w:type="spellEnd"/>
           </w:p>
         </w:tc>
       </w:tr>
@@ -1930,7 +1968,6 @@
               <w:bottom w:val="single" w:sz="4" w:space="0" w:color="auto"/>
               <w:right w:val="single" w:sz="4" w:space="0" w:color="auto"/>
             </w:tcBorders>
-            <w:hideMark/>
           </w:tcPr>
           <w:p>
             <w:pPr>
@@ -1957,23 +1994,21 @@
               <w:bottom w:val="single" w:sz="4" w:space="0" w:color="auto"/>
               <w:right w:val="single" w:sz="4" w:space="0" w:color="auto"/>
             </w:tcBorders>
-            <w:hideMark/>
-          </w:tcPr>
-          <w:p>
-            <w:pPr>
-              <w:ind w:left="0"/>
-              <w:rPr>
-                <w:rFonts w:ascii="Times New Roman" w:hAnsi="Times New Roman" w:cs="Times New Roman"/>
-              </w:rPr>
-            </w:pPr>
-            <w:proofErr w:type="spellStart"/>
-            <w:r>
-              <w:rPr>
-                <w:rFonts w:ascii="Times New Roman" w:hAnsi="Times New Roman" w:cs="Times New Roman"/>
-              </w:rPr>
-              <w:t>lottery_prizes</w:t>
-            </w:r>
-            <w:proofErr w:type="spellEnd"/>
+          </w:tcPr>
+          <w:p>
+            <w:pPr>
+              <w:ind w:left="0"/>
+              <w:rPr>
+                <w:rFonts w:ascii="Times New Roman" w:hAnsi="Times New Roman" w:cs="Times New Roman"/>
+              </w:rPr>
+            </w:pPr>
+            <w:r>
+              <w:rPr>
+                <w:rFonts w:ascii="Times New Roman" w:hAnsi="Times New Roman" w:cs="Times New Roman"/>
+                <w:lang w:val="vi-VN"/>
+              </w:rPr>
+              <w:t>lottery_companies</w:t>
+            </w:r>
           </w:p>
         </w:tc>
         <w:tc>
@@ -1985,127 +2020,27 @@
               <w:bottom w:val="single" w:sz="4" w:space="0" w:color="auto"/>
               <w:right w:val="single" w:sz="4" w:space="0" w:color="auto"/>
             </w:tcBorders>
-            <w:hideMark/>
-          </w:tcPr>
-          <w:p>
-            <w:pPr>
-              <w:ind w:left="0"/>
+          </w:tcPr>
+          <w:p>
+            <w:pPr>
+              <w:ind w:left="0"/>
+              <w:rPr>
+                <w:rFonts w:ascii="Times New Roman" w:hAnsi="Times New Roman" w:cs="Times New Roman"/>
+              </w:rPr>
+            </w:pPr>
+            <w:r>
+              <w:rPr>
+                <w:rFonts w:ascii="Times New Roman" w:hAnsi="Times New Roman" w:cs="Times New Roman"/>
+              </w:rPr>
+              <w:t xml:space="preserve">Lưu </w:t>
+            </w:r>
+            <w:r>
               <w:rPr>
                 <w:rFonts w:ascii="Times New Roman" w:hAnsi="Times New Roman" w:cs="Times New Roman"/>
                 <w:lang w:val="vi-VN"/>
               </w:rPr>
-            </w:pPr>
-            <w:r>
-              <w:rPr>
-                <w:rFonts w:ascii="Times New Roman" w:hAnsi="Times New Roman" w:cs="Times New Roman"/>
-              </w:rPr>
-              <w:t>B</w:t>
-            </w:r>
-            <w:r>
-              <w:rPr>
-                <w:rFonts w:ascii="Times New Roman" w:hAnsi="Times New Roman" w:cs="Times New Roman"/>
-                <w:lang w:val="vi-VN"/>
-              </w:rPr>
-              <w:t>ảng item chứa toàn bộ các giải</w:t>
-            </w:r>
-            <w:r>
-              <w:rPr>
-                <w:rFonts w:ascii="Times New Roman" w:hAnsi="Times New Roman" w:cs="Times New Roman"/>
-              </w:rPr>
-              <w:t xml:space="preserve"> </w:t>
-            </w:r>
-            <w:proofErr w:type="spellStart"/>
-            <w:r>
-              <w:rPr>
-                <w:rFonts w:ascii="Times New Roman" w:hAnsi="Times New Roman" w:cs="Times New Roman"/>
-              </w:rPr>
-              <w:t>ứng</w:t>
-            </w:r>
-            <w:proofErr w:type="spellEnd"/>
-            <w:r>
-              <w:rPr>
-                <w:rFonts w:ascii="Times New Roman" w:hAnsi="Times New Roman" w:cs="Times New Roman"/>
-              </w:rPr>
-              <w:t xml:space="preserve"> </w:t>
-            </w:r>
-            <w:proofErr w:type="spellStart"/>
-            <w:r>
-              <w:rPr>
-                <w:rFonts w:ascii="Times New Roman" w:hAnsi="Times New Roman" w:cs="Times New Roman"/>
-              </w:rPr>
-              <w:t>với</w:t>
-            </w:r>
-            <w:proofErr w:type="spellEnd"/>
-            <w:r>
-              <w:rPr>
-                <w:rFonts w:ascii="Times New Roman" w:hAnsi="Times New Roman" w:cs="Times New Roman"/>
-              </w:rPr>
-              <w:t xml:space="preserve"> </w:t>
-            </w:r>
-            <w:proofErr w:type="spellStart"/>
-            <w:r>
-              <w:rPr>
-                <w:rFonts w:ascii="Times New Roman" w:hAnsi="Times New Roman" w:cs="Times New Roman"/>
-              </w:rPr>
-              <w:t>từng</w:t>
-            </w:r>
-            <w:proofErr w:type="spellEnd"/>
-            <w:r>
-              <w:rPr>
-                <w:rFonts w:ascii="Times New Roman" w:hAnsi="Times New Roman" w:cs="Times New Roman"/>
-              </w:rPr>
-              <w:t xml:space="preserve"> </w:t>
-            </w:r>
-            <w:proofErr w:type="spellStart"/>
-            <w:r>
-              <w:rPr>
-                <w:rFonts w:ascii="Times New Roman" w:hAnsi="Times New Roman" w:cs="Times New Roman"/>
-              </w:rPr>
-              <w:t>vé</w:t>
-            </w:r>
-            <w:proofErr w:type="spellEnd"/>
-            <w:r>
-              <w:rPr>
-                <w:rFonts w:ascii="Times New Roman" w:hAnsi="Times New Roman" w:cs="Times New Roman"/>
-              </w:rPr>
-              <w:t xml:space="preserve"> </w:t>
-            </w:r>
-            <w:proofErr w:type="spellStart"/>
-            <w:r>
-              <w:rPr>
-                <w:rFonts w:ascii="Times New Roman" w:hAnsi="Times New Roman" w:cs="Times New Roman"/>
-              </w:rPr>
-              <w:t>dò</w:t>
-            </w:r>
-            <w:proofErr w:type="spellEnd"/>
-            <w:r>
-              <w:rPr>
-                <w:rFonts w:ascii="Times New Roman" w:hAnsi="Times New Roman" w:cs="Times New Roman"/>
-              </w:rPr>
-              <w:t xml:space="preserve"> </w:t>
-            </w:r>
-            <w:proofErr w:type="spellStart"/>
-            <w:r>
-              <w:rPr>
-                <w:rFonts w:ascii="Times New Roman" w:hAnsi="Times New Roman" w:cs="Times New Roman"/>
-              </w:rPr>
-              <w:t>trong</w:t>
-            </w:r>
-            <w:proofErr w:type="spellEnd"/>
-            <w:r>
-              <w:rPr>
-                <w:rFonts w:ascii="Times New Roman" w:hAnsi="Times New Roman" w:cs="Times New Roman"/>
-              </w:rPr>
-              <w:t xml:space="preserve"> </w:t>
-            </w:r>
-            <w:proofErr w:type="spellStart"/>
-            <w:r>
-              <w:rPr>
-                <w:rFonts w:ascii="Times New Roman" w:hAnsi="Times New Roman" w:cs="Times New Roman"/>
-              </w:rPr>
-              <w:t>lottery_tickets</w:t>
-            </w:r>
-            <w:proofErr w:type="spellEnd"/>
+              <w:t>danh sách công ty xổ số</w:t>
+            </w:r>
           </w:p>
         </w:tc>
       </w:tr>
@@ -2119,6 +2054,106 @@
               <w:bottom w:val="single" w:sz="4" w:space="0" w:color="auto"/>
               <w:right w:val="single" w:sz="4" w:space="0" w:color="auto"/>
             </w:tcBorders>
+          </w:tcPr>
+          <w:p>
+            <w:pPr>
+              <w:ind w:left="0"/>
+              <w:jc w:val="center"/>
+              <w:rPr>
+                <w:rFonts w:ascii="Times New Roman" w:hAnsi="Times New Roman" w:cs="Times New Roman"/>
+              </w:rPr>
+            </w:pPr>
+            <w:r>
+              <w:rPr>
+                <w:rFonts w:ascii="Times New Roman" w:hAnsi="Times New Roman" w:cs="Times New Roman"/>
+              </w:rPr>
+              <w:t>4</w:t>
+            </w:r>
+          </w:p>
+        </w:tc>
+        <w:tc>
+          <w:tcPr>
+            <w:tcW w:w="2268" w:type="dxa"/>
+            <w:tcBorders>
+              <w:top w:val="single" w:sz="4" w:space="0" w:color="auto"/>
+              <w:left w:val="single" w:sz="4" w:space="0" w:color="auto"/>
+              <w:bottom w:val="single" w:sz="4" w:space="0" w:color="auto"/>
+              <w:right w:val="single" w:sz="4" w:space="0" w:color="auto"/>
+            </w:tcBorders>
+          </w:tcPr>
+          <w:p>
+            <w:pPr>
+              <w:ind w:left="0"/>
+              <w:rPr>
+                <w:rFonts w:ascii="Times New Roman" w:hAnsi="Times New Roman" w:cs="Times New Roman"/>
+              </w:rPr>
+            </w:pPr>
+            <w:r>
+              <w:rPr>
+                <w:rFonts w:ascii="Times New Roman" w:hAnsi="Times New Roman" w:cs="Times New Roman"/>
+                <w:lang w:val="vi-VN"/>
+              </w:rPr>
+              <w:t>lottery_prize_configs</w:t>
+            </w:r>
+          </w:p>
+        </w:tc>
+        <w:tc>
+          <w:tcPr>
+            <w:tcW w:w="10773" w:type="dxa"/>
+            <w:tcBorders>
+              <w:top w:val="single" w:sz="4" w:space="0" w:color="auto"/>
+              <w:left w:val="single" w:sz="4" w:space="0" w:color="auto"/>
+              <w:bottom w:val="single" w:sz="4" w:space="0" w:color="auto"/>
+              <w:right w:val="single" w:sz="4" w:space="0" w:color="auto"/>
+            </w:tcBorders>
+          </w:tcPr>
+          <w:p>
+            <w:pPr>
+              <w:ind w:left="0"/>
+              <w:rPr>
+                <w:rFonts w:ascii="Times New Roman" w:hAnsi="Times New Roman" w:cs="Times New Roman"/>
+              </w:rPr>
+            </w:pPr>
+            <w:r>
+              <w:rPr>
+                <w:rFonts w:ascii="Times New Roman" w:hAnsi="Times New Roman" w:cs="Times New Roman"/>
+              </w:rPr>
+              <w:t xml:space="preserve">Lưu </w:t>
+            </w:r>
+            <w:proofErr w:type="spellStart"/>
+            <w:r>
+              <w:rPr>
+                <w:rFonts w:ascii="Times New Roman" w:hAnsi="Times New Roman" w:cs="Times New Roman"/>
+              </w:rPr>
+              <w:t>thông</w:t>
+            </w:r>
+            <w:proofErr w:type="spellEnd"/>
+            <w:r>
+              <w:rPr>
+                <w:rFonts w:ascii="Times New Roman" w:hAnsi="Times New Roman" w:cs="Times New Roman"/>
+              </w:rPr>
+              <w:t xml:space="preserve"> tin </w:t>
+            </w:r>
+            <w:r>
+              <w:rPr>
+                <w:rFonts w:ascii="Times New Roman" w:hAnsi="Times New Roman" w:cs="Times New Roman"/>
+                <w:lang w:val="vi-VN"/>
+              </w:rPr>
+              <w:t>cơ cấu giải thưởng theo miền</w:t>
+            </w:r>
+          </w:p>
+        </w:tc>
+      </w:tr>
+      <w:tr>
+        <w:tc>
+          <w:tcPr>
+            <w:tcW w:w="709" w:type="dxa"/>
+            <w:tcBorders>
+              <w:top w:val="single" w:sz="4" w:space="0" w:color="auto"/>
+              <w:left w:val="single" w:sz="4" w:space="0" w:color="auto"/>
+              <w:bottom w:val="single" w:sz="4" w:space="0" w:color="auto"/>
+              <w:right w:val="single" w:sz="4" w:space="0" w:color="auto"/>
+            </w:tcBorders>
             <w:hideMark/>
           </w:tcPr>
           <w:p>
@@ -2133,7 +2168,355 @@
               <w:rPr>
                 <w:rFonts w:ascii="Times New Roman" w:hAnsi="Times New Roman" w:cs="Times New Roman"/>
               </w:rPr>
-              <w:t>4</w:t>
+              <w:t>5</w:t>
+            </w:r>
+          </w:p>
+        </w:tc>
+        <w:tc>
+          <w:tcPr>
+            <w:tcW w:w="2268" w:type="dxa"/>
+            <w:tcBorders>
+              <w:top w:val="single" w:sz="4" w:space="0" w:color="auto"/>
+              <w:left w:val="single" w:sz="4" w:space="0" w:color="auto"/>
+              <w:bottom w:val="single" w:sz="4" w:space="0" w:color="auto"/>
+              <w:right w:val="single" w:sz="4" w:space="0" w:color="auto"/>
+            </w:tcBorders>
+            <w:hideMark/>
+          </w:tcPr>
+          <w:p>
+            <w:pPr>
+              <w:ind w:left="0"/>
+              <w:rPr>
+                <w:rFonts w:ascii="Times New Roman" w:hAnsi="Times New Roman" w:cs="Times New Roman"/>
+              </w:rPr>
+            </w:pPr>
+            <w:proofErr w:type="spellStart"/>
+            <w:r>
+              <w:rPr>
+                <w:rFonts w:ascii="Times New Roman" w:hAnsi="Times New Roman" w:cs="Times New Roman"/>
+              </w:rPr>
+              <w:t>lottery_tickets</w:t>
+            </w:r>
+            <w:proofErr w:type="spellEnd"/>
+          </w:p>
+        </w:tc>
+        <w:tc>
+          <w:tcPr>
+            <w:tcW w:w="10773" w:type="dxa"/>
+            <w:tcBorders>
+              <w:top w:val="single" w:sz="4" w:space="0" w:color="auto"/>
+              <w:left w:val="single" w:sz="4" w:space="0" w:color="auto"/>
+              <w:bottom w:val="single" w:sz="4" w:space="0" w:color="auto"/>
+              <w:right w:val="single" w:sz="4" w:space="0" w:color="auto"/>
+            </w:tcBorders>
+            <w:hideMark/>
+          </w:tcPr>
+          <w:p>
+            <w:pPr>
+              <w:ind w:left="0"/>
+              <w:rPr>
+                <w:rFonts w:ascii="Times New Roman" w:hAnsi="Times New Roman" w:cs="Times New Roman"/>
+              </w:rPr>
+            </w:pPr>
+            <w:r>
+              <w:rPr>
+                <w:rFonts w:ascii="Times New Roman" w:hAnsi="Times New Roman" w:cs="Times New Roman"/>
+              </w:rPr>
+              <w:t xml:space="preserve">Lưu </w:t>
+            </w:r>
+            <w:proofErr w:type="spellStart"/>
+            <w:r>
+              <w:rPr>
+                <w:rFonts w:ascii="Times New Roman" w:hAnsi="Times New Roman" w:cs="Times New Roman"/>
+              </w:rPr>
+              <w:t>thông</w:t>
+            </w:r>
+            <w:proofErr w:type="spellEnd"/>
+            <w:r>
+              <w:rPr>
+                <w:rFonts w:ascii="Times New Roman" w:hAnsi="Times New Roman" w:cs="Times New Roman"/>
+              </w:rPr>
+              <w:t xml:space="preserve"> tin </w:t>
+            </w:r>
+            <w:proofErr w:type="spellStart"/>
+            <w:r>
+              <w:rPr>
+                <w:rFonts w:ascii="Times New Roman" w:hAnsi="Times New Roman" w:cs="Times New Roman"/>
+              </w:rPr>
+              <w:t>vé</w:t>
+            </w:r>
+            <w:proofErr w:type="spellEnd"/>
+            <w:r>
+              <w:rPr>
+                <w:rFonts w:ascii="Times New Roman" w:hAnsi="Times New Roman" w:cs="Times New Roman"/>
+              </w:rPr>
+              <w:t xml:space="preserve"> </w:t>
+            </w:r>
+            <w:proofErr w:type="spellStart"/>
+            <w:r>
+              <w:rPr>
+                <w:rFonts w:ascii="Times New Roman" w:hAnsi="Times New Roman" w:cs="Times New Roman"/>
+              </w:rPr>
+              <w:t>dò</w:t>
+            </w:r>
+            <w:proofErr w:type="spellEnd"/>
+            <w:r>
+              <w:rPr>
+                <w:rFonts w:ascii="Times New Roman" w:hAnsi="Times New Roman" w:cs="Times New Roman"/>
+              </w:rPr>
+              <w:t xml:space="preserve">, do ADMIN </w:t>
+            </w:r>
+            <w:proofErr w:type="spellStart"/>
+            <w:r>
+              <w:rPr>
+                <w:rFonts w:ascii="Times New Roman" w:hAnsi="Times New Roman" w:cs="Times New Roman"/>
+              </w:rPr>
+              <w:t>tạo</w:t>
+            </w:r>
+            <w:proofErr w:type="spellEnd"/>
+            <w:r>
+              <w:rPr>
+                <w:rFonts w:ascii="Times New Roman" w:hAnsi="Times New Roman" w:cs="Times New Roman"/>
+              </w:rPr>
+              <w:t xml:space="preserve"> (fetch </w:t>
+            </w:r>
+            <w:proofErr w:type="spellStart"/>
+            <w:r>
+              <w:rPr>
+                <w:rFonts w:ascii="Times New Roman" w:hAnsi="Times New Roman" w:cs="Times New Roman"/>
+              </w:rPr>
+              <w:t>từ</w:t>
+            </w:r>
+            <w:proofErr w:type="spellEnd"/>
+            <w:r>
+              <w:rPr>
+                <w:rFonts w:ascii="Times New Roman" w:hAnsi="Times New Roman" w:cs="Times New Roman"/>
+              </w:rPr>
+              <w:t xml:space="preserve"> API)</w:t>
+            </w:r>
+          </w:p>
+        </w:tc>
+      </w:tr>
+      <w:tr>
+        <w:tc>
+          <w:tcPr>
+            <w:tcW w:w="709" w:type="dxa"/>
+            <w:tcBorders>
+              <w:top w:val="single" w:sz="4" w:space="0" w:color="auto"/>
+              <w:left w:val="single" w:sz="4" w:space="0" w:color="auto"/>
+              <w:bottom w:val="single" w:sz="4" w:space="0" w:color="auto"/>
+              <w:right w:val="single" w:sz="4" w:space="0" w:color="auto"/>
+            </w:tcBorders>
+            <w:hideMark/>
+          </w:tcPr>
+          <w:p>
+            <w:pPr>
+              <w:ind w:left="0"/>
+              <w:jc w:val="center"/>
+              <w:rPr>
+                <w:rFonts w:ascii="Times New Roman" w:hAnsi="Times New Roman" w:cs="Times New Roman"/>
+              </w:rPr>
+            </w:pPr>
+            <w:r>
+              <w:rPr>
+                <w:rFonts w:ascii="Times New Roman" w:hAnsi="Times New Roman" w:cs="Times New Roman"/>
+              </w:rPr>
+              <w:t>6</w:t>
+            </w:r>
+          </w:p>
+        </w:tc>
+        <w:tc>
+          <w:tcPr>
+            <w:tcW w:w="2268" w:type="dxa"/>
+            <w:tcBorders>
+              <w:top w:val="single" w:sz="4" w:space="0" w:color="auto"/>
+              <w:left w:val="single" w:sz="4" w:space="0" w:color="auto"/>
+              <w:bottom w:val="single" w:sz="4" w:space="0" w:color="auto"/>
+              <w:right w:val="single" w:sz="4" w:space="0" w:color="auto"/>
+            </w:tcBorders>
+            <w:hideMark/>
+          </w:tcPr>
+          <w:p>
+            <w:pPr>
+              <w:ind w:left="0"/>
+              <w:rPr>
+                <w:rFonts w:ascii="Times New Roman" w:hAnsi="Times New Roman" w:cs="Times New Roman"/>
+              </w:rPr>
+            </w:pPr>
+            <w:proofErr w:type="spellStart"/>
+            <w:r>
+              <w:rPr>
+                <w:rFonts w:ascii="Times New Roman" w:hAnsi="Times New Roman" w:cs="Times New Roman"/>
+              </w:rPr>
+              <w:t>lottery_</w:t>
+            </w:r>
+            <w:r>
+              <w:rPr>
+                <w:rFonts w:ascii="Times New Roman" w:hAnsi="Times New Roman" w:cs="Times New Roman"/>
+              </w:rPr>
+              <w:t>ticket_items</w:t>
+            </w:r>
+            <w:proofErr w:type="spellEnd"/>
+          </w:p>
+        </w:tc>
+        <w:tc>
+          <w:tcPr>
+            <w:tcW w:w="10773" w:type="dxa"/>
+            <w:tcBorders>
+              <w:top w:val="single" w:sz="4" w:space="0" w:color="auto"/>
+              <w:left w:val="single" w:sz="4" w:space="0" w:color="auto"/>
+              <w:bottom w:val="single" w:sz="4" w:space="0" w:color="auto"/>
+              <w:right w:val="single" w:sz="4" w:space="0" w:color="auto"/>
+            </w:tcBorders>
+            <w:hideMark/>
+          </w:tcPr>
+          <w:p>
+            <w:pPr>
+              <w:ind w:left="0"/>
+              <w:rPr>
+                <w:rFonts w:ascii="Times New Roman" w:hAnsi="Times New Roman" w:cs="Times New Roman"/>
+                <w:lang w:val="vi-VN"/>
+              </w:rPr>
+            </w:pPr>
+            <w:r>
+              <w:rPr>
+                <w:rFonts w:ascii="Times New Roman" w:hAnsi="Times New Roman" w:cs="Times New Roman"/>
+              </w:rPr>
+              <w:t>B</w:t>
+            </w:r>
+            <w:r>
+              <w:rPr>
+                <w:rFonts w:ascii="Times New Roman" w:hAnsi="Times New Roman" w:cs="Times New Roman"/>
+                <w:lang w:val="vi-VN"/>
+              </w:rPr>
+              <w:t>ảng item chứa toàn bộ các giải</w:t>
+            </w:r>
+            <w:r>
+              <w:rPr>
+                <w:rFonts w:ascii="Times New Roman" w:hAnsi="Times New Roman" w:cs="Times New Roman"/>
+              </w:rPr>
+              <w:t xml:space="preserve"> </w:t>
+            </w:r>
+            <w:proofErr w:type="spellStart"/>
+            <w:r>
+              <w:rPr>
+                <w:rFonts w:ascii="Times New Roman" w:hAnsi="Times New Roman" w:cs="Times New Roman"/>
+              </w:rPr>
+              <w:t>ứng</w:t>
+            </w:r>
+            <w:proofErr w:type="spellEnd"/>
+            <w:r>
+              <w:rPr>
+                <w:rFonts w:ascii="Times New Roman" w:hAnsi="Times New Roman" w:cs="Times New Roman"/>
+              </w:rPr>
+              <w:t xml:space="preserve"> </w:t>
+            </w:r>
+            <w:proofErr w:type="spellStart"/>
+            <w:r>
+              <w:rPr>
+                <w:rFonts w:ascii="Times New Roman" w:hAnsi="Times New Roman" w:cs="Times New Roman"/>
+              </w:rPr>
+              <w:t>với</w:t>
+            </w:r>
+            <w:proofErr w:type="spellEnd"/>
+            <w:r>
+              <w:rPr>
+                <w:rFonts w:ascii="Times New Roman" w:hAnsi="Times New Roman" w:cs="Times New Roman"/>
+              </w:rPr>
+              <w:t xml:space="preserve"> </w:t>
+            </w:r>
+            <w:proofErr w:type="spellStart"/>
+            <w:r>
+              <w:rPr>
+                <w:rFonts w:ascii="Times New Roman" w:hAnsi="Times New Roman" w:cs="Times New Roman"/>
+              </w:rPr>
+              <w:t>từng</w:t>
+            </w:r>
+            <w:proofErr w:type="spellEnd"/>
+            <w:r>
+              <w:rPr>
+                <w:rFonts w:ascii="Times New Roman" w:hAnsi="Times New Roman" w:cs="Times New Roman"/>
+              </w:rPr>
+              <w:t xml:space="preserve"> </w:t>
+            </w:r>
+            <w:proofErr w:type="spellStart"/>
+            <w:r>
+              <w:rPr>
+                <w:rFonts w:ascii="Times New Roman" w:hAnsi="Times New Roman" w:cs="Times New Roman"/>
+              </w:rPr>
+              <w:t>vé</w:t>
+            </w:r>
+            <w:proofErr w:type="spellEnd"/>
+            <w:r>
+              <w:rPr>
+                <w:rFonts w:ascii="Times New Roman" w:hAnsi="Times New Roman" w:cs="Times New Roman"/>
+              </w:rPr>
+              <w:t xml:space="preserve"> </w:t>
+            </w:r>
+            <w:proofErr w:type="spellStart"/>
+            <w:r>
+              <w:rPr>
+                <w:rFonts w:ascii="Times New Roman" w:hAnsi="Times New Roman" w:cs="Times New Roman"/>
+              </w:rPr>
+              <w:t>dò</w:t>
+            </w:r>
+            <w:proofErr w:type="spellEnd"/>
+            <w:r>
+              <w:rPr>
+                <w:rFonts w:ascii="Times New Roman" w:hAnsi="Times New Roman" w:cs="Times New Roman"/>
+              </w:rPr>
+              <w:t xml:space="preserve"> </w:t>
+            </w:r>
+            <w:proofErr w:type="spellStart"/>
+            <w:r>
+              <w:rPr>
+                <w:rFonts w:ascii="Times New Roman" w:hAnsi="Times New Roman" w:cs="Times New Roman"/>
+              </w:rPr>
+              <w:t>trong</w:t>
+            </w:r>
+            <w:proofErr w:type="spellEnd"/>
+            <w:r>
+              <w:rPr>
+                <w:rFonts w:ascii="Times New Roman" w:hAnsi="Times New Roman" w:cs="Times New Roman"/>
+              </w:rPr>
+              <w:t xml:space="preserve"> </w:t>
+            </w:r>
+            <w:proofErr w:type="spellStart"/>
+            <w:r>
+              <w:rPr>
+                <w:rFonts w:ascii="Times New Roman" w:hAnsi="Times New Roman" w:cs="Times New Roman"/>
+              </w:rPr>
+              <w:t>lottery_tickets</w:t>
+            </w:r>
+            <w:proofErr w:type="spellEnd"/>
+          </w:p>
+        </w:tc>
+      </w:tr>
+      <w:tr>
+        <w:tc>
+          <w:tcPr>
+            <w:tcW w:w="709" w:type="dxa"/>
+            <w:tcBorders>
+              <w:top w:val="single" w:sz="4" w:space="0" w:color="auto"/>
+              <w:left w:val="single" w:sz="4" w:space="0" w:color="auto"/>
+              <w:bottom w:val="single" w:sz="4" w:space="0" w:color="auto"/>
+              <w:right w:val="single" w:sz="4" w:space="0" w:color="auto"/>
+            </w:tcBorders>
+            <w:hideMark/>
+          </w:tcPr>
+          <w:p>
+            <w:pPr>
+              <w:ind w:left="0"/>
+              <w:jc w:val="center"/>
+              <w:rPr>
+                <w:rFonts w:ascii="Times New Roman" w:hAnsi="Times New Roman" w:cs="Times New Roman"/>
+              </w:rPr>
+            </w:pPr>
+            <w:r>
+              <w:rPr>
+                <w:rFonts w:ascii="Times New Roman" w:hAnsi="Times New Roman" w:cs="Times New Roman"/>
+              </w:rPr>
+              <w:t>7</w:t>
             </w:r>
           </w:p>
         </w:tc>
@@ -2782,7 +3165,7 @@
                 <w:sz w:val="18"/>
                 <w:szCs w:val="18"/>
               </w:rPr>
-              <w:t>4</w:t>
+              <w:t>10</w:t>
             </w:r>
           </w:p>
         </w:tc>
@@ -3141,7 +3524,7 @@
                 <w:sz w:val="18"/>
                 <w:szCs w:val="18"/>
               </w:rPr>
-              <w:t>8</w:t>
+              <w:t>150</w:t>
             </w:r>
           </w:p>
         </w:tc>
@@ -3476,7 +3859,7 @@
                 <w:sz w:val="18"/>
                 <w:szCs w:val="18"/>
               </w:rPr>
-              <w:t>8</w:t>
+              <w:t>150</w:t>
             </w:r>
           </w:p>
         </w:tc>
@@ -4613,14 +4996,6 @@
                 <w:szCs w:val="18"/>
               </w:rPr>
             </w:pPr>
-            <w:r>
-              <w:rPr>
-                <w:rFonts w:ascii="Times New Roman" w:hAnsi="Times New Roman" w:cs="Times New Roman"/>
-                <w:sz w:val="18"/>
-                <w:szCs w:val="18"/>
-              </w:rPr>
-              <w:t>8</w:t>
-            </w:r>
           </w:p>
         </w:tc>
         <w:tc>
@@ -5251,6 +5626,14 @@
                 <w:szCs w:val="18"/>
               </w:rPr>
             </w:pPr>
+            <w:r>
+              <w:rPr>
+                <w:rFonts w:ascii="Times New Roman" w:hAnsi="Times New Roman" w:cs="Times New Roman"/>
+                <w:sz w:val="18"/>
+                <w:szCs w:val="18"/>
+              </w:rPr>
+              <w:t>100</w:t>
+            </w:r>
           </w:p>
         </w:tc>
         <w:tc>
@@ -5482,14 +5865,6 @@
               <w:t>khẩu</w:t>
             </w:r>
             <w:proofErr w:type="spellEnd"/>
-            <w:r>
-              <w:rPr>
-                <w:rFonts w:ascii="Times New Roman" w:hAnsi="Times New Roman" w:cs="Times New Roman"/>
-                <w:sz w:val="18"/>
-                <w:szCs w:val="18"/>
-              </w:rPr>
-              <w:t xml:space="preserve"> (UC05)</w:t>
-            </w:r>
           </w:p>
         </w:tc>
       </w:tr>
@@ -6440,11 +6815,4833 @@
     </w:tbl>
     <w:p>
       <w:pPr>
-        <w:ind w:left="0"/>
-        <w:rPr>
-          <w:rFonts w:ascii="Times New Roman" w:hAnsi="Times New Roman" w:cs="Times New Roman"/>
+        <w:pStyle w:val="Heading2"/>
+        <w:numPr>
+          <w:ilvl w:val="1"/>
+          <w:numId w:val="1"/>
+        </w:numPr>
+        <w:rPr>
+          <w:rFonts w:ascii="Times New Roman" w:hAnsi="Times New Roman" w:cs="Times New Roman"/>
+          <w:i w:val="0"/>
+          <w:iCs w:val="0"/>
         </w:rPr>
       </w:pPr>
+      <w:proofErr w:type="spellStart"/>
+      <w:r>
+        <w:rPr>
+          <w:rFonts w:ascii="Times New Roman" w:hAnsi="Times New Roman" w:cs="Times New Roman"/>
+          <w:i w:val="0"/>
+          <w:iCs w:val="0"/>
+        </w:rPr>
+        <w:lastRenderedPageBreak/>
+        <w:t>Bảng</w:t>
+      </w:r>
+      <w:proofErr w:type="spellEnd"/>
+      <w:r>
+        <w:rPr>
+          <w:rFonts w:ascii="Times New Roman" w:hAnsi="Times New Roman" w:cs="Times New Roman"/>
+          <w:i w:val="0"/>
+          <w:iCs w:val="0"/>
+        </w:rPr>
+        <w:t xml:space="preserve"> </w:t>
+      </w:r>
+      <w:proofErr w:type="spellStart"/>
+      <w:r>
+        <w:rPr>
+          <w:rFonts w:ascii="Times New Roman" w:hAnsi="Times New Roman" w:cs="Times New Roman"/>
+          <w:i w:val="0"/>
+          <w:iCs w:val="0"/>
+        </w:rPr>
+        <w:t>lottery_regions</w:t>
+      </w:r>
+      <w:proofErr w:type="spellEnd"/>
+    </w:p>
+    <w:tbl>
+      <w:tblPr>
+        <w:tblW w:w="13750" w:type="dxa"/>
+        <w:tblInd w:w="137" w:type="dxa"/>
+        <w:tblBorders>
+          <w:top w:val="single" w:sz="4" w:space="0" w:color="auto"/>
+          <w:left w:val="single" w:sz="4" w:space="0" w:color="auto"/>
+          <w:bottom w:val="single" w:sz="4" w:space="0" w:color="auto"/>
+          <w:right w:val="single" w:sz="4" w:space="0" w:color="auto"/>
+          <w:insideH w:val="single" w:sz="4" w:space="0" w:color="auto"/>
+          <w:insideV w:val="single" w:sz="4" w:space="0" w:color="auto"/>
+        </w:tblBorders>
+        <w:tblCellMar>
+          <w:left w:w="10" w:type="dxa"/>
+          <w:right w:w="10" w:type="dxa"/>
+        </w:tblCellMar>
+        <w:tblLook w:val="04A0" w:firstRow="1" w:lastRow="0" w:firstColumn="1" w:lastColumn="0" w:noHBand="0" w:noVBand="1"/>
+      </w:tblPr>
+      <w:tblGrid>
+        <w:gridCol w:w="653"/>
+        <w:gridCol w:w="1572"/>
+        <w:gridCol w:w="1938"/>
+        <w:gridCol w:w="702"/>
+        <w:gridCol w:w="696"/>
+        <w:gridCol w:w="703"/>
+        <w:gridCol w:w="540"/>
+        <w:gridCol w:w="2315"/>
+        <w:gridCol w:w="4631"/>
+      </w:tblGrid>
+      <w:tr>
+        <w:tc>
+          <w:tcPr>
+            <w:tcW w:w="653" w:type="dxa"/>
+            <w:tcBorders>
+              <w:top w:val="single" w:sz="4" w:space="0" w:color="auto"/>
+              <w:left w:val="single" w:sz="4" w:space="0" w:color="auto"/>
+              <w:bottom w:val="single" w:sz="4" w:space="0" w:color="auto"/>
+              <w:right w:val="single" w:sz="4" w:space="0" w:color="auto"/>
+            </w:tcBorders>
+            <w:shd w:val="clear" w:color="auto" w:fill="D9D9D9"/>
+            <w:hideMark/>
+          </w:tcPr>
+          <w:p>
+            <w:pPr>
+              <w:ind w:left="0"/>
+              <w:jc w:val="center"/>
+              <w:rPr>
+                <w:rFonts w:ascii="Times New Roman" w:hAnsi="Times New Roman" w:cs="Times New Roman"/>
+                <w:b/>
+                <w:bCs w:val="0"/>
+              </w:rPr>
+            </w:pPr>
+            <w:r>
+              <w:rPr>
+                <w:rFonts w:ascii="Times New Roman" w:hAnsi="Times New Roman" w:cs="Times New Roman"/>
+                <w:b/>
+                <w:bCs w:val="0"/>
+              </w:rPr>
+              <w:t>No</w:t>
+            </w:r>
+          </w:p>
+        </w:tc>
+        <w:tc>
+          <w:tcPr>
+            <w:tcW w:w="1572" w:type="dxa"/>
+            <w:tcBorders>
+              <w:top w:val="single" w:sz="4" w:space="0" w:color="auto"/>
+              <w:left w:val="single" w:sz="4" w:space="0" w:color="auto"/>
+              <w:bottom w:val="single" w:sz="4" w:space="0" w:color="auto"/>
+              <w:right w:val="single" w:sz="4" w:space="0" w:color="auto"/>
+            </w:tcBorders>
+            <w:shd w:val="clear" w:color="auto" w:fill="D9D9D9"/>
+            <w:hideMark/>
+          </w:tcPr>
+          <w:p>
+            <w:pPr>
+              <w:ind w:left="0"/>
+              <w:jc w:val="center"/>
+              <w:rPr>
+                <w:rFonts w:ascii="Times New Roman" w:hAnsi="Times New Roman" w:cs="Times New Roman"/>
+              </w:rPr>
+            </w:pPr>
+            <w:r>
+              <w:rPr>
+                <w:rFonts w:ascii="Times New Roman" w:hAnsi="Times New Roman" w:cs="Times New Roman"/>
+                <w:b/>
+                <w:bCs w:val="0"/>
+              </w:rPr>
+              <w:t>Field Name</w:t>
+            </w:r>
+          </w:p>
+        </w:tc>
+        <w:tc>
+          <w:tcPr>
+            <w:tcW w:w="1938" w:type="dxa"/>
+            <w:tcBorders>
+              <w:top w:val="single" w:sz="4" w:space="0" w:color="auto"/>
+              <w:left w:val="single" w:sz="4" w:space="0" w:color="auto"/>
+              <w:bottom w:val="single" w:sz="4" w:space="0" w:color="auto"/>
+              <w:right w:val="single" w:sz="4" w:space="0" w:color="auto"/>
+            </w:tcBorders>
+            <w:shd w:val="clear" w:color="auto" w:fill="D9D9D9"/>
+          </w:tcPr>
+          <w:p>
+            <w:pPr>
+              <w:ind w:left="0"/>
+              <w:jc w:val="center"/>
+              <w:rPr>
+                <w:rFonts w:ascii="Times New Roman" w:hAnsi="Times New Roman" w:cs="Times New Roman"/>
+                <w:b/>
+                <w:bCs w:val="0"/>
+              </w:rPr>
+            </w:pPr>
+            <w:r>
+              <w:rPr>
+                <w:rFonts w:ascii="Times New Roman" w:hAnsi="Times New Roman" w:cs="Times New Roman"/>
+                <w:b/>
+                <w:bCs w:val="0"/>
+              </w:rPr>
+              <w:t>Type</w:t>
+            </w:r>
+          </w:p>
+        </w:tc>
+        <w:tc>
+          <w:tcPr>
+            <w:tcW w:w="702" w:type="dxa"/>
+            <w:tcBorders>
+              <w:top w:val="single" w:sz="4" w:space="0" w:color="auto"/>
+              <w:left w:val="single" w:sz="4" w:space="0" w:color="auto"/>
+              <w:bottom w:val="single" w:sz="4" w:space="0" w:color="auto"/>
+              <w:right w:val="single" w:sz="4" w:space="0" w:color="auto"/>
+            </w:tcBorders>
+            <w:shd w:val="clear" w:color="auto" w:fill="D9D9D9"/>
+          </w:tcPr>
+          <w:p>
+            <w:pPr>
+              <w:ind w:left="0"/>
+              <w:jc w:val="center"/>
+              <w:rPr>
+                <w:rFonts w:ascii="Times New Roman" w:hAnsi="Times New Roman" w:cs="Times New Roman"/>
+                <w:b/>
+                <w:bCs w:val="0"/>
+              </w:rPr>
+            </w:pPr>
+            <w:r>
+              <w:rPr>
+                <w:rFonts w:ascii="Times New Roman" w:hAnsi="Times New Roman" w:cs="Times New Roman"/>
+                <w:b/>
+                <w:bCs w:val="0"/>
+              </w:rPr>
+              <w:t>Length</w:t>
+            </w:r>
+          </w:p>
+        </w:tc>
+        <w:tc>
+          <w:tcPr>
+            <w:tcW w:w="696" w:type="dxa"/>
+            <w:tcBorders>
+              <w:top w:val="single" w:sz="4" w:space="0" w:color="auto"/>
+              <w:left w:val="single" w:sz="4" w:space="0" w:color="auto"/>
+              <w:bottom w:val="single" w:sz="4" w:space="0" w:color="auto"/>
+              <w:right w:val="single" w:sz="4" w:space="0" w:color="auto"/>
+            </w:tcBorders>
+            <w:shd w:val="clear" w:color="auto" w:fill="D9D9D9"/>
+          </w:tcPr>
+          <w:p>
+            <w:pPr>
+              <w:ind w:left="0"/>
+              <w:jc w:val="center"/>
+              <w:rPr>
+                <w:rFonts w:ascii="Times New Roman" w:hAnsi="Times New Roman" w:cs="Times New Roman"/>
+                <w:b/>
+                <w:bCs w:val="0"/>
+              </w:rPr>
+            </w:pPr>
+            <w:r>
+              <w:rPr>
+                <w:rFonts w:ascii="Times New Roman" w:hAnsi="Times New Roman" w:cs="Times New Roman"/>
+                <w:b/>
+                <w:bCs w:val="0"/>
+              </w:rPr>
+              <w:t>NOT NULL</w:t>
+            </w:r>
+          </w:p>
+        </w:tc>
+        <w:tc>
+          <w:tcPr>
+            <w:tcW w:w="703" w:type="dxa"/>
+            <w:tcBorders>
+              <w:top w:val="single" w:sz="4" w:space="0" w:color="auto"/>
+              <w:left w:val="single" w:sz="4" w:space="0" w:color="auto"/>
+              <w:bottom w:val="single" w:sz="4" w:space="0" w:color="auto"/>
+              <w:right w:val="single" w:sz="4" w:space="0" w:color="auto"/>
+            </w:tcBorders>
+            <w:shd w:val="clear" w:color="auto" w:fill="D9D9D9"/>
+          </w:tcPr>
+          <w:p>
+            <w:pPr>
+              <w:ind w:left="0"/>
+              <w:jc w:val="center"/>
+              <w:rPr>
+                <w:rFonts w:ascii="Times New Roman" w:hAnsi="Times New Roman" w:cs="Times New Roman"/>
+                <w:b/>
+                <w:bCs w:val="0"/>
+              </w:rPr>
+            </w:pPr>
+            <w:r>
+              <w:rPr>
+                <w:rFonts w:ascii="Times New Roman" w:hAnsi="Times New Roman" w:cs="Times New Roman"/>
+                <w:b/>
+                <w:bCs w:val="0"/>
+              </w:rPr>
+              <w:t>Unique</w:t>
+            </w:r>
+          </w:p>
+        </w:tc>
+        <w:tc>
+          <w:tcPr>
+            <w:tcW w:w="540" w:type="dxa"/>
+            <w:tcBorders>
+              <w:top w:val="single" w:sz="4" w:space="0" w:color="auto"/>
+              <w:left w:val="single" w:sz="4" w:space="0" w:color="auto"/>
+              <w:bottom w:val="single" w:sz="4" w:space="0" w:color="auto"/>
+              <w:right w:val="single" w:sz="4" w:space="0" w:color="auto"/>
+            </w:tcBorders>
+            <w:shd w:val="clear" w:color="auto" w:fill="D9D9D9"/>
+          </w:tcPr>
+          <w:p>
+            <w:pPr>
+              <w:ind w:left="0"/>
+              <w:jc w:val="center"/>
+              <w:rPr>
+                <w:rFonts w:ascii="Times New Roman" w:hAnsi="Times New Roman" w:cs="Times New Roman"/>
+                <w:b/>
+                <w:bCs w:val="0"/>
+              </w:rPr>
+            </w:pPr>
+            <w:r>
+              <w:rPr>
+                <w:rFonts w:ascii="Times New Roman" w:hAnsi="Times New Roman" w:cs="Times New Roman"/>
+                <w:b/>
+                <w:bCs w:val="0"/>
+              </w:rPr>
+              <w:t>P/F Key</w:t>
+            </w:r>
+          </w:p>
+        </w:tc>
+        <w:tc>
+          <w:tcPr>
+            <w:tcW w:w="2315" w:type="dxa"/>
+            <w:tcBorders>
+              <w:top w:val="single" w:sz="4" w:space="0" w:color="auto"/>
+              <w:left w:val="single" w:sz="4" w:space="0" w:color="auto"/>
+              <w:bottom w:val="single" w:sz="4" w:space="0" w:color="auto"/>
+              <w:right w:val="single" w:sz="4" w:space="0" w:color="auto"/>
+            </w:tcBorders>
+            <w:shd w:val="clear" w:color="auto" w:fill="D9D9D9"/>
+          </w:tcPr>
+          <w:p>
+            <w:pPr>
+              <w:ind w:left="0"/>
+              <w:jc w:val="center"/>
+              <w:rPr>
+                <w:rFonts w:ascii="Times New Roman" w:hAnsi="Times New Roman" w:cs="Times New Roman"/>
+                <w:b/>
+                <w:bCs w:val="0"/>
+              </w:rPr>
+            </w:pPr>
+            <w:r>
+              <w:rPr>
+                <w:rFonts w:ascii="Times New Roman" w:hAnsi="Times New Roman" w:cs="Times New Roman"/>
+                <w:b/>
+                <w:bCs w:val="0"/>
+              </w:rPr>
+              <w:t>Default</w:t>
+            </w:r>
+          </w:p>
+        </w:tc>
+        <w:tc>
+          <w:tcPr>
+            <w:tcW w:w="4631" w:type="dxa"/>
+            <w:tcBorders>
+              <w:top w:val="single" w:sz="4" w:space="0" w:color="auto"/>
+              <w:left w:val="single" w:sz="4" w:space="0" w:color="auto"/>
+              <w:bottom w:val="single" w:sz="4" w:space="0" w:color="auto"/>
+              <w:right w:val="single" w:sz="4" w:space="0" w:color="auto"/>
+            </w:tcBorders>
+            <w:shd w:val="clear" w:color="auto" w:fill="D9D9D9"/>
+            <w:hideMark/>
+          </w:tcPr>
+          <w:p>
+            <w:pPr>
+              <w:ind w:left="0"/>
+              <w:jc w:val="center"/>
+              <w:rPr>
+                <w:rFonts w:ascii="Times New Roman" w:hAnsi="Times New Roman" w:cs="Times New Roman"/>
+              </w:rPr>
+            </w:pPr>
+            <w:r>
+              <w:rPr>
+                <w:rFonts w:ascii="Times New Roman" w:hAnsi="Times New Roman" w:cs="Times New Roman"/>
+                <w:b/>
+                <w:bCs w:val="0"/>
+              </w:rPr>
+              <w:t>Description</w:t>
+            </w:r>
+          </w:p>
+        </w:tc>
+      </w:tr>
+      <w:tr>
+        <w:tc>
+          <w:tcPr>
+            <w:tcW w:w="653" w:type="dxa"/>
+            <w:tcBorders>
+              <w:top w:val="single" w:sz="4" w:space="0" w:color="auto"/>
+              <w:left w:val="single" w:sz="4" w:space="0" w:color="auto"/>
+              <w:bottom w:val="single" w:sz="4" w:space="0" w:color="auto"/>
+              <w:right w:val="single" w:sz="4" w:space="0" w:color="auto"/>
+            </w:tcBorders>
+            <w:hideMark/>
+          </w:tcPr>
+          <w:p>
+            <w:pPr>
+              <w:ind w:left="0"/>
+              <w:jc w:val="center"/>
+              <w:rPr>
+                <w:rFonts w:ascii="Times New Roman" w:hAnsi="Times New Roman" w:cs="Times New Roman"/>
+              </w:rPr>
+            </w:pPr>
+            <w:r>
+              <w:rPr>
+                <w:rFonts w:ascii="Times New Roman" w:hAnsi="Times New Roman" w:cs="Times New Roman"/>
+                <w:sz w:val="18"/>
+                <w:szCs w:val="18"/>
+              </w:rPr>
+              <w:t>1</w:t>
+            </w:r>
+          </w:p>
+        </w:tc>
+        <w:tc>
+          <w:tcPr>
+            <w:tcW w:w="1572" w:type="dxa"/>
+            <w:tcBorders>
+              <w:top w:val="single" w:sz="4" w:space="0" w:color="auto"/>
+              <w:left w:val="single" w:sz="4" w:space="0" w:color="auto"/>
+              <w:bottom w:val="single" w:sz="4" w:space="0" w:color="auto"/>
+              <w:right w:val="single" w:sz="4" w:space="0" w:color="auto"/>
+            </w:tcBorders>
+            <w:hideMark/>
+          </w:tcPr>
+          <w:p>
+            <w:pPr>
+              <w:ind w:left="0"/>
+              <w:rPr>
+                <w:rFonts w:ascii="Times New Roman" w:hAnsi="Times New Roman" w:cs="Times New Roman"/>
+              </w:rPr>
+            </w:pPr>
+            <w:proofErr w:type="spellStart"/>
+            <w:r>
+              <w:rPr>
+                <w:rFonts w:ascii="Times New Roman" w:hAnsi="Times New Roman" w:cs="Times New Roman"/>
+                <w:sz w:val="18"/>
+                <w:szCs w:val="18"/>
+              </w:rPr>
+              <w:t>region_code</w:t>
+            </w:r>
+            <w:proofErr w:type="spellEnd"/>
+          </w:p>
+        </w:tc>
+        <w:tc>
+          <w:tcPr>
+            <w:tcW w:w="1938" w:type="dxa"/>
+            <w:tcBorders>
+              <w:top w:val="single" w:sz="4" w:space="0" w:color="auto"/>
+              <w:left w:val="single" w:sz="4" w:space="0" w:color="auto"/>
+              <w:bottom w:val="single" w:sz="4" w:space="0" w:color="auto"/>
+              <w:right w:val="single" w:sz="4" w:space="0" w:color="auto"/>
+            </w:tcBorders>
+          </w:tcPr>
+          <w:p>
+            <w:pPr>
+              <w:ind w:left="0"/>
+              <w:rPr>
+                <w:rFonts w:ascii="Times New Roman" w:hAnsi="Times New Roman" w:cs="Times New Roman"/>
+              </w:rPr>
+            </w:pPr>
+            <w:r>
+              <w:rPr>
+                <w:rFonts w:ascii="Times New Roman" w:hAnsi="Times New Roman" w:cs="Times New Roman"/>
+                <w:sz w:val="18"/>
+                <w:szCs w:val="18"/>
+              </w:rPr>
+              <w:t>VARCHAR</w:t>
+            </w:r>
+          </w:p>
+        </w:tc>
+        <w:tc>
+          <w:tcPr>
+            <w:tcW w:w="702" w:type="dxa"/>
+            <w:tcBorders>
+              <w:top w:val="single" w:sz="4" w:space="0" w:color="auto"/>
+              <w:left w:val="single" w:sz="4" w:space="0" w:color="auto"/>
+              <w:bottom w:val="single" w:sz="4" w:space="0" w:color="auto"/>
+              <w:right w:val="single" w:sz="4" w:space="0" w:color="auto"/>
+            </w:tcBorders>
+          </w:tcPr>
+          <w:p>
+            <w:pPr>
+              <w:ind w:left="0"/>
+              <w:rPr>
+                <w:rFonts w:ascii="Times New Roman" w:hAnsi="Times New Roman" w:cs="Times New Roman"/>
+              </w:rPr>
+            </w:pPr>
+            <w:r>
+              <w:rPr>
+                <w:rFonts w:ascii="Times New Roman" w:hAnsi="Times New Roman" w:cs="Times New Roman"/>
+              </w:rPr>
+              <w:t>10</w:t>
+            </w:r>
+          </w:p>
+        </w:tc>
+        <w:tc>
+          <w:tcPr>
+            <w:tcW w:w="696" w:type="dxa"/>
+            <w:tcBorders>
+              <w:top w:val="single" w:sz="4" w:space="0" w:color="auto"/>
+              <w:left w:val="single" w:sz="4" w:space="0" w:color="auto"/>
+              <w:bottom w:val="single" w:sz="4" w:space="0" w:color="auto"/>
+              <w:right w:val="single" w:sz="4" w:space="0" w:color="auto"/>
+            </w:tcBorders>
+          </w:tcPr>
+          <w:p>
+            <w:pPr>
+              <w:ind w:left="0"/>
+              <w:rPr>
+                <w:rFonts w:ascii="Times New Roman" w:hAnsi="Times New Roman" w:cs="Times New Roman"/>
+              </w:rPr>
+            </w:pPr>
+            <w:r>
+              <w:rPr>
+                <w:rFonts w:ascii="Times New Roman" w:hAnsi="Times New Roman" w:cs="Times New Roman"/>
+                <w:sz w:val="18"/>
+                <w:szCs w:val="18"/>
+              </w:rPr>
+              <w:t>x</w:t>
+            </w:r>
+          </w:p>
+        </w:tc>
+        <w:tc>
+          <w:tcPr>
+            <w:tcW w:w="703" w:type="dxa"/>
+            <w:tcBorders>
+              <w:top w:val="single" w:sz="4" w:space="0" w:color="auto"/>
+              <w:left w:val="single" w:sz="4" w:space="0" w:color="auto"/>
+              <w:bottom w:val="single" w:sz="4" w:space="0" w:color="auto"/>
+              <w:right w:val="single" w:sz="4" w:space="0" w:color="auto"/>
+            </w:tcBorders>
+          </w:tcPr>
+          <w:p>
+            <w:pPr>
+              <w:ind w:left="0"/>
+              <w:rPr>
+                <w:rFonts w:ascii="Times New Roman" w:hAnsi="Times New Roman" w:cs="Times New Roman"/>
+              </w:rPr>
+            </w:pPr>
+            <w:r>
+              <w:rPr>
+                <w:rFonts w:ascii="Times New Roman" w:hAnsi="Times New Roman" w:cs="Times New Roman"/>
+              </w:rPr>
+              <w:t>x</w:t>
+            </w:r>
+          </w:p>
+        </w:tc>
+        <w:tc>
+          <w:tcPr>
+            <w:tcW w:w="540" w:type="dxa"/>
+            <w:tcBorders>
+              <w:top w:val="single" w:sz="4" w:space="0" w:color="auto"/>
+              <w:left w:val="single" w:sz="4" w:space="0" w:color="auto"/>
+              <w:bottom w:val="single" w:sz="4" w:space="0" w:color="auto"/>
+              <w:right w:val="single" w:sz="4" w:space="0" w:color="auto"/>
+            </w:tcBorders>
+          </w:tcPr>
+          <w:p>
+            <w:pPr>
+              <w:ind w:left="0"/>
+              <w:rPr>
+                <w:rFonts w:ascii="Times New Roman" w:hAnsi="Times New Roman" w:cs="Times New Roman"/>
+              </w:rPr>
+            </w:pPr>
+            <w:r>
+              <w:rPr>
+                <w:rFonts w:ascii="Times New Roman" w:hAnsi="Times New Roman" w:cs="Times New Roman"/>
+                <w:sz w:val="18"/>
+                <w:szCs w:val="18"/>
+              </w:rPr>
+              <w:t>P</w:t>
+            </w:r>
+          </w:p>
+        </w:tc>
+        <w:tc>
+          <w:tcPr>
+            <w:tcW w:w="2315" w:type="dxa"/>
+            <w:tcBorders>
+              <w:top w:val="single" w:sz="4" w:space="0" w:color="auto"/>
+              <w:left w:val="single" w:sz="4" w:space="0" w:color="auto"/>
+              <w:bottom w:val="single" w:sz="4" w:space="0" w:color="auto"/>
+              <w:right w:val="single" w:sz="4" w:space="0" w:color="auto"/>
+            </w:tcBorders>
+          </w:tcPr>
+          <w:p>
+            <w:pPr>
+              <w:ind w:left="0"/>
+              <w:rPr>
+                <w:rFonts w:ascii="Times New Roman" w:hAnsi="Times New Roman" w:cs="Times New Roman"/>
+              </w:rPr>
+            </w:pPr>
+          </w:p>
+        </w:tc>
+        <w:tc>
+          <w:tcPr>
+            <w:tcW w:w="4631" w:type="dxa"/>
+            <w:tcBorders>
+              <w:top w:val="single" w:sz="4" w:space="0" w:color="auto"/>
+              <w:left w:val="single" w:sz="4" w:space="0" w:color="auto"/>
+              <w:bottom w:val="single" w:sz="4" w:space="0" w:color="auto"/>
+              <w:right w:val="single" w:sz="4" w:space="0" w:color="auto"/>
+            </w:tcBorders>
+            <w:hideMark/>
+          </w:tcPr>
+          <w:p>
+            <w:pPr>
+              <w:ind w:left="0"/>
+              <w:rPr>
+                <w:rFonts w:ascii="Times New Roman" w:hAnsi="Times New Roman" w:cs="Times New Roman"/>
+              </w:rPr>
+            </w:pPr>
+            <w:proofErr w:type="spellStart"/>
+            <w:r>
+              <w:rPr>
+                <w:rFonts w:ascii="Times New Roman" w:hAnsi="Times New Roman" w:cs="Times New Roman"/>
+                <w:sz w:val="18"/>
+                <w:szCs w:val="18"/>
+              </w:rPr>
+              <w:t>Mã</w:t>
+            </w:r>
+            <w:proofErr w:type="spellEnd"/>
+            <w:r>
+              <w:rPr>
+                <w:rFonts w:ascii="Times New Roman" w:hAnsi="Times New Roman" w:cs="Times New Roman"/>
+                <w:sz w:val="18"/>
+                <w:szCs w:val="18"/>
+              </w:rPr>
+              <w:t xml:space="preserve"> </w:t>
+            </w:r>
+            <w:proofErr w:type="spellStart"/>
+            <w:r>
+              <w:rPr>
+                <w:rFonts w:ascii="Times New Roman" w:hAnsi="Times New Roman" w:cs="Times New Roman"/>
+                <w:sz w:val="18"/>
+                <w:szCs w:val="18"/>
+              </w:rPr>
+              <w:t>định</w:t>
+            </w:r>
+            <w:proofErr w:type="spellEnd"/>
+            <w:r>
+              <w:rPr>
+                <w:rFonts w:ascii="Times New Roman" w:hAnsi="Times New Roman" w:cs="Times New Roman"/>
+                <w:sz w:val="18"/>
+                <w:szCs w:val="18"/>
+              </w:rPr>
+              <w:t xml:space="preserve"> </w:t>
+            </w:r>
+            <w:proofErr w:type="spellStart"/>
+            <w:r>
+              <w:rPr>
+                <w:rFonts w:ascii="Times New Roman" w:hAnsi="Times New Roman" w:cs="Times New Roman"/>
+                <w:sz w:val="18"/>
+                <w:szCs w:val="18"/>
+              </w:rPr>
+              <w:t>danh</w:t>
+            </w:r>
+            <w:proofErr w:type="spellEnd"/>
+            <w:r>
+              <w:rPr>
+                <w:rFonts w:ascii="Times New Roman" w:hAnsi="Times New Roman" w:cs="Times New Roman"/>
+                <w:sz w:val="18"/>
+                <w:szCs w:val="18"/>
+              </w:rPr>
+              <w:t xml:space="preserve"> </w:t>
+            </w:r>
+            <w:proofErr w:type="spellStart"/>
+            <w:r>
+              <w:rPr>
+                <w:rFonts w:ascii="Times New Roman" w:hAnsi="Times New Roman" w:cs="Times New Roman"/>
+                <w:sz w:val="18"/>
+                <w:szCs w:val="18"/>
+              </w:rPr>
+              <w:t>miền</w:t>
+            </w:r>
+            <w:proofErr w:type="spellEnd"/>
+          </w:p>
+        </w:tc>
+      </w:tr>
+      <w:tr>
+        <w:tc>
+          <w:tcPr>
+            <w:tcW w:w="653" w:type="dxa"/>
+            <w:tcBorders>
+              <w:top w:val="single" w:sz="4" w:space="0" w:color="auto"/>
+              <w:left w:val="single" w:sz="4" w:space="0" w:color="auto"/>
+              <w:bottom w:val="single" w:sz="4" w:space="0" w:color="auto"/>
+              <w:right w:val="single" w:sz="4" w:space="0" w:color="auto"/>
+            </w:tcBorders>
+            <w:hideMark/>
+          </w:tcPr>
+          <w:p>
+            <w:pPr>
+              <w:ind w:left="0"/>
+              <w:jc w:val="center"/>
+              <w:rPr>
+                <w:rFonts w:ascii="Times New Roman" w:hAnsi="Times New Roman" w:cs="Times New Roman"/>
+              </w:rPr>
+            </w:pPr>
+            <w:r>
+              <w:rPr>
+                <w:rFonts w:ascii="Times New Roman" w:hAnsi="Times New Roman" w:cs="Times New Roman"/>
+                <w:sz w:val="18"/>
+                <w:szCs w:val="18"/>
+              </w:rPr>
+              <w:t>2</w:t>
+            </w:r>
+          </w:p>
+        </w:tc>
+        <w:tc>
+          <w:tcPr>
+            <w:tcW w:w="1572" w:type="dxa"/>
+            <w:tcBorders>
+              <w:top w:val="single" w:sz="4" w:space="0" w:color="auto"/>
+              <w:left w:val="single" w:sz="4" w:space="0" w:color="auto"/>
+              <w:bottom w:val="single" w:sz="4" w:space="0" w:color="auto"/>
+              <w:right w:val="single" w:sz="4" w:space="0" w:color="auto"/>
+            </w:tcBorders>
+            <w:hideMark/>
+          </w:tcPr>
+          <w:p>
+            <w:pPr>
+              <w:ind w:left="0"/>
+              <w:rPr>
+                <w:rFonts w:ascii="Times New Roman" w:hAnsi="Times New Roman" w:cs="Times New Roman"/>
+              </w:rPr>
+            </w:pPr>
+            <w:proofErr w:type="spellStart"/>
+            <w:r>
+              <w:rPr>
+                <w:rFonts w:ascii="Times New Roman" w:hAnsi="Times New Roman" w:cs="Times New Roman"/>
+                <w:sz w:val="18"/>
+                <w:szCs w:val="18"/>
+              </w:rPr>
+              <w:t>region_name</w:t>
+            </w:r>
+            <w:proofErr w:type="spellEnd"/>
+          </w:p>
+        </w:tc>
+        <w:tc>
+          <w:tcPr>
+            <w:tcW w:w="1938" w:type="dxa"/>
+            <w:tcBorders>
+              <w:top w:val="single" w:sz="4" w:space="0" w:color="auto"/>
+              <w:left w:val="single" w:sz="4" w:space="0" w:color="auto"/>
+              <w:bottom w:val="single" w:sz="4" w:space="0" w:color="auto"/>
+              <w:right w:val="single" w:sz="4" w:space="0" w:color="auto"/>
+            </w:tcBorders>
+          </w:tcPr>
+          <w:p>
+            <w:pPr>
+              <w:ind w:left="0"/>
+              <w:rPr>
+                <w:rFonts w:ascii="Times New Roman" w:hAnsi="Times New Roman" w:cs="Times New Roman"/>
+              </w:rPr>
+            </w:pPr>
+            <w:r>
+              <w:rPr>
+                <w:rFonts w:ascii="Times New Roman" w:hAnsi="Times New Roman" w:cs="Times New Roman"/>
+                <w:sz w:val="18"/>
+                <w:szCs w:val="18"/>
+              </w:rPr>
+              <w:t>VARCHAR</w:t>
+            </w:r>
+          </w:p>
+        </w:tc>
+        <w:tc>
+          <w:tcPr>
+            <w:tcW w:w="702" w:type="dxa"/>
+            <w:tcBorders>
+              <w:top w:val="single" w:sz="4" w:space="0" w:color="auto"/>
+              <w:left w:val="single" w:sz="4" w:space="0" w:color="auto"/>
+              <w:bottom w:val="single" w:sz="4" w:space="0" w:color="auto"/>
+              <w:right w:val="single" w:sz="4" w:space="0" w:color="auto"/>
+            </w:tcBorders>
+          </w:tcPr>
+          <w:p>
+            <w:pPr>
+              <w:ind w:left="0"/>
+              <w:rPr>
+                <w:rFonts w:ascii="Times New Roman" w:hAnsi="Times New Roman" w:cs="Times New Roman"/>
+              </w:rPr>
+            </w:pPr>
+            <w:r>
+              <w:rPr>
+                <w:rFonts w:ascii="Times New Roman" w:hAnsi="Times New Roman" w:cs="Times New Roman"/>
+                <w:sz w:val="18"/>
+                <w:szCs w:val="18"/>
+              </w:rPr>
+              <w:t>50</w:t>
+            </w:r>
+          </w:p>
+        </w:tc>
+        <w:tc>
+          <w:tcPr>
+            <w:tcW w:w="696" w:type="dxa"/>
+            <w:tcBorders>
+              <w:top w:val="single" w:sz="4" w:space="0" w:color="auto"/>
+              <w:left w:val="single" w:sz="4" w:space="0" w:color="auto"/>
+              <w:bottom w:val="single" w:sz="4" w:space="0" w:color="auto"/>
+              <w:right w:val="single" w:sz="4" w:space="0" w:color="auto"/>
+            </w:tcBorders>
+          </w:tcPr>
+          <w:p>
+            <w:pPr>
+              <w:ind w:left="0"/>
+              <w:rPr>
+                <w:rFonts w:ascii="Times New Roman" w:hAnsi="Times New Roman" w:cs="Times New Roman"/>
+              </w:rPr>
+            </w:pPr>
+            <w:r>
+              <w:rPr>
+                <w:rFonts w:ascii="Times New Roman" w:hAnsi="Times New Roman" w:cs="Times New Roman"/>
+                <w:sz w:val="18"/>
+                <w:szCs w:val="18"/>
+              </w:rPr>
+              <w:t>x</w:t>
+            </w:r>
+          </w:p>
+        </w:tc>
+        <w:tc>
+          <w:tcPr>
+            <w:tcW w:w="703" w:type="dxa"/>
+            <w:tcBorders>
+              <w:top w:val="single" w:sz="4" w:space="0" w:color="auto"/>
+              <w:left w:val="single" w:sz="4" w:space="0" w:color="auto"/>
+              <w:bottom w:val="single" w:sz="4" w:space="0" w:color="auto"/>
+              <w:right w:val="single" w:sz="4" w:space="0" w:color="auto"/>
+            </w:tcBorders>
+          </w:tcPr>
+          <w:p>
+            <w:pPr>
+              <w:ind w:left="0"/>
+              <w:rPr>
+                <w:rFonts w:ascii="Times New Roman" w:hAnsi="Times New Roman" w:cs="Times New Roman"/>
+              </w:rPr>
+            </w:pPr>
+          </w:p>
+        </w:tc>
+        <w:tc>
+          <w:tcPr>
+            <w:tcW w:w="540" w:type="dxa"/>
+            <w:tcBorders>
+              <w:top w:val="single" w:sz="4" w:space="0" w:color="auto"/>
+              <w:left w:val="single" w:sz="4" w:space="0" w:color="auto"/>
+              <w:bottom w:val="single" w:sz="4" w:space="0" w:color="auto"/>
+              <w:right w:val="single" w:sz="4" w:space="0" w:color="auto"/>
+            </w:tcBorders>
+          </w:tcPr>
+          <w:p>
+            <w:pPr>
+              <w:ind w:left="0"/>
+              <w:rPr>
+                <w:rFonts w:ascii="Times New Roman" w:hAnsi="Times New Roman" w:cs="Times New Roman"/>
+              </w:rPr>
+            </w:pPr>
+          </w:p>
+        </w:tc>
+        <w:tc>
+          <w:tcPr>
+            <w:tcW w:w="2315" w:type="dxa"/>
+            <w:tcBorders>
+              <w:top w:val="single" w:sz="4" w:space="0" w:color="auto"/>
+              <w:left w:val="single" w:sz="4" w:space="0" w:color="auto"/>
+              <w:bottom w:val="single" w:sz="4" w:space="0" w:color="auto"/>
+              <w:right w:val="single" w:sz="4" w:space="0" w:color="auto"/>
+            </w:tcBorders>
+          </w:tcPr>
+          <w:p>
+            <w:pPr>
+              <w:ind w:left="0"/>
+              <w:rPr>
+                <w:rFonts w:ascii="Times New Roman" w:hAnsi="Times New Roman" w:cs="Times New Roman"/>
+              </w:rPr>
+            </w:pPr>
+          </w:p>
+        </w:tc>
+        <w:tc>
+          <w:tcPr>
+            <w:tcW w:w="4631" w:type="dxa"/>
+            <w:tcBorders>
+              <w:top w:val="single" w:sz="4" w:space="0" w:color="auto"/>
+              <w:left w:val="single" w:sz="4" w:space="0" w:color="auto"/>
+              <w:bottom w:val="single" w:sz="4" w:space="0" w:color="auto"/>
+              <w:right w:val="single" w:sz="4" w:space="0" w:color="auto"/>
+            </w:tcBorders>
+            <w:hideMark/>
+          </w:tcPr>
+          <w:p>
+            <w:pPr>
+              <w:ind w:left="0"/>
+              <w:rPr>
+                <w:rFonts w:ascii="Times New Roman" w:hAnsi="Times New Roman" w:cs="Times New Roman"/>
+              </w:rPr>
+            </w:pPr>
+            <w:proofErr w:type="spellStart"/>
+            <w:r>
+              <w:rPr>
+                <w:rFonts w:ascii="Times New Roman" w:hAnsi="Times New Roman" w:cs="Times New Roman"/>
+                <w:sz w:val="18"/>
+                <w:szCs w:val="18"/>
+              </w:rPr>
+              <w:t>Tên</w:t>
+            </w:r>
+            <w:proofErr w:type="spellEnd"/>
+            <w:r>
+              <w:rPr>
+                <w:rFonts w:ascii="Times New Roman" w:hAnsi="Times New Roman" w:cs="Times New Roman"/>
+                <w:sz w:val="18"/>
+                <w:szCs w:val="18"/>
+              </w:rPr>
+              <w:t xml:space="preserve"> </w:t>
+            </w:r>
+            <w:proofErr w:type="spellStart"/>
+            <w:r>
+              <w:rPr>
+                <w:rFonts w:ascii="Times New Roman" w:hAnsi="Times New Roman" w:cs="Times New Roman"/>
+                <w:sz w:val="18"/>
+                <w:szCs w:val="18"/>
+              </w:rPr>
+              <w:t>miền</w:t>
+            </w:r>
+            <w:proofErr w:type="spellEnd"/>
+          </w:p>
+        </w:tc>
+      </w:tr>
+    </w:tbl>
+    <w:p>
+      <w:pPr>
+        <w:pStyle w:val="Heading2"/>
+        <w:numPr>
+          <w:ilvl w:val="1"/>
+          <w:numId w:val="1"/>
+        </w:numPr>
+        <w:rPr>
+          <w:rFonts w:ascii="Times New Roman" w:hAnsi="Times New Roman" w:cs="Times New Roman"/>
+          <w:i w:val="0"/>
+          <w:iCs w:val="0"/>
+        </w:rPr>
+      </w:pPr>
+      <w:proofErr w:type="spellStart"/>
+      <w:r>
+        <w:rPr>
+          <w:rFonts w:ascii="Times New Roman" w:hAnsi="Times New Roman" w:cs="Times New Roman"/>
+          <w:i w:val="0"/>
+          <w:iCs w:val="0"/>
+        </w:rPr>
+        <w:t>Bảng</w:t>
+      </w:r>
+      <w:proofErr w:type="spellEnd"/>
+      <w:r>
+        <w:rPr>
+          <w:rFonts w:ascii="Times New Roman" w:hAnsi="Times New Roman" w:cs="Times New Roman"/>
+          <w:i w:val="0"/>
+          <w:iCs w:val="0"/>
+        </w:rPr>
+        <w:t xml:space="preserve"> </w:t>
+      </w:r>
+      <w:proofErr w:type="spellStart"/>
+      <w:r>
+        <w:rPr>
+          <w:rFonts w:ascii="Times New Roman" w:hAnsi="Times New Roman" w:cs="Times New Roman"/>
+          <w:i w:val="0"/>
+          <w:iCs w:val="0"/>
+        </w:rPr>
+        <w:t>lottery_co</w:t>
+      </w:r>
+      <w:r>
+        <w:rPr>
+          <w:rFonts w:ascii="Times New Roman" w:hAnsi="Times New Roman" w:cs="Times New Roman"/>
+          <w:i w:val="0"/>
+          <w:iCs w:val="0"/>
+        </w:rPr>
+        <w:t>m</w:t>
+      </w:r>
+      <w:r>
+        <w:rPr>
+          <w:rFonts w:ascii="Times New Roman" w:hAnsi="Times New Roman" w:cs="Times New Roman"/>
+          <w:i w:val="0"/>
+          <w:iCs w:val="0"/>
+        </w:rPr>
+        <w:t>panies</w:t>
+      </w:r>
+      <w:proofErr w:type="spellEnd"/>
+    </w:p>
+    <w:tbl>
+      <w:tblPr>
+        <w:tblW w:w="13750" w:type="dxa"/>
+        <w:tblInd w:w="137" w:type="dxa"/>
+        <w:tblBorders>
+          <w:top w:val="single" w:sz="4" w:space="0" w:color="auto"/>
+          <w:left w:val="single" w:sz="4" w:space="0" w:color="auto"/>
+          <w:bottom w:val="single" w:sz="4" w:space="0" w:color="auto"/>
+          <w:right w:val="single" w:sz="4" w:space="0" w:color="auto"/>
+          <w:insideH w:val="single" w:sz="4" w:space="0" w:color="auto"/>
+          <w:insideV w:val="single" w:sz="4" w:space="0" w:color="auto"/>
+        </w:tblBorders>
+        <w:tblCellMar>
+          <w:left w:w="10" w:type="dxa"/>
+          <w:right w:w="10" w:type="dxa"/>
+        </w:tblCellMar>
+        <w:tblLook w:val="04A0" w:firstRow="1" w:lastRow="0" w:firstColumn="1" w:lastColumn="0" w:noHBand="0" w:noVBand="1"/>
+      </w:tblPr>
+      <w:tblGrid>
+        <w:gridCol w:w="653"/>
+        <w:gridCol w:w="1572"/>
+        <w:gridCol w:w="1938"/>
+        <w:gridCol w:w="702"/>
+        <w:gridCol w:w="696"/>
+        <w:gridCol w:w="703"/>
+        <w:gridCol w:w="540"/>
+        <w:gridCol w:w="2315"/>
+        <w:gridCol w:w="4631"/>
+      </w:tblGrid>
+      <w:tr>
+        <w:tc>
+          <w:tcPr>
+            <w:tcW w:w="653" w:type="dxa"/>
+            <w:tcBorders>
+              <w:top w:val="single" w:sz="4" w:space="0" w:color="auto"/>
+              <w:left w:val="single" w:sz="4" w:space="0" w:color="auto"/>
+              <w:bottom w:val="single" w:sz="4" w:space="0" w:color="auto"/>
+              <w:right w:val="single" w:sz="4" w:space="0" w:color="auto"/>
+            </w:tcBorders>
+            <w:shd w:val="clear" w:color="auto" w:fill="D9D9D9"/>
+            <w:hideMark/>
+          </w:tcPr>
+          <w:p>
+            <w:pPr>
+              <w:ind w:left="0"/>
+              <w:jc w:val="center"/>
+              <w:rPr>
+                <w:rFonts w:ascii="Times New Roman" w:hAnsi="Times New Roman" w:cs="Times New Roman"/>
+                <w:b/>
+                <w:bCs w:val="0"/>
+              </w:rPr>
+            </w:pPr>
+            <w:r>
+              <w:rPr>
+                <w:rFonts w:ascii="Times New Roman" w:hAnsi="Times New Roman" w:cs="Times New Roman"/>
+                <w:b/>
+                <w:bCs w:val="0"/>
+              </w:rPr>
+              <w:t>No</w:t>
+            </w:r>
+          </w:p>
+        </w:tc>
+        <w:tc>
+          <w:tcPr>
+            <w:tcW w:w="1572" w:type="dxa"/>
+            <w:tcBorders>
+              <w:top w:val="single" w:sz="4" w:space="0" w:color="auto"/>
+              <w:left w:val="single" w:sz="4" w:space="0" w:color="auto"/>
+              <w:bottom w:val="single" w:sz="4" w:space="0" w:color="auto"/>
+              <w:right w:val="single" w:sz="4" w:space="0" w:color="auto"/>
+            </w:tcBorders>
+            <w:shd w:val="clear" w:color="auto" w:fill="D9D9D9"/>
+            <w:hideMark/>
+          </w:tcPr>
+          <w:p>
+            <w:pPr>
+              <w:ind w:left="0"/>
+              <w:jc w:val="center"/>
+              <w:rPr>
+                <w:rFonts w:ascii="Times New Roman" w:hAnsi="Times New Roman" w:cs="Times New Roman"/>
+              </w:rPr>
+            </w:pPr>
+            <w:r>
+              <w:rPr>
+                <w:rFonts w:ascii="Times New Roman" w:hAnsi="Times New Roman" w:cs="Times New Roman"/>
+                <w:b/>
+                <w:bCs w:val="0"/>
+              </w:rPr>
+              <w:t>Field Name</w:t>
+            </w:r>
+          </w:p>
+        </w:tc>
+        <w:tc>
+          <w:tcPr>
+            <w:tcW w:w="1938" w:type="dxa"/>
+            <w:tcBorders>
+              <w:top w:val="single" w:sz="4" w:space="0" w:color="auto"/>
+              <w:left w:val="single" w:sz="4" w:space="0" w:color="auto"/>
+              <w:bottom w:val="single" w:sz="4" w:space="0" w:color="auto"/>
+              <w:right w:val="single" w:sz="4" w:space="0" w:color="auto"/>
+            </w:tcBorders>
+            <w:shd w:val="clear" w:color="auto" w:fill="D9D9D9"/>
+          </w:tcPr>
+          <w:p>
+            <w:pPr>
+              <w:ind w:left="0"/>
+              <w:jc w:val="center"/>
+              <w:rPr>
+                <w:rFonts w:ascii="Times New Roman" w:hAnsi="Times New Roman" w:cs="Times New Roman"/>
+                <w:b/>
+                <w:bCs w:val="0"/>
+              </w:rPr>
+            </w:pPr>
+            <w:r>
+              <w:rPr>
+                <w:rFonts w:ascii="Times New Roman" w:hAnsi="Times New Roman" w:cs="Times New Roman"/>
+                <w:b/>
+                <w:bCs w:val="0"/>
+              </w:rPr>
+              <w:t>Type</w:t>
+            </w:r>
+          </w:p>
+        </w:tc>
+        <w:tc>
+          <w:tcPr>
+            <w:tcW w:w="702" w:type="dxa"/>
+            <w:tcBorders>
+              <w:top w:val="single" w:sz="4" w:space="0" w:color="auto"/>
+              <w:left w:val="single" w:sz="4" w:space="0" w:color="auto"/>
+              <w:bottom w:val="single" w:sz="4" w:space="0" w:color="auto"/>
+              <w:right w:val="single" w:sz="4" w:space="0" w:color="auto"/>
+            </w:tcBorders>
+            <w:shd w:val="clear" w:color="auto" w:fill="D9D9D9"/>
+          </w:tcPr>
+          <w:p>
+            <w:pPr>
+              <w:ind w:left="0"/>
+              <w:jc w:val="center"/>
+              <w:rPr>
+                <w:rFonts w:ascii="Times New Roman" w:hAnsi="Times New Roman" w:cs="Times New Roman"/>
+                <w:b/>
+                <w:bCs w:val="0"/>
+              </w:rPr>
+            </w:pPr>
+            <w:r>
+              <w:rPr>
+                <w:rFonts w:ascii="Times New Roman" w:hAnsi="Times New Roman" w:cs="Times New Roman"/>
+                <w:b/>
+                <w:bCs w:val="0"/>
+              </w:rPr>
+              <w:t>Length</w:t>
+            </w:r>
+          </w:p>
+        </w:tc>
+        <w:tc>
+          <w:tcPr>
+            <w:tcW w:w="696" w:type="dxa"/>
+            <w:tcBorders>
+              <w:top w:val="single" w:sz="4" w:space="0" w:color="auto"/>
+              <w:left w:val="single" w:sz="4" w:space="0" w:color="auto"/>
+              <w:bottom w:val="single" w:sz="4" w:space="0" w:color="auto"/>
+              <w:right w:val="single" w:sz="4" w:space="0" w:color="auto"/>
+            </w:tcBorders>
+            <w:shd w:val="clear" w:color="auto" w:fill="D9D9D9"/>
+          </w:tcPr>
+          <w:p>
+            <w:pPr>
+              <w:ind w:left="0"/>
+              <w:jc w:val="center"/>
+              <w:rPr>
+                <w:rFonts w:ascii="Times New Roman" w:hAnsi="Times New Roman" w:cs="Times New Roman"/>
+                <w:b/>
+                <w:bCs w:val="0"/>
+              </w:rPr>
+            </w:pPr>
+            <w:r>
+              <w:rPr>
+                <w:rFonts w:ascii="Times New Roman" w:hAnsi="Times New Roman" w:cs="Times New Roman"/>
+                <w:b/>
+                <w:bCs w:val="0"/>
+              </w:rPr>
+              <w:t>NOT NULL</w:t>
+            </w:r>
+          </w:p>
+        </w:tc>
+        <w:tc>
+          <w:tcPr>
+            <w:tcW w:w="703" w:type="dxa"/>
+            <w:tcBorders>
+              <w:top w:val="single" w:sz="4" w:space="0" w:color="auto"/>
+              <w:left w:val="single" w:sz="4" w:space="0" w:color="auto"/>
+              <w:bottom w:val="single" w:sz="4" w:space="0" w:color="auto"/>
+              <w:right w:val="single" w:sz="4" w:space="0" w:color="auto"/>
+            </w:tcBorders>
+            <w:shd w:val="clear" w:color="auto" w:fill="D9D9D9"/>
+          </w:tcPr>
+          <w:p>
+            <w:pPr>
+              <w:ind w:left="0"/>
+              <w:jc w:val="center"/>
+              <w:rPr>
+                <w:rFonts w:ascii="Times New Roman" w:hAnsi="Times New Roman" w:cs="Times New Roman"/>
+                <w:b/>
+                <w:bCs w:val="0"/>
+              </w:rPr>
+            </w:pPr>
+            <w:r>
+              <w:rPr>
+                <w:rFonts w:ascii="Times New Roman" w:hAnsi="Times New Roman" w:cs="Times New Roman"/>
+                <w:b/>
+                <w:bCs w:val="0"/>
+              </w:rPr>
+              <w:t>Unique</w:t>
+            </w:r>
+          </w:p>
+        </w:tc>
+        <w:tc>
+          <w:tcPr>
+            <w:tcW w:w="540" w:type="dxa"/>
+            <w:tcBorders>
+              <w:top w:val="single" w:sz="4" w:space="0" w:color="auto"/>
+              <w:left w:val="single" w:sz="4" w:space="0" w:color="auto"/>
+              <w:bottom w:val="single" w:sz="4" w:space="0" w:color="auto"/>
+              <w:right w:val="single" w:sz="4" w:space="0" w:color="auto"/>
+            </w:tcBorders>
+            <w:shd w:val="clear" w:color="auto" w:fill="D9D9D9"/>
+          </w:tcPr>
+          <w:p>
+            <w:pPr>
+              <w:ind w:left="0"/>
+              <w:jc w:val="center"/>
+              <w:rPr>
+                <w:rFonts w:ascii="Times New Roman" w:hAnsi="Times New Roman" w:cs="Times New Roman"/>
+                <w:b/>
+                <w:bCs w:val="0"/>
+              </w:rPr>
+            </w:pPr>
+            <w:r>
+              <w:rPr>
+                <w:rFonts w:ascii="Times New Roman" w:hAnsi="Times New Roman" w:cs="Times New Roman"/>
+                <w:b/>
+                <w:bCs w:val="0"/>
+              </w:rPr>
+              <w:t>P/F Key</w:t>
+            </w:r>
+          </w:p>
+        </w:tc>
+        <w:tc>
+          <w:tcPr>
+            <w:tcW w:w="2315" w:type="dxa"/>
+            <w:tcBorders>
+              <w:top w:val="single" w:sz="4" w:space="0" w:color="auto"/>
+              <w:left w:val="single" w:sz="4" w:space="0" w:color="auto"/>
+              <w:bottom w:val="single" w:sz="4" w:space="0" w:color="auto"/>
+              <w:right w:val="single" w:sz="4" w:space="0" w:color="auto"/>
+            </w:tcBorders>
+            <w:shd w:val="clear" w:color="auto" w:fill="D9D9D9"/>
+          </w:tcPr>
+          <w:p>
+            <w:pPr>
+              <w:ind w:left="0"/>
+              <w:jc w:val="center"/>
+              <w:rPr>
+                <w:rFonts w:ascii="Times New Roman" w:hAnsi="Times New Roman" w:cs="Times New Roman"/>
+                <w:b/>
+                <w:bCs w:val="0"/>
+              </w:rPr>
+            </w:pPr>
+            <w:r>
+              <w:rPr>
+                <w:rFonts w:ascii="Times New Roman" w:hAnsi="Times New Roman" w:cs="Times New Roman"/>
+                <w:b/>
+                <w:bCs w:val="0"/>
+              </w:rPr>
+              <w:t>Default</w:t>
+            </w:r>
+          </w:p>
+        </w:tc>
+        <w:tc>
+          <w:tcPr>
+            <w:tcW w:w="4631" w:type="dxa"/>
+            <w:tcBorders>
+              <w:top w:val="single" w:sz="4" w:space="0" w:color="auto"/>
+              <w:left w:val="single" w:sz="4" w:space="0" w:color="auto"/>
+              <w:bottom w:val="single" w:sz="4" w:space="0" w:color="auto"/>
+              <w:right w:val="single" w:sz="4" w:space="0" w:color="auto"/>
+            </w:tcBorders>
+            <w:shd w:val="clear" w:color="auto" w:fill="D9D9D9"/>
+            <w:hideMark/>
+          </w:tcPr>
+          <w:p>
+            <w:pPr>
+              <w:ind w:left="0"/>
+              <w:jc w:val="center"/>
+              <w:rPr>
+                <w:rFonts w:ascii="Times New Roman" w:hAnsi="Times New Roman" w:cs="Times New Roman"/>
+              </w:rPr>
+            </w:pPr>
+            <w:r>
+              <w:rPr>
+                <w:rFonts w:ascii="Times New Roman" w:hAnsi="Times New Roman" w:cs="Times New Roman"/>
+                <w:b/>
+                <w:bCs w:val="0"/>
+              </w:rPr>
+              <w:t>Description</w:t>
+            </w:r>
+          </w:p>
+        </w:tc>
+      </w:tr>
+      <w:tr>
+        <w:tc>
+          <w:tcPr>
+            <w:tcW w:w="653" w:type="dxa"/>
+            <w:tcBorders>
+              <w:top w:val="single" w:sz="4" w:space="0" w:color="auto"/>
+              <w:left w:val="single" w:sz="4" w:space="0" w:color="auto"/>
+              <w:bottom w:val="single" w:sz="4" w:space="0" w:color="auto"/>
+              <w:right w:val="single" w:sz="4" w:space="0" w:color="auto"/>
+            </w:tcBorders>
+            <w:hideMark/>
+          </w:tcPr>
+          <w:p>
+            <w:pPr>
+              <w:ind w:left="0"/>
+              <w:jc w:val="center"/>
+              <w:rPr>
+                <w:rFonts w:ascii="Times New Roman" w:hAnsi="Times New Roman" w:cs="Times New Roman"/>
+              </w:rPr>
+            </w:pPr>
+            <w:r>
+              <w:rPr>
+                <w:rFonts w:ascii="Times New Roman" w:hAnsi="Times New Roman" w:cs="Times New Roman"/>
+                <w:sz w:val="18"/>
+                <w:szCs w:val="18"/>
+              </w:rPr>
+              <w:t>1</w:t>
+            </w:r>
+          </w:p>
+        </w:tc>
+        <w:tc>
+          <w:tcPr>
+            <w:tcW w:w="1572" w:type="dxa"/>
+            <w:tcBorders>
+              <w:top w:val="single" w:sz="4" w:space="0" w:color="auto"/>
+              <w:left w:val="single" w:sz="4" w:space="0" w:color="auto"/>
+              <w:bottom w:val="single" w:sz="4" w:space="0" w:color="auto"/>
+              <w:right w:val="single" w:sz="4" w:space="0" w:color="auto"/>
+            </w:tcBorders>
+            <w:hideMark/>
+          </w:tcPr>
+          <w:p>
+            <w:pPr>
+              <w:ind w:left="0"/>
+              <w:rPr>
+                <w:rFonts w:ascii="Times New Roman" w:hAnsi="Times New Roman" w:cs="Times New Roman"/>
+              </w:rPr>
+            </w:pPr>
+            <w:proofErr w:type="spellStart"/>
+            <w:r>
+              <w:rPr>
+                <w:rFonts w:ascii="Times New Roman" w:hAnsi="Times New Roman" w:cs="Times New Roman"/>
+                <w:sz w:val="18"/>
+                <w:szCs w:val="18"/>
+              </w:rPr>
+              <w:t>company_code</w:t>
+            </w:r>
+            <w:proofErr w:type="spellEnd"/>
+          </w:p>
+        </w:tc>
+        <w:tc>
+          <w:tcPr>
+            <w:tcW w:w="1938" w:type="dxa"/>
+            <w:tcBorders>
+              <w:top w:val="single" w:sz="4" w:space="0" w:color="auto"/>
+              <w:left w:val="single" w:sz="4" w:space="0" w:color="auto"/>
+              <w:bottom w:val="single" w:sz="4" w:space="0" w:color="auto"/>
+              <w:right w:val="single" w:sz="4" w:space="0" w:color="auto"/>
+            </w:tcBorders>
+          </w:tcPr>
+          <w:p>
+            <w:pPr>
+              <w:ind w:left="0"/>
+              <w:rPr>
+                <w:rFonts w:ascii="Times New Roman" w:hAnsi="Times New Roman" w:cs="Times New Roman"/>
+              </w:rPr>
+            </w:pPr>
+            <w:r>
+              <w:rPr>
+                <w:rFonts w:ascii="Times New Roman" w:hAnsi="Times New Roman" w:cs="Times New Roman"/>
+                <w:sz w:val="18"/>
+                <w:szCs w:val="18"/>
+              </w:rPr>
+              <w:t>VARCHAR</w:t>
+            </w:r>
+          </w:p>
+        </w:tc>
+        <w:tc>
+          <w:tcPr>
+            <w:tcW w:w="702" w:type="dxa"/>
+            <w:tcBorders>
+              <w:top w:val="single" w:sz="4" w:space="0" w:color="auto"/>
+              <w:left w:val="single" w:sz="4" w:space="0" w:color="auto"/>
+              <w:bottom w:val="single" w:sz="4" w:space="0" w:color="auto"/>
+              <w:right w:val="single" w:sz="4" w:space="0" w:color="auto"/>
+            </w:tcBorders>
+          </w:tcPr>
+          <w:p>
+            <w:pPr>
+              <w:ind w:left="0"/>
+              <w:rPr>
+                <w:rFonts w:ascii="Times New Roman" w:hAnsi="Times New Roman" w:cs="Times New Roman"/>
+              </w:rPr>
+            </w:pPr>
+            <w:r>
+              <w:rPr>
+                <w:rFonts w:ascii="Times New Roman" w:hAnsi="Times New Roman" w:cs="Times New Roman"/>
+              </w:rPr>
+              <w:t>30</w:t>
+            </w:r>
+          </w:p>
+        </w:tc>
+        <w:tc>
+          <w:tcPr>
+            <w:tcW w:w="696" w:type="dxa"/>
+            <w:tcBorders>
+              <w:top w:val="single" w:sz="4" w:space="0" w:color="auto"/>
+              <w:left w:val="single" w:sz="4" w:space="0" w:color="auto"/>
+              <w:bottom w:val="single" w:sz="4" w:space="0" w:color="auto"/>
+              <w:right w:val="single" w:sz="4" w:space="0" w:color="auto"/>
+            </w:tcBorders>
+          </w:tcPr>
+          <w:p>
+            <w:pPr>
+              <w:ind w:left="0"/>
+              <w:rPr>
+                <w:rFonts w:ascii="Times New Roman" w:hAnsi="Times New Roman" w:cs="Times New Roman"/>
+              </w:rPr>
+            </w:pPr>
+            <w:r>
+              <w:rPr>
+                <w:rFonts w:ascii="Times New Roman" w:hAnsi="Times New Roman" w:cs="Times New Roman"/>
+                <w:sz w:val="18"/>
+                <w:szCs w:val="18"/>
+              </w:rPr>
+              <w:t>x</w:t>
+            </w:r>
+          </w:p>
+        </w:tc>
+        <w:tc>
+          <w:tcPr>
+            <w:tcW w:w="703" w:type="dxa"/>
+            <w:tcBorders>
+              <w:top w:val="single" w:sz="4" w:space="0" w:color="auto"/>
+              <w:left w:val="single" w:sz="4" w:space="0" w:color="auto"/>
+              <w:bottom w:val="single" w:sz="4" w:space="0" w:color="auto"/>
+              <w:right w:val="single" w:sz="4" w:space="0" w:color="auto"/>
+            </w:tcBorders>
+          </w:tcPr>
+          <w:p>
+            <w:pPr>
+              <w:ind w:left="0"/>
+              <w:rPr>
+                <w:rFonts w:ascii="Times New Roman" w:hAnsi="Times New Roman" w:cs="Times New Roman"/>
+              </w:rPr>
+            </w:pPr>
+            <w:r>
+              <w:rPr>
+                <w:rFonts w:ascii="Times New Roman" w:hAnsi="Times New Roman" w:cs="Times New Roman"/>
+              </w:rPr>
+              <w:t>x</w:t>
+            </w:r>
+          </w:p>
+        </w:tc>
+        <w:tc>
+          <w:tcPr>
+            <w:tcW w:w="540" w:type="dxa"/>
+            <w:tcBorders>
+              <w:top w:val="single" w:sz="4" w:space="0" w:color="auto"/>
+              <w:left w:val="single" w:sz="4" w:space="0" w:color="auto"/>
+              <w:bottom w:val="single" w:sz="4" w:space="0" w:color="auto"/>
+              <w:right w:val="single" w:sz="4" w:space="0" w:color="auto"/>
+            </w:tcBorders>
+          </w:tcPr>
+          <w:p>
+            <w:pPr>
+              <w:ind w:left="0"/>
+              <w:rPr>
+                <w:rFonts w:ascii="Times New Roman" w:hAnsi="Times New Roman" w:cs="Times New Roman"/>
+              </w:rPr>
+            </w:pPr>
+            <w:r>
+              <w:rPr>
+                <w:rFonts w:ascii="Times New Roman" w:hAnsi="Times New Roman" w:cs="Times New Roman"/>
+                <w:sz w:val="18"/>
+                <w:szCs w:val="18"/>
+              </w:rPr>
+              <w:t>P</w:t>
+            </w:r>
+          </w:p>
+        </w:tc>
+        <w:tc>
+          <w:tcPr>
+            <w:tcW w:w="2315" w:type="dxa"/>
+            <w:tcBorders>
+              <w:top w:val="single" w:sz="4" w:space="0" w:color="auto"/>
+              <w:left w:val="single" w:sz="4" w:space="0" w:color="auto"/>
+              <w:bottom w:val="single" w:sz="4" w:space="0" w:color="auto"/>
+              <w:right w:val="single" w:sz="4" w:space="0" w:color="auto"/>
+            </w:tcBorders>
+          </w:tcPr>
+          <w:p>
+            <w:pPr>
+              <w:ind w:left="0"/>
+              <w:rPr>
+                <w:rFonts w:ascii="Times New Roman" w:hAnsi="Times New Roman" w:cs="Times New Roman"/>
+              </w:rPr>
+            </w:pPr>
+          </w:p>
+        </w:tc>
+        <w:tc>
+          <w:tcPr>
+            <w:tcW w:w="4631" w:type="dxa"/>
+            <w:tcBorders>
+              <w:top w:val="single" w:sz="4" w:space="0" w:color="auto"/>
+              <w:left w:val="single" w:sz="4" w:space="0" w:color="auto"/>
+              <w:bottom w:val="single" w:sz="4" w:space="0" w:color="auto"/>
+              <w:right w:val="single" w:sz="4" w:space="0" w:color="auto"/>
+            </w:tcBorders>
+            <w:hideMark/>
+          </w:tcPr>
+          <w:p>
+            <w:pPr>
+              <w:ind w:left="0"/>
+              <w:rPr>
+                <w:rFonts w:ascii="Times New Roman" w:hAnsi="Times New Roman" w:cs="Times New Roman"/>
+              </w:rPr>
+            </w:pPr>
+            <w:proofErr w:type="spellStart"/>
+            <w:r>
+              <w:rPr>
+                <w:rFonts w:ascii="Times New Roman" w:hAnsi="Times New Roman" w:cs="Times New Roman"/>
+                <w:sz w:val="18"/>
+                <w:szCs w:val="18"/>
+              </w:rPr>
+              <w:t>Mã</w:t>
+            </w:r>
+            <w:proofErr w:type="spellEnd"/>
+            <w:r>
+              <w:rPr>
+                <w:rFonts w:ascii="Times New Roman" w:hAnsi="Times New Roman" w:cs="Times New Roman"/>
+                <w:sz w:val="18"/>
+                <w:szCs w:val="18"/>
+              </w:rPr>
+              <w:t xml:space="preserve"> </w:t>
+            </w:r>
+            <w:proofErr w:type="spellStart"/>
+            <w:r>
+              <w:rPr>
+                <w:rFonts w:ascii="Times New Roman" w:hAnsi="Times New Roman" w:cs="Times New Roman"/>
+                <w:sz w:val="18"/>
+                <w:szCs w:val="18"/>
+              </w:rPr>
+              <w:t>định</w:t>
+            </w:r>
+            <w:proofErr w:type="spellEnd"/>
+            <w:r>
+              <w:rPr>
+                <w:rFonts w:ascii="Times New Roman" w:hAnsi="Times New Roman" w:cs="Times New Roman"/>
+                <w:sz w:val="18"/>
+                <w:szCs w:val="18"/>
+              </w:rPr>
+              <w:t xml:space="preserve"> </w:t>
+            </w:r>
+            <w:proofErr w:type="spellStart"/>
+            <w:r>
+              <w:rPr>
+                <w:rFonts w:ascii="Times New Roman" w:hAnsi="Times New Roman" w:cs="Times New Roman"/>
+                <w:sz w:val="18"/>
+                <w:szCs w:val="18"/>
+              </w:rPr>
+              <w:t>danh</w:t>
+            </w:r>
+            <w:proofErr w:type="spellEnd"/>
+            <w:r>
+              <w:rPr>
+                <w:rFonts w:ascii="Times New Roman" w:hAnsi="Times New Roman" w:cs="Times New Roman"/>
+                <w:sz w:val="18"/>
+                <w:szCs w:val="18"/>
+              </w:rPr>
+              <w:t xml:space="preserve"> </w:t>
+            </w:r>
+            <w:proofErr w:type="spellStart"/>
+            <w:r>
+              <w:rPr>
+                <w:rFonts w:ascii="Times New Roman" w:hAnsi="Times New Roman" w:cs="Times New Roman"/>
+                <w:sz w:val="18"/>
+                <w:szCs w:val="18"/>
+              </w:rPr>
+              <w:t>công</w:t>
+            </w:r>
+            <w:proofErr w:type="spellEnd"/>
+            <w:r>
+              <w:rPr>
+                <w:rFonts w:ascii="Times New Roman" w:hAnsi="Times New Roman" w:cs="Times New Roman"/>
+                <w:sz w:val="18"/>
+                <w:szCs w:val="18"/>
+              </w:rPr>
+              <w:t xml:space="preserve"> ty</w:t>
+            </w:r>
+          </w:p>
+        </w:tc>
+      </w:tr>
+      <w:tr>
+        <w:tc>
+          <w:tcPr>
+            <w:tcW w:w="653" w:type="dxa"/>
+            <w:tcBorders>
+              <w:top w:val="single" w:sz="4" w:space="0" w:color="auto"/>
+              <w:left w:val="single" w:sz="4" w:space="0" w:color="auto"/>
+              <w:bottom w:val="single" w:sz="4" w:space="0" w:color="auto"/>
+              <w:right w:val="single" w:sz="4" w:space="0" w:color="auto"/>
+            </w:tcBorders>
+            <w:hideMark/>
+          </w:tcPr>
+          <w:p>
+            <w:pPr>
+              <w:ind w:left="0"/>
+              <w:jc w:val="center"/>
+              <w:rPr>
+                <w:rFonts w:ascii="Times New Roman" w:hAnsi="Times New Roman" w:cs="Times New Roman"/>
+              </w:rPr>
+            </w:pPr>
+            <w:r>
+              <w:rPr>
+                <w:rFonts w:ascii="Times New Roman" w:hAnsi="Times New Roman" w:cs="Times New Roman"/>
+                <w:sz w:val="18"/>
+                <w:szCs w:val="18"/>
+              </w:rPr>
+              <w:t>2</w:t>
+            </w:r>
+          </w:p>
+        </w:tc>
+        <w:tc>
+          <w:tcPr>
+            <w:tcW w:w="1572" w:type="dxa"/>
+            <w:tcBorders>
+              <w:top w:val="single" w:sz="4" w:space="0" w:color="auto"/>
+              <w:left w:val="single" w:sz="4" w:space="0" w:color="auto"/>
+              <w:bottom w:val="single" w:sz="4" w:space="0" w:color="auto"/>
+              <w:right w:val="single" w:sz="4" w:space="0" w:color="auto"/>
+            </w:tcBorders>
+            <w:hideMark/>
+          </w:tcPr>
+          <w:p>
+            <w:pPr>
+              <w:ind w:left="0"/>
+              <w:rPr>
+                <w:rFonts w:ascii="Times New Roman" w:hAnsi="Times New Roman" w:cs="Times New Roman"/>
+              </w:rPr>
+            </w:pPr>
+            <w:proofErr w:type="spellStart"/>
+            <w:r>
+              <w:rPr>
+                <w:rFonts w:ascii="Times New Roman" w:hAnsi="Times New Roman" w:cs="Times New Roman"/>
+                <w:sz w:val="18"/>
+                <w:szCs w:val="18"/>
+              </w:rPr>
+              <w:t>company_name</w:t>
+            </w:r>
+            <w:proofErr w:type="spellEnd"/>
+          </w:p>
+        </w:tc>
+        <w:tc>
+          <w:tcPr>
+            <w:tcW w:w="1938" w:type="dxa"/>
+            <w:tcBorders>
+              <w:top w:val="single" w:sz="4" w:space="0" w:color="auto"/>
+              <w:left w:val="single" w:sz="4" w:space="0" w:color="auto"/>
+              <w:bottom w:val="single" w:sz="4" w:space="0" w:color="auto"/>
+              <w:right w:val="single" w:sz="4" w:space="0" w:color="auto"/>
+            </w:tcBorders>
+          </w:tcPr>
+          <w:p>
+            <w:pPr>
+              <w:ind w:left="0"/>
+              <w:rPr>
+                <w:rFonts w:ascii="Times New Roman" w:hAnsi="Times New Roman" w:cs="Times New Roman"/>
+              </w:rPr>
+            </w:pPr>
+            <w:r>
+              <w:rPr>
+                <w:rFonts w:ascii="Times New Roman" w:hAnsi="Times New Roman" w:cs="Times New Roman"/>
+                <w:sz w:val="18"/>
+                <w:szCs w:val="18"/>
+              </w:rPr>
+              <w:t>VARCHAR</w:t>
+            </w:r>
+          </w:p>
+        </w:tc>
+        <w:tc>
+          <w:tcPr>
+            <w:tcW w:w="702" w:type="dxa"/>
+            <w:tcBorders>
+              <w:top w:val="single" w:sz="4" w:space="0" w:color="auto"/>
+              <w:left w:val="single" w:sz="4" w:space="0" w:color="auto"/>
+              <w:bottom w:val="single" w:sz="4" w:space="0" w:color="auto"/>
+              <w:right w:val="single" w:sz="4" w:space="0" w:color="auto"/>
+            </w:tcBorders>
+          </w:tcPr>
+          <w:p>
+            <w:pPr>
+              <w:ind w:left="0"/>
+              <w:rPr>
+                <w:rFonts w:ascii="Times New Roman" w:hAnsi="Times New Roman" w:cs="Times New Roman"/>
+              </w:rPr>
+            </w:pPr>
+            <w:r>
+              <w:rPr>
+                <w:rFonts w:ascii="Times New Roman" w:hAnsi="Times New Roman" w:cs="Times New Roman"/>
+                <w:sz w:val="18"/>
+                <w:szCs w:val="18"/>
+              </w:rPr>
+              <w:t>50</w:t>
+            </w:r>
+          </w:p>
+        </w:tc>
+        <w:tc>
+          <w:tcPr>
+            <w:tcW w:w="696" w:type="dxa"/>
+            <w:tcBorders>
+              <w:top w:val="single" w:sz="4" w:space="0" w:color="auto"/>
+              <w:left w:val="single" w:sz="4" w:space="0" w:color="auto"/>
+              <w:bottom w:val="single" w:sz="4" w:space="0" w:color="auto"/>
+              <w:right w:val="single" w:sz="4" w:space="0" w:color="auto"/>
+            </w:tcBorders>
+          </w:tcPr>
+          <w:p>
+            <w:pPr>
+              <w:ind w:left="0"/>
+              <w:rPr>
+                <w:rFonts w:ascii="Times New Roman" w:hAnsi="Times New Roman" w:cs="Times New Roman"/>
+              </w:rPr>
+            </w:pPr>
+            <w:r>
+              <w:rPr>
+                <w:rFonts w:ascii="Times New Roman" w:hAnsi="Times New Roman" w:cs="Times New Roman"/>
+                <w:sz w:val="18"/>
+                <w:szCs w:val="18"/>
+              </w:rPr>
+              <w:t>x</w:t>
+            </w:r>
+          </w:p>
+        </w:tc>
+        <w:tc>
+          <w:tcPr>
+            <w:tcW w:w="703" w:type="dxa"/>
+            <w:tcBorders>
+              <w:top w:val="single" w:sz="4" w:space="0" w:color="auto"/>
+              <w:left w:val="single" w:sz="4" w:space="0" w:color="auto"/>
+              <w:bottom w:val="single" w:sz="4" w:space="0" w:color="auto"/>
+              <w:right w:val="single" w:sz="4" w:space="0" w:color="auto"/>
+            </w:tcBorders>
+          </w:tcPr>
+          <w:p>
+            <w:pPr>
+              <w:ind w:left="0"/>
+              <w:rPr>
+                <w:rFonts w:ascii="Times New Roman" w:hAnsi="Times New Roman" w:cs="Times New Roman"/>
+              </w:rPr>
+            </w:pPr>
+          </w:p>
+        </w:tc>
+        <w:tc>
+          <w:tcPr>
+            <w:tcW w:w="540" w:type="dxa"/>
+            <w:tcBorders>
+              <w:top w:val="single" w:sz="4" w:space="0" w:color="auto"/>
+              <w:left w:val="single" w:sz="4" w:space="0" w:color="auto"/>
+              <w:bottom w:val="single" w:sz="4" w:space="0" w:color="auto"/>
+              <w:right w:val="single" w:sz="4" w:space="0" w:color="auto"/>
+            </w:tcBorders>
+          </w:tcPr>
+          <w:p>
+            <w:pPr>
+              <w:ind w:left="0"/>
+              <w:rPr>
+                <w:rFonts w:ascii="Times New Roman" w:hAnsi="Times New Roman" w:cs="Times New Roman"/>
+              </w:rPr>
+            </w:pPr>
+          </w:p>
+        </w:tc>
+        <w:tc>
+          <w:tcPr>
+            <w:tcW w:w="2315" w:type="dxa"/>
+            <w:tcBorders>
+              <w:top w:val="single" w:sz="4" w:space="0" w:color="auto"/>
+              <w:left w:val="single" w:sz="4" w:space="0" w:color="auto"/>
+              <w:bottom w:val="single" w:sz="4" w:space="0" w:color="auto"/>
+              <w:right w:val="single" w:sz="4" w:space="0" w:color="auto"/>
+            </w:tcBorders>
+          </w:tcPr>
+          <w:p>
+            <w:pPr>
+              <w:ind w:left="0"/>
+              <w:rPr>
+                <w:rFonts w:ascii="Times New Roman" w:hAnsi="Times New Roman" w:cs="Times New Roman"/>
+              </w:rPr>
+            </w:pPr>
+          </w:p>
+        </w:tc>
+        <w:tc>
+          <w:tcPr>
+            <w:tcW w:w="4631" w:type="dxa"/>
+            <w:tcBorders>
+              <w:top w:val="single" w:sz="4" w:space="0" w:color="auto"/>
+              <w:left w:val="single" w:sz="4" w:space="0" w:color="auto"/>
+              <w:bottom w:val="single" w:sz="4" w:space="0" w:color="auto"/>
+              <w:right w:val="single" w:sz="4" w:space="0" w:color="auto"/>
+            </w:tcBorders>
+            <w:hideMark/>
+          </w:tcPr>
+          <w:p>
+            <w:pPr>
+              <w:ind w:left="0"/>
+              <w:rPr>
+                <w:rFonts w:ascii="Times New Roman" w:hAnsi="Times New Roman" w:cs="Times New Roman"/>
+              </w:rPr>
+            </w:pPr>
+            <w:proofErr w:type="spellStart"/>
+            <w:r>
+              <w:rPr>
+                <w:rFonts w:ascii="Times New Roman" w:hAnsi="Times New Roman" w:cs="Times New Roman"/>
+                <w:sz w:val="18"/>
+                <w:szCs w:val="18"/>
+              </w:rPr>
+              <w:t>Tên</w:t>
+            </w:r>
+            <w:proofErr w:type="spellEnd"/>
+            <w:r>
+              <w:rPr>
+                <w:rFonts w:ascii="Times New Roman" w:hAnsi="Times New Roman" w:cs="Times New Roman"/>
+                <w:sz w:val="18"/>
+                <w:szCs w:val="18"/>
+              </w:rPr>
+              <w:t xml:space="preserve"> </w:t>
+            </w:r>
+            <w:proofErr w:type="spellStart"/>
+            <w:r>
+              <w:rPr>
+                <w:rFonts w:ascii="Times New Roman" w:hAnsi="Times New Roman" w:cs="Times New Roman"/>
+                <w:sz w:val="18"/>
+                <w:szCs w:val="18"/>
+              </w:rPr>
+              <w:t>công</w:t>
+            </w:r>
+            <w:proofErr w:type="spellEnd"/>
+            <w:r>
+              <w:rPr>
+                <w:rFonts w:ascii="Times New Roman" w:hAnsi="Times New Roman" w:cs="Times New Roman"/>
+                <w:sz w:val="18"/>
+                <w:szCs w:val="18"/>
+              </w:rPr>
+              <w:t xml:space="preserve"> ty</w:t>
+            </w:r>
+          </w:p>
+        </w:tc>
+      </w:tr>
+      <w:tr>
+        <w:tc>
+          <w:tcPr>
+            <w:tcW w:w="653" w:type="dxa"/>
+            <w:tcBorders>
+              <w:top w:val="single" w:sz="4" w:space="0" w:color="auto"/>
+              <w:left w:val="single" w:sz="4" w:space="0" w:color="auto"/>
+              <w:bottom w:val="single" w:sz="4" w:space="0" w:color="auto"/>
+              <w:right w:val="single" w:sz="4" w:space="0" w:color="auto"/>
+            </w:tcBorders>
+          </w:tcPr>
+          <w:p>
+            <w:pPr>
+              <w:ind w:left="0"/>
+              <w:jc w:val="center"/>
+              <w:rPr>
+                <w:rFonts w:ascii="Times New Roman" w:hAnsi="Times New Roman" w:cs="Times New Roman"/>
+                <w:sz w:val="18"/>
+                <w:szCs w:val="18"/>
+              </w:rPr>
+            </w:pPr>
+            <w:r>
+              <w:rPr>
+                <w:rFonts w:ascii="Times New Roman" w:hAnsi="Times New Roman" w:cs="Times New Roman"/>
+                <w:sz w:val="18"/>
+                <w:szCs w:val="18"/>
+              </w:rPr>
+              <w:t>3</w:t>
+            </w:r>
+          </w:p>
+        </w:tc>
+        <w:tc>
+          <w:tcPr>
+            <w:tcW w:w="1572" w:type="dxa"/>
+            <w:tcBorders>
+              <w:top w:val="single" w:sz="4" w:space="0" w:color="auto"/>
+              <w:left w:val="single" w:sz="4" w:space="0" w:color="auto"/>
+              <w:bottom w:val="single" w:sz="4" w:space="0" w:color="auto"/>
+              <w:right w:val="single" w:sz="4" w:space="0" w:color="auto"/>
+            </w:tcBorders>
+          </w:tcPr>
+          <w:p>
+            <w:pPr>
+              <w:ind w:left="0"/>
+              <w:rPr>
+                <w:rFonts w:ascii="Times New Roman" w:hAnsi="Times New Roman" w:cs="Times New Roman"/>
+                <w:sz w:val="18"/>
+                <w:szCs w:val="18"/>
+              </w:rPr>
+            </w:pPr>
+            <w:proofErr w:type="spellStart"/>
+            <w:r>
+              <w:rPr>
+                <w:rFonts w:ascii="Times New Roman" w:hAnsi="Times New Roman" w:cs="Times New Roman"/>
+                <w:sz w:val="18"/>
+                <w:szCs w:val="18"/>
+              </w:rPr>
+              <w:t>region_code</w:t>
+            </w:r>
+            <w:proofErr w:type="spellEnd"/>
+          </w:p>
+        </w:tc>
+        <w:tc>
+          <w:tcPr>
+            <w:tcW w:w="1938" w:type="dxa"/>
+            <w:tcBorders>
+              <w:top w:val="single" w:sz="4" w:space="0" w:color="auto"/>
+              <w:left w:val="single" w:sz="4" w:space="0" w:color="auto"/>
+              <w:bottom w:val="single" w:sz="4" w:space="0" w:color="auto"/>
+              <w:right w:val="single" w:sz="4" w:space="0" w:color="auto"/>
+            </w:tcBorders>
+          </w:tcPr>
+          <w:p>
+            <w:pPr>
+              <w:ind w:left="0"/>
+              <w:rPr>
+                <w:rFonts w:ascii="Times New Roman" w:hAnsi="Times New Roman" w:cs="Times New Roman"/>
+                <w:sz w:val="18"/>
+                <w:szCs w:val="18"/>
+              </w:rPr>
+            </w:pPr>
+            <w:r>
+              <w:rPr>
+                <w:rFonts w:ascii="Times New Roman" w:hAnsi="Times New Roman" w:cs="Times New Roman"/>
+                <w:sz w:val="18"/>
+                <w:szCs w:val="18"/>
+              </w:rPr>
+              <w:t>VARCHAR</w:t>
+            </w:r>
+          </w:p>
+        </w:tc>
+        <w:tc>
+          <w:tcPr>
+            <w:tcW w:w="702" w:type="dxa"/>
+            <w:tcBorders>
+              <w:top w:val="single" w:sz="4" w:space="0" w:color="auto"/>
+              <w:left w:val="single" w:sz="4" w:space="0" w:color="auto"/>
+              <w:bottom w:val="single" w:sz="4" w:space="0" w:color="auto"/>
+              <w:right w:val="single" w:sz="4" w:space="0" w:color="auto"/>
+            </w:tcBorders>
+          </w:tcPr>
+          <w:p>
+            <w:pPr>
+              <w:ind w:left="0"/>
+              <w:rPr>
+                <w:rFonts w:ascii="Times New Roman" w:hAnsi="Times New Roman" w:cs="Times New Roman"/>
+                <w:sz w:val="18"/>
+                <w:szCs w:val="18"/>
+              </w:rPr>
+            </w:pPr>
+            <w:r>
+              <w:rPr>
+                <w:rFonts w:ascii="Times New Roman" w:hAnsi="Times New Roman" w:cs="Times New Roman"/>
+                <w:sz w:val="18"/>
+                <w:szCs w:val="18"/>
+              </w:rPr>
+              <w:t>10</w:t>
+            </w:r>
+          </w:p>
+        </w:tc>
+        <w:tc>
+          <w:tcPr>
+            <w:tcW w:w="696" w:type="dxa"/>
+            <w:tcBorders>
+              <w:top w:val="single" w:sz="4" w:space="0" w:color="auto"/>
+              <w:left w:val="single" w:sz="4" w:space="0" w:color="auto"/>
+              <w:bottom w:val="single" w:sz="4" w:space="0" w:color="auto"/>
+              <w:right w:val="single" w:sz="4" w:space="0" w:color="auto"/>
+            </w:tcBorders>
+          </w:tcPr>
+          <w:p>
+            <w:pPr>
+              <w:ind w:left="0"/>
+              <w:rPr>
+                <w:rFonts w:ascii="Times New Roman" w:hAnsi="Times New Roman" w:cs="Times New Roman"/>
+                <w:sz w:val="18"/>
+                <w:szCs w:val="18"/>
+              </w:rPr>
+            </w:pPr>
+            <w:r>
+              <w:rPr>
+                <w:rFonts w:ascii="Times New Roman" w:hAnsi="Times New Roman" w:cs="Times New Roman"/>
+                <w:sz w:val="18"/>
+                <w:szCs w:val="18"/>
+              </w:rPr>
+              <w:t>x</w:t>
+            </w:r>
+          </w:p>
+        </w:tc>
+        <w:tc>
+          <w:tcPr>
+            <w:tcW w:w="703" w:type="dxa"/>
+            <w:tcBorders>
+              <w:top w:val="single" w:sz="4" w:space="0" w:color="auto"/>
+              <w:left w:val="single" w:sz="4" w:space="0" w:color="auto"/>
+              <w:bottom w:val="single" w:sz="4" w:space="0" w:color="auto"/>
+              <w:right w:val="single" w:sz="4" w:space="0" w:color="auto"/>
+            </w:tcBorders>
+          </w:tcPr>
+          <w:p>
+            <w:pPr>
+              <w:ind w:left="0"/>
+              <w:rPr>
+                <w:rFonts w:ascii="Times New Roman" w:hAnsi="Times New Roman" w:cs="Times New Roman"/>
+              </w:rPr>
+            </w:pPr>
+          </w:p>
+        </w:tc>
+        <w:tc>
+          <w:tcPr>
+            <w:tcW w:w="540" w:type="dxa"/>
+            <w:tcBorders>
+              <w:top w:val="single" w:sz="4" w:space="0" w:color="auto"/>
+              <w:left w:val="single" w:sz="4" w:space="0" w:color="auto"/>
+              <w:bottom w:val="single" w:sz="4" w:space="0" w:color="auto"/>
+              <w:right w:val="single" w:sz="4" w:space="0" w:color="auto"/>
+            </w:tcBorders>
+          </w:tcPr>
+          <w:p>
+            <w:pPr>
+              <w:ind w:left="0"/>
+              <w:rPr>
+                <w:rFonts w:ascii="Times New Roman" w:hAnsi="Times New Roman" w:cs="Times New Roman"/>
+              </w:rPr>
+            </w:pPr>
+            <w:r>
+              <w:rPr>
+                <w:rFonts w:ascii="Times New Roman" w:hAnsi="Times New Roman" w:cs="Times New Roman"/>
+              </w:rPr>
+              <w:t>F</w:t>
+            </w:r>
+          </w:p>
+        </w:tc>
+        <w:tc>
+          <w:tcPr>
+            <w:tcW w:w="2315" w:type="dxa"/>
+            <w:tcBorders>
+              <w:top w:val="single" w:sz="4" w:space="0" w:color="auto"/>
+              <w:left w:val="single" w:sz="4" w:space="0" w:color="auto"/>
+              <w:bottom w:val="single" w:sz="4" w:space="0" w:color="auto"/>
+              <w:right w:val="single" w:sz="4" w:space="0" w:color="auto"/>
+            </w:tcBorders>
+          </w:tcPr>
+          <w:p>
+            <w:pPr>
+              <w:ind w:left="0"/>
+              <w:rPr>
+                <w:rFonts w:ascii="Times New Roman" w:hAnsi="Times New Roman" w:cs="Times New Roman"/>
+              </w:rPr>
+            </w:pPr>
+          </w:p>
+        </w:tc>
+        <w:tc>
+          <w:tcPr>
+            <w:tcW w:w="4631" w:type="dxa"/>
+            <w:tcBorders>
+              <w:top w:val="single" w:sz="4" w:space="0" w:color="auto"/>
+              <w:left w:val="single" w:sz="4" w:space="0" w:color="auto"/>
+              <w:bottom w:val="single" w:sz="4" w:space="0" w:color="auto"/>
+              <w:right w:val="single" w:sz="4" w:space="0" w:color="auto"/>
+            </w:tcBorders>
+          </w:tcPr>
+          <w:p>
+            <w:pPr>
+              <w:ind w:left="0"/>
+              <w:rPr>
+                <w:rFonts w:ascii="Times New Roman" w:hAnsi="Times New Roman" w:cs="Times New Roman"/>
+                <w:sz w:val="18"/>
+                <w:szCs w:val="18"/>
+              </w:rPr>
+            </w:pPr>
+            <w:proofErr w:type="spellStart"/>
+            <w:r>
+              <w:rPr>
+                <w:rFonts w:ascii="Times New Roman" w:hAnsi="Times New Roman" w:cs="Times New Roman"/>
+                <w:sz w:val="18"/>
+                <w:szCs w:val="18"/>
+              </w:rPr>
+              <w:t>Mã</w:t>
+            </w:r>
+            <w:proofErr w:type="spellEnd"/>
+            <w:r>
+              <w:rPr>
+                <w:rFonts w:ascii="Times New Roman" w:hAnsi="Times New Roman" w:cs="Times New Roman"/>
+                <w:sz w:val="18"/>
+                <w:szCs w:val="18"/>
+              </w:rPr>
+              <w:t xml:space="preserve"> </w:t>
+            </w:r>
+            <w:proofErr w:type="spellStart"/>
+            <w:r>
+              <w:rPr>
+                <w:rFonts w:ascii="Times New Roman" w:hAnsi="Times New Roman" w:cs="Times New Roman"/>
+                <w:sz w:val="18"/>
+                <w:szCs w:val="18"/>
+              </w:rPr>
+              <w:t>định</w:t>
+            </w:r>
+            <w:proofErr w:type="spellEnd"/>
+            <w:r>
+              <w:rPr>
+                <w:rFonts w:ascii="Times New Roman" w:hAnsi="Times New Roman" w:cs="Times New Roman"/>
+                <w:sz w:val="18"/>
+                <w:szCs w:val="18"/>
+              </w:rPr>
+              <w:t xml:space="preserve"> </w:t>
+            </w:r>
+            <w:proofErr w:type="spellStart"/>
+            <w:r>
+              <w:rPr>
+                <w:rFonts w:ascii="Times New Roman" w:hAnsi="Times New Roman" w:cs="Times New Roman"/>
+                <w:sz w:val="18"/>
+                <w:szCs w:val="18"/>
+              </w:rPr>
+              <w:t>danh</w:t>
+            </w:r>
+            <w:proofErr w:type="spellEnd"/>
+            <w:r>
+              <w:rPr>
+                <w:rFonts w:ascii="Times New Roman" w:hAnsi="Times New Roman" w:cs="Times New Roman"/>
+                <w:sz w:val="18"/>
+                <w:szCs w:val="18"/>
+              </w:rPr>
+              <w:t xml:space="preserve"> </w:t>
+            </w:r>
+            <w:proofErr w:type="spellStart"/>
+            <w:r>
+              <w:rPr>
+                <w:rFonts w:ascii="Times New Roman" w:hAnsi="Times New Roman" w:cs="Times New Roman"/>
+                <w:sz w:val="18"/>
+                <w:szCs w:val="18"/>
+              </w:rPr>
+              <w:t>miền</w:t>
+            </w:r>
+            <w:proofErr w:type="spellEnd"/>
+          </w:p>
+        </w:tc>
+      </w:tr>
+      <w:tr>
+        <w:tc>
+          <w:tcPr>
+            <w:tcW w:w="653" w:type="dxa"/>
+            <w:tcBorders>
+              <w:top w:val="single" w:sz="4" w:space="0" w:color="auto"/>
+              <w:left w:val="single" w:sz="4" w:space="0" w:color="auto"/>
+              <w:bottom w:val="single" w:sz="4" w:space="0" w:color="auto"/>
+              <w:right w:val="single" w:sz="4" w:space="0" w:color="auto"/>
+            </w:tcBorders>
+          </w:tcPr>
+          <w:p>
+            <w:pPr>
+              <w:ind w:left="0"/>
+              <w:jc w:val="center"/>
+              <w:rPr>
+                <w:rFonts w:ascii="Times New Roman" w:hAnsi="Times New Roman" w:cs="Times New Roman"/>
+                <w:sz w:val="18"/>
+                <w:szCs w:val="18"/>
+              </w:rPr>
+            </w:pPr>
+            <w:r>
+              <w:rPr>
+                <w:rFonts w:ascii="Times New Roman" w:hAnsi="Times New Roman" w:cs="Times New Roman"/>
+                <w:sz w:val="18"/>
+                <w:szCs w:val="18"/>
+              </w:rPr>
+              <w:t>4</w:t>
+            </w:r>
+          </w:p>
+        </w:tc>
+        <w:tc>
+          <w:tcPr>
+            <w:tcW w:w="1572" w:type="dxa"/>
+            <w:tcBorders>
+              <w:top w:val="single" w:sz="4" w:space="0" w:color="auto"/>
+              <w:left w:val="single" w:sz="4" w:space="0" w:color="auto"/>
+              <w:bottom w:val="single" w:sz="4" w:space="0" w:color="auto"/>
+              <w:right w:val="single" w:sz="4" w:space="0" w:color="auto"/>
+            </w:tcBorders>
+          </w:tcPr>
+          <w:p>
+            <w:pPr>
+              <w:ind w:left="0"/>
+              <w:rPr>
+                <w:rFonts w:ascii="Times New Roman" w:hAnsi="Times New Roman" w:cs="Times New Roman"/>
+                <w:sz w:val="18"/>
+                <w:szCs w:val="18"/>
+              </w:rPr>
+            </w:pPr>
+            <w:r>
+              <w:rPr>
+                <w:rFonts w:ascii="Times New Roman" w:hAnsi="Times New Roman" w:cs="Times New Roman"/>
+                <w:sz w:val="18"/>
+                <w:szCs w:val="18"/>
+              </w:rPr>
+              <w:t>active</w:t>
+            </w:r>
+          </w:p>
+        </w:tc>
+        <w:tc>
+          <w:tcPr>
+            <w:tcW w:w="1938" w:type="dxa"/>
+            <w:tcBorders>
+              <w:top w:val="single" w:sz="4" w:space="0" w:color="auto"/>
+              <w:left w:val="single" w:sz="4" w:space="0" w:color="auto"/>
+              <w:bottom w:val="single" w:sz="4" w:space="0" w:color="auto"/>
+              <w:right w:val="single" w:sz="4" w:space="0" w:color="auto"/>
+            </w:tcBorders>
+          </w:tcPr>
+          <w:p>
+            <w:pPr>
+              <w:ind w:left="0"/>
+              <w:rPr>
+                <w:rFonts w:ascii="Times New Roman" w:hAnsi="Times New Roman" w:cs="Times New Roman"/>
+                <w:sz w:val="18"/>
+                <w:szCs w:val="18"/>
+              </w:rPr>
+            </w:pPr>
+            <w:r>
+              <w:rPr>
+                <w:rFonts w:ascii="Times New Roman" w:hAnsi="Times New Roman" w:cs="Times New Roman"/>
+                <w:sz w:val="18"/>
+                <w:szCs w:val="18"/>
+              </w:rPr>
+              <w:t>BOOLEAN</w:t>
+            </w:r>
+          </w:p>
+        </w:tc>
+        <w:tc>
+          <w:tcPr>
+            <w:tcW w:w="702" w:type="dxa"/>
+            <w:tcBorders>
+              <w:top w:val="single" w:sz="4" w:space="0" w:color="auto"/>
+              <w:left w:val="single" w:sz="4" w:space="0" w:color="auto"/>
+              <w:bottom w:val="single" w:sz="4" w:space="0" w:color="auto"/>
+              <w:right w:val="single" w:sz="4" w:space="0" w:color="auto"/>
+            </w:tcBorders>
+          </w:tcPr>
+          <w:p>
+            <w:pPr>
+              <w:ind w:left="0"/>
+              <w:rPr>
+                <w:rFonts w:ascii="Times New Roman" w:hAnsi="Times New Roman" w:cs="Times New Roman"/>
+                <w:sz w:val="18"/>
+                <w:szCs w:val="18"/>
+              </w:rPr>
+            </w:pPr>
+          </w:p>
+        </w:tc>
+        <w:tc>
+          <w:tcPr>
+            <w:tcW w:w="696" w:type="dxa"/>
+            <w:tcBorders>
+              <w:top w:val="single" w:sz="4" w:space="0" w:color="auto"/>
+              <w:left w:val="single" w:sz="4" w:space="0" w:color="auto"/>
+              <w:bottom w:val="single" w:sz="4" w:space="0" w:color="auto"/>
+              <w:right w:val="single" w:sz="4" w:space="0" w:color="auto"/>
+            </w:tcBorders>
+          </w:tcPr>
+          <w:p>
+            <w:pPr>
+              <w:ind w:left="0"/>
+              <w:rPr>
+                <w:rFonts w:ascii="Times New Roman" w:hAnsi="Times New Roman" w:cs="Times New Roman"/>
+                <w:sz w:val="18"/>
+                <w:szCs w:val="18"/>
+              </w:rPr>
+            </w:pPr>
+            <w:r>
+              <w:rPr>
+                <w:rFonts w:ascii="Times New Roman" w:hAnsi="Times New Roman" w:cs="Times New Roman"/>
+                <w:sz w:val="18"/>
+                <w:szCs w:val="18"/>
+              </w:rPr>
+              <w:t>x</w:t>
+            </w:r>
+          </w:p>
+        </w:tc>
+        <w:tc>
+          <w:tcPr>
+            <w:tcW w:w="703" w:type="dxa"/>
+            <w:tcBorders>
+              <w:top w:val="single" w:sz="4" w:space="0" w:color="auto"/>
+              <w:left w:val="single" w:sz="4" w:space="0" w:color="auto"/>
+              <w:bottom w:val="single" w:sz="4" w:space="0" w:color="auto"/>
+              <w:right w:val="single" w:sz="4" w:space="0" w:color="auto"/>
+            </w:tcBorders>
+          </w:tcPr>
+          <w:p>
+            <w:pPr>
+              <w:ind w:left="0"/>
+              <w:rPr>
+                <w:rFonts w:ascii="Times New Roman" w:hAnsi="Times New Roman" w:cs="Times New Roman"/>
+              </w:rPr>
+            </w:pPr>
+          </w:p>
+        </w:tc>
+        <w:tc>
+          <w:tcPr>
+            <w:tcW w:w="540" w:type="dxa"/>
+            <w:tcBorders>
+              <w:top w:val="single" w:sz="4" w:space="0" w:color="auto"/>
+              <w:left w:val="single" w:sz="4" w:space="0" w:color="auto"/>
+              <w:bottom w:val="single" w:sz="4" w:space="0" w:color="auto"/>
+              <w:right w:val="single" w:sz="4" w:space="0" w:color="auto"/>
+            </w:tcBorders>
+          </w:tcPr>
+          <w:p>
+            <w:pPr>
+              <w:ind w:left="0"/>
+              <w:rPr>
+                <w:rFonts w:ascii="Times New Roman" w:hAnsi="Times New Roman" w:cs="Times New Roman"/>
+              </w:rPr>
+            </w:pPr>
+          </w:p>
+        </w:tc>
+        <w:tc>
+          <w:tcPr>
+            <w:tcW w:w="2315" w:type="dxa"/>
+            <w:tcBorders>
+              <w:top w:val="single" w:sz="4" w:space="0" w:color="auto"/>
+              <w:left w:val="single" w:sz="4" w:space="0" w:color="auto"/>
+              <w:bottom w:val="single" w:sz="4" w:space="0" w:color="auto"/>
+              <w:right w:val="single" w:sz="4" w:space="0" w:color="auto"/>
+            </w:tcBorders>
+          </w:tcPr>
+          <w:p>
+            <w:pPr>
+              <w:ind w:left="0"/>
+              <w:rPr>
+                <w:rFonts w:ascii="Times New Roman" w:hAnsi="Times New Roman" w:cs="Times New Roman"/>
+              </w:rPr>
+            </w:pPr>
+            <w:r>
+              <w:rPr>
+                <w:rFonts w:ascii="Times New Roman" w:hAnsi="Times New Roman" w:cs="Times New Roman"/>
+              </w:rPr>
+              <w:t>TRUE</w:t>
+            </w:r>
+          </w:p>
+        </w:tc>
+        <w:tc>
+          <w:tcPr>
+            <w:tcW w:w="4631" w:type="dxa"/>
+            <w:tcBorders>
+              <w:top w:val="single" w:sz="4" w:space="0" w:color="auto"/>
+              <w:left w:val="single" w:sz="4" w:space="0" w:color="auto"/>
+              <w:bottom w:val="single" w:sz="4" w:space="0" w:color="auto"/>
+              <w:right w:val="single" w:sz="4" w:space="0" w:color="auto"/>
+            </w:tcBorders>
+          </w:tcPr>
+          <w:p>
+            <w:pPr>
+              <w:ind w:left="0"/>
+              <w:rPr>
+                <w:rFonts w:ascii="Times New Roman" w:hAnsi="Times New Roman" w:cs="Times New Roman"/>
+                <w:sz w:val="18"/>
+                <w:szCs w:val="18"/>
+              </w:rPr>
+            </w:pPr>
+            <w:proofErr w:type="spellStart"/>
+            <w:r>
+              <w:rPr>
+                <w:rFonts w:ascii="Times New Roman" w:hAnsi="Times New Roman" w:cs="Times New Roman"/>
+                <w:sz w:val="18"/>
+                <w:szCs w:val="18"/>
+              </w:rPr>
+              <w:t>Trạng</w:t>
+            </w:r>
+            <w:proofErr w:type="spellEnd"/>
+            <w:r>
+              <w:rPr>
+                <w:rFonts w:ascii="Times New Roman" w:hAnsi="Times New Roman" w:cs="Times New Roman"/>
+                <w:sz w:val="18"/>
+                <w:szCs w:val="18"/>
+              </w:rPr>
+              <w:t xml:space="preserve"> </w:t>
+            </w:r>
+            <w:proofErr w:type="spellStart"/>
+            <w:r>
+              <w:rPr>
+                <w:rFonts w:ascii="Times New Roman" w:hAnsi="Times New Roman" w:cs="Times New Roman"/>
+                <w:sz w:val="18"/>
+                <w:szCs w:val="18"/>
+              </w:rPr>
+              <w:t>thái</w:t>
+            </w:r>
+            <w:proofErr w:type="spellEnd"/>
+            <w:r>
+              <w:rPr>
+                <w:rFonts w:ascii="Times New Roman" w:hAnsi="Times New Roman" w:cs="Times New Roman"/>
+                <w:sz w:val="18"/>
+                <w:szCs w:val="18"/>
+              </w:rPr>
+              <w:t xml:space="preserve"> </w:t>
+            </w:r>
+            <w:proofErr w:type="spellStart"/>
+            <w:r>
+              <w:rPr>
+                <w:rFonts w:ascii="Times New Roman" w:hAnsi="Times New Roman" w:cs="Times New Roman"/>
+                <w:sz w:val="18"/>
+                <w:szCs w:val="18"/>
+              </w:rPr>
+              <w:t>hoạt</w:t>
+            </w:r>
+            <w:proofErr w:type="spellEnd"/>
+            <w:r>
+              <w:rPr>
+                <w:rFonts w:ascii="Times New Roman" w:hAnsi="Times New Roman" w:cs="Times New Roman"/>
+                <w:sz w:val="18"/>
+                <w:szCs w:val="18"/>
+              </w:rPr>
+              <w:t xml:space="preserve"> </w:t>
+            </w:r>
+            <w:proofErr w:type="spellStart"/>
+            <w:r>
+              <w:rPr>
+                <w:rFonts w:ascii="Times New Roman" w:hAnsi="Times New Roman" w:cs="Times New Roman"/>
+                <w:sz w:val="18"/>
+                <w:szCs w:val="18"/>
+              </w:rPr>
+              <w:t>động</w:t>
+            </w:r>
+            <w:proofErr w:type="spellEnd"/>
+            <w:r>
+              <w:rPr>
+                <w:rFonts w:ascii="Times New Roman" w:hAnsi="Times New Roman" w:cs="Times New Roman"/>
+                <w:sz w:val="18"/>
+                <w:szCs w:val="18"/>
+              </w:rPr>
+              <w:t xml:space="preserve"> </w:t>
+            </w:r>
+            <w:proofErr w:type="spellStart"/>
+            <w:r>
+              <w:rPr>
+                <w:rFonts w:ascii="Times New Roman" w:hAnsi="Times New Roman" w:cs="Times New Roman"/>
+                <w:sz w:val="18"/>
+                <w:szCs w:val="18"/>
+              </w:rPr>
+              <w:t>của</w:t>
+            </w:r>
+            <w:proofErr w:type="spellEnd"/>
+            <w:r>
+              <w:rPr>
+                <w:rFonts w:ascii="Times New Roman" w:hAnsi="Times New Roman" w:cs="Times New Roman"/>
+                <w:sz w:val="18"/>
+                <w:szCs w:val="18"/>
+              </w:rPr>
+              <w:t xml:space="preserve"> </w:t>
+            </w:r>
+            <w:proofErr w:type="spellStart"/>
+            <w:r>
+              <w:rPr>
+                <w:rFonts w:ascii="Times New Roman" w:hAnsi="Times New Roman" w:cs="Times New Roman"/>
+                <w:sz w:val="18"/>
+                <w:szCs w:val="18"/>
+              </w:rPr>
+              <w:t>công</w:t>
+            </w:r>
+            <w:proofErr w:type="spellEnd"/>
+            <w:r>
+              <w:rPr>
+                <w:rFonts w:ascii="Times New Roman" w:hAnsi="Times New Roman" w:cs="Times New Roman"/>
+                <w:sz w:val="18"/>
+                <w:szCs w:val="18"/>
+              </w:rPr>
+              <w:t xml:space="preserve"> ty</w:t>
+            </w:r>
+          </w:p>
+        </w:tc>
+      </w:tr>
+    </w:tbl>
+    <w:p>
+      <w:pPr>
+        <w:pStyle w:val="Heading2"/>
+        <w:numPr>
+          <w:ilvl w:val="1"/>
+          <w:numId w:val="1"/>
+        </w:numPr>
+        <w:rPr>
+          <w:rFonts w:ascii="Times New Roman" w:hAnsi="Times New Roman" w:cs="Times New Roman"/>
+          <w:i w:val="0"/>
+          <w:iCs w:val="0"/>
+        </w:rPr>
+      </w:pPr>
+      <w:proofErr w:type="spellStart"/>
+      <w:r>
+        <w:rPr>
+          <w:rFonts w:ascii="Times New Roman" w:hAnsi="Times New Roman" w:cs="Times New Roman"/>
+          <w:i w:val="0"/>
+          <w:iCs w:val="0"/>
+        </w:rPr>
+        <w:t>Bảng</w:t>
+      </w:r>
+      <w:proofErr w:type="spellEnd"/>
+      <w:r>
+        <w:rPr>
+          <w:rFonts w:ascii="Times New Roman" w:hAnsi="Times New Roman" w:cs="Times New Roman"/>
+          <w:i w:val="0"/>
+          <w:iCs w:val="0"/>
+        </w:rPr>
+        <w:t xml:space="preserve"> </w:t>
+      </w:r>
+      <w:proofErr w:type="spellStart"/>
+      <w:r>
+        <w:rPr>
+          <w:rFonts w:ascii="Times New Roman" w:hAnsi="Times New Roman" w:cs="Times New Roman"/>
+          <w:i w:val="0"/>
+          <w:iCs w:val="0"/>
+        </w:rPr>
+        <w:t>lottery_prize_configs</w:t>
+      </w:r>
+      <w:proofErr w:type="spellEnd"/>
+    </w:p>
+    <w:tbl>
+      <w:tblPr>
+        <w:tblW w:w="13750" w:type="dxa"/>
+        <w:tblInd w:w="137" w:type="dxa"/>
+        <w:tblBorders>
+          <w:top w:val="single" w:sz="4" w:space="0" w:color="auto"/>
+          <w:left w:val="single" w:sz="4" w:space="0" w:color="auto"/>
+          <w:bottom w:val="single" w:sz="4" w:space="0" w:color="auto"/>
+          <w:right w:val="single" w:sz="4" w:space="0" w:color="auto"/>
+          <w:insideH w:val="single" w:sz="4" w:space="0" w:color="auto"/>
+          <w:insideV w:val="single" w:sz="4" w:space="0" w:color="auto"/>
+        </w:tblBorders>
+        <w:tblCellMar>
+          <w:left w:w="10" w:type="dxa"/>
+          <w:right w:w="10" w:type="dxa"/>
+        </w:tblCellMar>
+        <w:tblLook w:val="04A0" w:firstRow="1" w:lastRow="0" w:firstColumn="1" w:lastColumn="0" w:noHBand="0" w:noVBand="1"/>
+      </w:tblPr>
+      <w:tblGrid>
+        <w:gridCol w:w="653"/>
+        <w:gridCol w:w="1572"/>
+        <w:gridCol w:w="1938"/>
+        <w:gridCol w:w="702"/>
+        <w:gridCol w:w="696"/>
+        <w:gridCol w:w="703"/>
+        <w:gridCol w:w="540"/>
+        <w:gridCol w:w="2315"/>
+        <w:gridCol w:w="4631"/>
+      </w:tblGrid>
+      <w:tr>
+        <w:tc>
+          <w:tcPr>
+            <w:tcW w:w="653" w:type="dxa"/>
+            <w:tcBorders>
+              <w:top w:val="single" w:sz="4" w:space="0" w:color="auto"/>
+              <w:left w:val="single" w:sz="4" w:space="0" w:color="auto"/>
+              <w:bottom w:val="single" w:sz="4" w:space="0" w:color="auto"/>
+              <w:right w:val="single" w:sz="4" w:space="0" w:color="auto"/>
+            </w:tcBorders>
+            <w:shd w:val="clear" w:color="auto" w:fill="D9D9D9"/>
+            <w:hideMark/>
+          </w:tcPr>
+          <w:p>
+            <w:pPr>
+              <w:ind w:left="0"/>
+              <w:jc w:val="center"/>
+              <w:rPr>
+                <w:rFonts w:ascii="Times New Roman" w:hAnsi="Times New Roman" w:cs="Times New Roman"/>
+                <w:b/>
+                <w:bCs w:val="0"/>
+              </w:rPr>
+            </w:pPr>
+            <w:r>
+              <w:rPr>
+                <w:rFonts w:ascii="Times New Roman" w:hAnsi="Times New Roman" w:cs="Times New Roman"/>
+                <w:b/>
+                <w:bCs w:val="0"/>
+              </w:rPr>
+              <w:t>No</w:t>
+            </w:r>
+          </w:p>
+        </w:tc>
+        <w:tc>
+          <w:tcPr>
+            <w:tcW w:w="1572" w:type="dxa"/>
+            <w:tcBorders>
+              <w:top w:val="single" w:sz="4" w:space="0" w:color="auto"/>
+              <w:left w:val="single" w:sz="4" w:space="0" w:color="auto"/>
+              <w:bottom w:val="single" w:sz="4" w:space="0" w:color="auto"/>
+              <w:right w:val="single" w:sz="4" w:space="0" w:color="auto"/>
+            </w:tcBorders>
+            <w:shd w:val="clear" w:color="auto" w:fill="D9D9D9"/>
+            <w:hideMark/>
+          </w:tcPr>
+          <w:p>
+            <w:pPr>
+              <w:ind w:left="0"/>
+              <w:jc w:val="center"/>
+              <w:rPr>
+                <w:rFonts w:ascii="Times New Roman" w:hAnsi="Times New Roman" w:cs="Times New Roman"/>
+              </w:rPr>
+            </w:pPr>
+            <w:r>
+              <w:rPr>
+                <w:rFonts w:ascii="Times New Roman" w:hAnsi="Times New Roman" w:cs="Times New Roman"/>
+                <w:b/>
+                <w:bCs w:val="0"/>
+              </w:rPr>
+              <w:t>Field Name</w:t>
+            </w:r>
+          </w:p>
+        </w:tc>
+        <w:tc>
+          <w:tcPr>
+            <w:tcW w:w="1938" w:type="dxa"/>
+            <w:tcBorders>
+              <w:top w:val="single" w:sz="4" w:space="0" w:color="auto"/>
+              <w:left w:val="single" w:sz="4" w:space="0" w:color="auto"/>
+              <w:bottom w:val="single" w:sz="4" w:space="0" w:color="auto"/>
+              <w:right w:val="single" w:sz="4" w:space="0" w:color="auto"/>
+            </w:tcBorders>
+            <w:shd w:val="clear" w:color="auto" w:fill="D9D9D9"/>
+          </w:tcPr>
+          <w:p>
+            <w:pPr>
+              <w:ind w:left="0"/>
+              <w:jc w:val="center"/>
+              <w:rPr>
+                <w:rFonts w:ascii="Times New Roman" w:hAnsi="Times New Roman" w:cs="Times New Roman"/>
+                <w:b/>
+                <w:bCs w:val="0"/>
+              </w:rPr>
+            </w:pPr>
+            <w:r>
+              <w:rPr>
+                <w:rFonts w:ascii="Times New Roman" w:hAnsi="Times New Roman" w:cs="Times New Roman"/>
+                <w:b/>
+                <w:bCs w:val="0"/>
+              </w:rPr>
+              <w:t>Type</w:t>
+            </w:r>
+          </w:p>
+        </w:tc>
+        <w:tc>
+          <w:tcPr>
+            <w:tcW w:w="702" w:type="dxa"/>
+            <w:tcBorders>
+              <w:top w:val="single" w:sz="4" w:space="0" w:color="auto"/>
+              <w:left w:val="single" w:sz="4" w:space="0" w:color="auto"/>
+              <w:bottom w:val="single" w:sz="4" w:space="0" w:color="auto"/>
+              <w:right w:val="single" w:sz="4" w:space="0" w:color="auto"/>
+            </w:tcBorders>
+            <w:shd w:val="clear" w:color="auto" w:fill="D9D9D9"/>
+          </w:tcPr>
+          <w:p>
+            <w:pPr>
+              <w:ind w:left="0"/>
+              <w:jc w:val="center"/>
+              <w:rPr>
+                <w:rFonts w:ascii="Times New Roman" w:hAnsi="Times New Roman" w:cs="Times New Roman"/>
+                <w:b/>
+                <w:bCs w:val="0"/>
+              </w:rPr>
+            </w:pPr>
+            <w:r>
+              <w:rPr>
+                <w:rFonts w:ascii="Times New Roman" w:hAnsi="Times New Roman" w:cs="Times New Roman"/>
+                <w:b/>
+                <w:bCs w:val="0"/>
+              </w:rPr>
+              <w:t>Length</w:t>
+            </w:r>
+          </w:p>
+        </w:tc>
+        <w:tc>
+          <w:tcPr>
+            <w:tcW w:w="696" w:type="dxa"/>
+            <w:tcBorders>
+              <w:top w:val="single" w:sz="4" w:space="0" w:color="auto"/>
+              <w:left w:val="single" w:sz="4" w:space="0" w:color="auto"/>
+              <w:bottom w:val="single" w:sz="4" w:space="0" w:color="auto"/>
+              <w:right w:val="single" w:sz="4" w:space="0" w:color="auto"/>
+            </w:tcBorders>
+            <w:shd w:val="clear" w:color="auto" w:fill="D9D9D9"/>
+          </w:tcPr>
+          <w:p>
+            <w:pPr>
+              <w:ind w:left="0"/>
+              <w:jc w:val="center"/>
+              <w:rPr>
+                <w:rFonts w:ascii="Times New Roman" w:hAnsi="Times New Roman" w:cs="Times New Roman"/>
+                <w:b/>
+                <w:bCs w:val="0"/>
+              </w:rPr>
+            </w:pPr>
+            <w:r>
+              <w:rPr>
+                <w:rFonts w:ascii="Times New Roman" w:hAnsi="Times New Roman" w:cs="Times New Roman"/>
+                <w:b/>
+                <w:bCs w:val="0"/>
+              </w:rPr>
+              <w:t>NOT NULL</w:t>
+            </w:r>
+          </w:p>
+        </w:tc>
+        <w:tc>
+          <w:tcPr>
+            <w:tcW w:w="703" w:type="dxa"/>
+            <w:tcBorders>
+              <w:top w:val="single" w:sz="4" w:space="0" w:color="auto"/>
+              <w:left w:val="single" w:sz="4" w:space="0" w:color="auto"/>
+              <w:bottom w:val="single" w:sz="4" w:space="0" w:color="auto"/>
+              <w:right w:val="single" w:sz="4" w:space="0" w:color="auto"/>
+            </w:tcBorders>
+            <w:shd w:val="clear" w:color="auto" w:fill="D9D9D9"/>
+          </w:tcPr>
+          <w:p>
+            <w:pPr>
+              <w:ind w:left="0"/>
+              <w:jc w:val="center"/>
+              <w:rPr>
+                <w:rFonts w:ascii="Times New Roman" w:hAnsi="Times New Roman" w:cs="Times New Roman"/>
+                <w:b/>
+                <w:bCs w:val="0"/>
+              </w:rPr>
+            </w:pPr>
+            <w:r>
+              <w:rPr>
+                <w:rFonts w:ascii="Times New Roman" w:hAnsi="Times New Roman" w:cs="Times New Roman"/>
+                <w:b/>
+                <w:bCs w:val="0"/>
+              </w:rPr>
+              <w:t>Unique</w:t>
+            </w:r>
+          </w:p>
+        </w:tc>
+        <w:tc>
+          <w:tcPr>
+            <w:tcW w:w="540" w:type="dxa"/>
+            <w:tcBorders>
+              <w:top w:val="single" w:sz="4" w:space="0" w:color="auto"/>
+              <w:left w:val="single" w:sz="4" w:space="0" w:color="auto"/>
+              <w:bottom w:val="single" w:sz="4" w:space="0" w:color="auto"/>
+              <w:right w:val="single" w:sz="4" w:space="0" w:color="auto"/>
+            </w:tcBorders>
+            <w:shd w:val="clear" w:color="auto" w:fill="D9D9D9"/>
+          </w:tcPr>
+          <w:p>
+            <w:pPr>
+              <w:ind w:left="0"/>
+              <w:jc w:val="center"/>
+              <w:rPr>
+                <w:rFonts w:ascii="Times New Roman" w:hAnsi="Times New Roman" w:cs="Times New Roman"/>
+                <w:b/>
+                <w:bCs w:val="0"/>
+              </w:rPr>
+            </w:pPr>
+            <w:r>
+              <w:rPr>
+                <w:rFonts w:ascii="Times New Roman" w:hAnsi="Times New Roman" w:cs="Times New Roman"/>
+                <w:b/>
+                <w:bCs w:val="0"/>
+              </w:rPr>
+              <w:t>P/F Key</w:t>
+            </w:r>
+          </w:p>
+        </w:tc>
+        <w:tc>
+          <w:tcPr>
+            <w:tcW w:w="2315" w:type="dxa"/>
+            <w:tcBorders>
+              <w:top w:val="single" w:sz="4" w:space="0" w:color="auto"/>
+              <w:left w:val="single" w:sz="4" w:space="0" w:color="auto"/>
+              <w:bottom w:val="single" w:sz="4" w:space="0" w:color="auto"/>
+              <w:right w:val="single" w:sz="4" w:space="0" w:color="auto"/>
+            </w:tcBorders>
+            <w:shd w:val="clear" w:color="auto" w:fill="D9D9D9"/>
+          </w:tcPr>
+          <w:p>
+            <w:pPr>
+              <w:ind w:left="0"/>
+              <w:jc w:val="center"/>
+              <w:rPr>
+                <w:rFonts w:ascii="Times New Roman" w:hAnsi="Times New Roman" w:cs="Times New Roman"/>
+                <w:b/>
+                <w:bCs w:val="0"/>
+              </w:rPr>
+            </w:pPr>
+            <w:r>
+              <w:rPr>
+                <w:rFonts w:ascii="Times New Roman" w:hAnsi="Times New Roman" w:cs="Times New Roman"/>
+                <w:b/>
+                <w:bCs w:val="0"/>
+              </w:rPr>
+              <w:t>Default</w:t>
+            </w:r>
+          </w:p>
+        </w:tc>
+        <w:tc>
+          <w:tcPr>
+            <w:tcW w:w="4631" w:type="dxa"/>
+            <w:tcBorders>
+              <w:top w:val="single" w:sz="4" w:space="0" w:color="auto"/>
+              <w:left w:val="single" w:sz="4" w:space="0" w:color="auto"/>
+              <w:bottom w:val="single" w:sz="4" w:space="0" w:color="auto"/>
+              <w:right w:val="single" w:sz="4" w:space="0" w:color="auto"/>
+            </w:tcBorders>
+            <w:shd w:val="clear" w:color="auto" w:fill="D9D9D9"/>
+            <w:hideMark/>
+          </w:tcPr>
+          <w:p>
+            <w:pPr>
+              <w:ind w:left="0"/>
+              <w:jc w:val="center"/>
+              <w:rPr>
+                <w:rFonts w:ascii="Times New Roman" w:hAnsi="Times New Roman" w:cs="Times New Roman"/>
+              </w:rPr>
+            </w:pPr>
+            <w:r>
+              <w:rPr>
+                <w:rFonts w:ascii="Times New Roman" w:hAnsi="Times New Roman" w:cs="Times New Roman"/>
+                <w:b/>
+                <w:bCs w:val="0"/>
+              </w:rPr>
+              <w:t>Description</w:t>
+            </w:r>
+          </w:p>
+        </w:tc>
+      </w:tr>
+      <w:tr>
+        <w:tc>
+          <w:tcPr>
+            <w:tcW w:w="653" w:type="dxa"/>
+            <w:tcBorders>
+              <w:top w:val="single" w:sz="4" w:space="0" w:color="auto"/>
+              <w:left w:val="single" w:sz="4" w:space="0" w:color="auto"/>
+              <w:bottom w:val="single" w:sz="4" w:space="0" w:color="auto"/>
+              <w:right w:val="single" w:sz="4" w:space="0" w:color="auto"/>
+            </w:tcBorders>
+            <w:hideMark/>
+          </w:tcPr>
+          <w:p>
+            <w:pPr>
+              <w:ind w:left="0"/>
+              <w:jc w:val="center"/>
+              <w:rPr>
+                <w:rFonts w:ascii="Times New Roman" w:hAnsi="Times New Roman" w:cs="Times New Roman"/>
+              </w:rPr>
+            </w:pPr>
+            <w:r>
+              <w:rPr>
+                <w:rFonts w:ascii="Times New Roman" w:hAnsi="Times New Roman" w:cs="Times New Roman"/>
+                <w:sz w:val="18"/>
+                <w:szCs w:val="18"/>
+              </w:rPr>
+              <w:t>1</w:t>
+            </w:r>
+          </w:p>
+        </w:tc>
+        <w:tc>
+          <w:tcPr>
+            <w:tcW w:w="1572" w:type="dxa"/>
+            <w:tcBorders>
+              <w:top w:val="single" w:sz="4" w:space="0" w:color="auto"/>
+              <w:left w:val="single" w:sz="4" w:space="0" w:color="auto"/>
+              <w:bottom w:val="single" w:sz="4" w:space="0" w:color="auto"/>
+              <w:right w:val="single" w:sz="4" w:space="0" w:color="auto"/>
+            </w:tcBorders>
+            <w:hideMark/>
+          </w:tcPr>
+          <w:p>
+            <w:pPr>
+              <w:ind w:left="0"/>
+              <w:rPr>
+                <w:rFonts w:ascii="Times New Roman" w:hAnsi="Times New Roman" w:cs="Times New Roman"/>
+              </w:rPr>
+            </w:pPr>
+            <w:r>
+              <w:rPr>
+                <w:rFonts w:ascii="Times New Roman" w:hAnsi="Times New Roman" w:cs="Times New Roman"/>
+                <w:sz w:val="18"/>
+                <w:szCs w:val="18"/>
+              </w:rPr>
+              <w:t>id</w:t>
+            </w:r>
+          </w:p>
+        </w:tc>
+        <w:tc>
+          <w:tcPr>
+            <w:tcW w:w="1938" w:type="dxa"/>
+            <w:tcBorders>
+              <w:top w:val="single" w:sz="4" w:space="0" w:color="auto"/>
+              <w:left w:val="single" w:sz="4" w:space="0" w:color="auto"/>
+              <w:bottom w:val="single" w:sz="4" w:space="0" w:color="auto"/>
+              <w:right w:val="single" w:sz="4" w:space="0" w:color="auto"/>
+            </w:tcBorders>
+          </w:tcPr>
+          <w:p>
+            <w:pPr>
+              <w:ind w:left="0"/>
+              <w:rPr>
+                <w:rFonts w:ascii="Times New Roman" w:hAnsi="Times New Roman" w:cs="Times New Roman"/>
+              </w:rPr>
+            </w:pPr>
+            <w:r>
+              <w:rPr>
+                <w:rFonts w:ascii="Times New Roman" w:hAnsi="Times New Roman" w:cs="Times New Roman"/>
+                <w:sz w:val="18"/>
+                <w:szCs w:val="18"/>
+              </w:rPr>
+              <w:t>INT</w:t>
+            </w:r>
+          </w:p>
+        </w:tc>
+        <w:tc>
+          <w:tcPr>
+            <w:tcW w:w="702" w:type="dxa"/>
+            <w:tcBorders>
+              <w:top w:val="single" w:sz="4" w:space="0" w:color="auto"/>
+              <w:left w:val="single" w:sz="4" w:space="0" w:color="auto"/>
+              <w:bottom w:val="single" w:sz="4" w:space="0" w:color="auto"/>
+              <w:right w:val="single" w:sz="4" w:space="0" w:color="auto"/>
+            </w:tcBorders>
+          </w:tcPr>
+          <w:p>
+            <w:pPr>
+              <w:ind w:left="0"/>
+              <w:rPr>
+                <w:rFonts w:ascii="Times New Roman" w:hAnsi="Times New Roman" w:cs="Times New Roman"/>
+              </w:rPr>
+            </w:pPr>
+            <w:r>
+              <w:rPr>
+                <w:rFonts w:ascii="Times New Roman" w:hAnsi="Times New Roman" w:cs="Times New Roman"/>
+              </w:rPr>
+              <w:t>10</w:t>
+            </w:r>
+          </w:p>
+        </w:tc>
+        <w:tc>
+          <w:tcPr>
+            <w:tcW w:w="696" w:type="dxa"/>
+            <w:tcBorders>
+              <w:top w:val="single" w:sz="4" w:space="0" w:color="auto"/>
+              <w:left w:val="single" w:sz="4" w:space="0" w:color="auto"/>
+              <w:bottom w:val="single" w:sz="4" w:space="0" w:color="auto"/>
+              <w:right w:val="single" w:sz="4" w:space="0" w:color="auto"/>
+            </w:tcBorders>
+          </w:tcPr>
+          <w:p>
+            <w:pPr>
+              <w:ind w:left="0"/>
+              <w:rPr>
+                <w:rFonts w:ascii="Times New Roman" w:hAnsi="Times New Roman" w:cs="Times New Roman"/>
+              </w:rPr>
+            </w:pPr>
+            <w:r>
+              <w:rPr>
+                <w:rFonts w:ascii="Times New Roman" w:hAnsi="Times New Roman" w:cs="Times New Roman"/>
+                <w:sz w:val="18"/>
+                <w:szCs w:val="18"/>
+              </w:rPr>
+              <w:t>x</w:t>
+            </w:r>
+          </w:p>
+        </w:tc>
+        <w:tc>
+          <w:tcPr>
+            <w:tcW w:w="703" w:type="dxa"/>
+            <w:tcBorders>
+              <w:top w:val="single" w:sz="4" w:space="0" w:color="auto"/>
+              <w:left w:val="single" w:sz="4" w:space="0" w:color="auto"/>
+              <w:bottom w:val="single" w:sz="4" w:space="0" w:color="auto"/>
+              <w:right w:val="single" w:sz="4" w:space="0" w:color="auto"/>
+            </w:tcBorders>
+          </w:tcPr>
+          <w:p>
+            <w:pPr>
+              <w:ind w:left="0"/>
+              <w:rPr>
+                <w:rFonts w:ascii="Times New Roman" w:hAnsi="Times New Roman" w:cs="Times New Roman"/>
+              </w:rPr>
+            </w:pPr>
+            <w:r>
+              <w:rPr>
+                <w:rFonts w:ascii="Times New Roman" w:hAnsi="Times New Roman" w:cs="Times New Roman"/>
+              </w:rPr>
+              <w:t>x</w:t>
+            </w:r>
+          </w:p>
+        </w:tc>
+        <w:tc>
+          <w:tcPr>
+            <w:tcW w:w="540" w:type="dxa"/>
+            <w:tcBorders>
+              <w:top w:val="single" w:sz="4" w:space="0" w:color="auto"/>
+              <w:left w:val="single" w:sz="4" w:space="0" w:color="auto"/>
+              <w:bottom w:val="single" w:sz="4" w:space="0" w:color="auto"/>
+              <w:right w:val="single" w:sz="4" w:space="0" w:color="auto"/>
+            </w:tcBorders>
+          </w:tcPr>
+          <w:p>
+            <w:pPr>
+              <w:ind w:left="0"/>
+              <w:rPr>
+                <w:rFonts w:ascii="Times New Roman" w:hAnsi="Times New Roman" w:cs="Times New Roman"/>
+              </w:rPr>
+            </w:pPr>
+            <w:r>
+              <w:rPr>
+                <w:rFonts w:ascii="Times New Roman" w:hAnsi="Times New Roman" w:cs="Times New Roman"/>
+                <w:sz w:val="18"/>
+                <w:szCs w:val="18"/>
+              </w:rPr>
+              <w:t>P</w:t>
+            </w:r>
+          </w:p>
+        </w:tc>
+        <w:tc>
+          <w:tcPr>
+            <w:tcW w:w="2315" w:type="dxa"/>
+            <w:tcBorders>
+              <w:top w:val="single" w:sz="4" w:space="0" w:color="auto"/>
+              <w:left w:val="single" w:sz="4" w:space="0" w:color="auto"/>
+              <w:bottom w:val="single" w:sz="4" w:space="0" w:color="auto"/>
+              <w:right w:val="single" w:sz="4" w:space="0" w:color="auto"/>
+            </w:tcBorders>
+          </w:tcPr>
+          <w:p>
+            <w:pPr>
+              <w:ind w:left="0"/>
+              <w:rPr>
+                <w:rFonts w:ascii="Times New Roman" w:hAnsi="Times New Roman" w:cs="Times New Roman"/>
+              </w:rPr>
+            </w:pPr>
+            <w:r>
+              <w:rPr>
+                <w:rFonts w:ascii="Times New Roman" w:hAnsi="Times New Roman" w:cs="Times New Roman"/>
+                <w:sz w:val="18"/>
+                <w:szCs w:val="18"/>
+              </w:rPr>
+              <w:t>AUTO_INCREMENT</w:t>
+            </w:r>
+          </w:p>
+        </w:tc>
+        <w:tc>
+          <w:tcPr>
+            <w:tcW w:w="4631" w:type="dxa"/>
+            <w:tcBorders>
+              <w:top w:val="single" w:sz="4" w:space="0" w:color="auto"/>
+              <w:left w:val="single" w:sz="4" w:space="0" w:color="auto"/>
+              <w:bottom w:val="single" w:sz="4" w:space="0" w:color="auto"/>
+              <w:right w:val="single" w:sz="4" w:space="0" w:color="auto"/>
+            </w:tcBorders>
+            <w:hideMark/>
+          </w:tcPr>
+          <w:p>
+            <w:pPr>
+              <w:ind w:left="0"/>
+              <w:rPr>
+                <w:rFonts w:ascii="Times New Roman" w:hAnsi="Times New Roman" w:cs="Times New Roman"/>
+              </w:rPr>
+            </w:pPr>
+            <w:proofErr w:type="spellStart"/>
+            <w:r>
+              <w:rPr>
+                <w:rFonts w:ascii="Times New Roman" w:hAnsi="Times New Roman" w:cs="Times New Roman"/>
+                <w:sz w:val="18"/>
+                <w:szCs w:val="18"/>
+              </w:rPr>
+              <w:t>Mã</w:t>
+            </w:r>
+            <w:proofErr w:type="spellEnd"/>
+            <w:r>
+              <w:rPr>
+                <w:rFonts w:ascii="Times New Roman" w:hAnsi="Times New Roman" w:cs="Times New Roman"/>
+                <w:sz w:val="18"/>
+                <w:szCs w:val="18"/>
+              </w:rPr>
+              <w:t xml:space="preserve"> </w:t>
+            </w:r>
+            <w:proofErr w:type="spellStart"/>
+            <w:r>
+              <w:rPr>
+                <w:rFonts w:ascii="Times New Roman" w:hAnsi="Times New Roman" w:cs="Times New Roman"/>
+                <w:sz w:val="18"/>
+                <w:szCs w:val="18"/>
+              </w:rPr>
+              <w:t>định</w:t>
+            </w:r>
+            <w:proofErr w:type="spellEnd"/>
+            <w:r>
+              <w:rPr>
+                <w:rFonts w:ascii="Times New Roman" w:hAnsi="Times New Roman" w:cs="Times New Roman"/>
+                <w:sz w:val="18"/>
+                <w:szCs w:val="18"/>
+              </w:rPr>
+              <w:t xml:space="preserve"> </w:t>
+            </w:r>
+            <w:proofErr w:type="spellStart"/>
+            <w:r>
+              <w:rPr>
+                <w:rFonts w:ascii="Times New Roman" w:hAnsi="Times New Roman" w:cs="Times New Roman"/>
+                <w:sz w:val="18"/>
+                <w:szCs w:val="18"/>
+              </w:rPr>
+              <w:t>giải</w:t>
+            </w:r>
+            <w:proofErr w:type="spellEnd"/>
+            <w:r>
+              <w:rPr>
+                <w:rFonts w:ascii="Times New Roman" w:hAnsi="Times New Roman" w:cs="Times New Roman"/>
+                <w:sz w:val="18"/>
+                <w:szCs w:val="18"/>
+              </w:rPr>
+              <w:t xml:space="preserve"> </w:t>
+            </w:r>
+            <w:proofErr w:type="spellStart"/>
+            <w:r>
+              <w:rPr>
+                <w:rFonts w:ascii="Times New Roman" w:hAnsi="Times New Roman" w:cs="Times New Roman"/>
+                <w:sz w:val="18"/>
+                <w:szCs w:val="18"/>
+              </w:rPr>
+              <w:t>thưởng</w:t>
+            </w:r>
+            <w:proofErr w:type="spellEnd"/>
+            <w:r>
+              <w:rPr>
+                <w:rFonts w:ascii="Times New Roman" w:hAnsi="Times New Roman" w:cs="Times New Roman"/>
+                <w:sz w:val="18"/>
+                <w:szCs w:val="18"/>
+              </w:rPr>
+              <w:t xml:space="preserve"> </w:t>
+            </w:r>
+            <w:proofErr w:type="spellStart"/>
+            <w:r>
+              <w:rPr>
+                <w:rFonts w:ascii="Times New Roman" w:hAnsi="Times New Roman" w:cs="Times New Roman"/>
+                <w:sz w:val="18"/>
+                <w:szCs w:val="18"/>
+              </w:rPr>
+              <w:t>theo</w:t>
+            </w:r>
+            <w:proofErr w:type="spellEnd"/>
+            <w:r>
+              <w:rPr>
+                <w:rFonts w:ascii="Times New Roman" w:hAnsi="Times New Roman" w:cs="Times New Roman"/>
+                <w:sz w:val="18"/>
+                <w:szCs w:val="18"/>
+              </w:rPr>
+              <w:t xml:space="preserve"> </w:t>
+            </w:r>
+            <w:proofErr w:type="spellStart"/>
+            <w:r>
+              <w:rPr>
+                <w:rFonts w:ascii="Times New Roman" w:hAnsi="Times New Roman" w:cs="Times New Roman"/>
+                <w:sz w:val="18"/>
+                <w:szCs w:val="18"/>
+              </w:rPr>
+              <w:t>miền</w:t>
+            </w:r>
+            <w:proofErr w:type="spellEnd"/>
+            <w:r>
+              <w:rPr>
+                <w:rFonts w:ascii="Times New Roman" w:hAnsi="Times New Roman" w:cs="Times New Roman"/>
+                <w:sz w:val="18"/>
+                <w:szCs w:val="18"/>
+              </w:rPr>
+              <w:t xml:space="preserve"> </w:t>
+            </w:r>
+            <w:proofErr w:type="spellStart"/>
+            <w:r>
+              <w:rPr>
+                <w:rFonts w:ascii="Times New Roman" w:hAnsi="Times New Roman" w:cs="Times New Roman"/>
+                <w:sz w:val="18"/>
+                <w:szCs w:val="18"/>
+              </w:rPr>
+              <w:t>và</w:t>
+            </w:r>
+            <w:proofErr w:type="spellEnd"/>
+            <w:r>
+              <w:rPr>
+                <w:rFonts w:ascii="Times New Roman" w:hAnsi="Times New Roman" w:cs="Times New Roman"/>
+                <w:sz w:val="18"/>
+                <w:szCs w:val="18"/>
+              </w:rPr>
+              <w:t xml:space="preserve"> </w:t>
+            </w:r>
+            <w:proofErr w:type="spellStart"/>
+            <w:r>
+              <w:rPr>
+                <w:rFonts w:ascii="Times New Roman" w:hAnsi="Times New Roman" w:cs="Times New Roman"/>
+                <w:sz w:val="18"/>
+                <w:szCs w:val="18"/>
+              </w:rPr>
+              <w:t>loại</w:t>
+            </w:r>
+            <w:proofErr w:type="spellEnd"/>
+            <w:r>
+              <w:rPr>
+                <w:rFonts w:ascii="Times New Roman" w:hAnsi="Times New Roman" w:cs="Times New Roman"/>
+                <w:sz w:val="18"/>
+                <w:szCs w:val="18"/>
+              </w:rPr>
+              <w:t xml:space="preserve"> </w:t>
+            </w:r>
+            <w:proofErr w:type="spellStart"/>
+            <w:r>
+              <w:rPr>
+                <w:rFonts w:ascii="Times New Roman" w:hAnsi="Times New Roman" w:cs="Times New Roman"/>
+                <w:sz w:val="18"/>
+                <w:szCs w:val="18"/>
+              </w:rPr>
+              <w:t>giải</w:t>
+            </w:r>
+            <w:proofErr w:type="spellEnd"/>
+            <w:r>
+              <w:rPr>
+                <w:rFonts w:ascii="Times New Roman" w:hAnsi="Times New Roman" w:cs="Times New Roman"/>
+                <w:sz w:val="18"/>
+                <w:szCs w:val="18"/>
+              </w:rPr>
+              <w:t xml:space="preserve">, </w:t>
+            </w:r>
+            <w:proofErr w:type="spellStart"/>
+            <w:r>
+              <w:rPr>
+                <w:rFonts w:ascii="Times New Roman" w:hAnsi="Times New Roman" w:cs="Times New Roman"/>
+                <w:sz w:val="18"/>
+                <w:szCs w:val="18"/>
+              </w:rPr>
+              <w:t>tự</w:t>
+            </w:r>
+            <w:proofErr w:type="spellEnd"/>
+            <w:r>
+              <w:rPr>
+                <w:rFonts w:ascii="Times New Roman" w:hAnsi="Times New Roman" w:cs="Times New Roman"/>
+                <w:sz w:val="18"/>
+                <w:szCs w:val="18"/>
+              </w:rPr>
+              <w:t xml:space="preserve"> </w:t>
+            </w:r>
+            <w:proofErr w:type="spellStart"/>
+            <w:r>
+              <w:rPr>
+                <w:rFonts w:ascii="Times New Roman" w:hAnsi="Times New Roman" w:cs="Times New Roman"/>
+                <w:sz w:val="18"/>
+                <w:szCs w:val="18"/>
+              </w:rPr>
+              <w:t>tăng</w:t>
+            </w:r>
+            <w:proofErr w:type="spellEnd"/>
+          </w:p>
+        </w:tc>
+      </w:tr>
+      <w:tr>
+        <w:tc>
+          <w:tcPr>
+            <w:tcW w:w="653" w:type="dxa"/>
+            <w:tcBorders>
+              <w:top w:val="single" w:sz="4" w:space="0" w:color="auto"/>
+              <w:left w:val="single" w:sz="4" w:space="0" w:color="auto"/>
+              <w:bottom w:val="single" w:sz="4" w:space="0" w:color="auto"/>
+              <w:right w:val="single" w:sz="4" w:space="0" w:color="auto"/>
+            </w:tcBorders>
+          </w:tcPr>
+          <w:p>
+            <w:pPr>
+              <w:ind w:left="0"/>
+              <w:jc w:val="center"/>
+              <w:rPr>
+                <w:rFonts w:ascii="Times New Roman" w:hAnsi="Times New Roman" w:cs="Times New Roman"/>
+                <w:sz w:val="18"/>
+                <w:szCs w:val="18"/>
+              </w:rPr>
+            </w:pPr>
+            <w:r>
+              <w:rPr>
+                <w:rFonts w:ascii="Times New Roman" w:hAnsi="Times New Roman" w:cs="Times New Roman"/>
+                <w:sz w:val="18"/>
+                <w:szCs w:val="18"/>
+              </w:rPr>
+              <w:t>2</w:t>
+            </w:r>
+          </w:p>
+        </w:tc>
+        <w:tc>
+          <w:tcPr>
+            <w:tcW w:w="1572" w:type="dxa"/>
+            <w:tcBorders>
+              <w:top w:val="single" w:sz="4" w:space="0" w:color="auto"/>
+              <w:left w:val="single" w:sz="4" w:space="0" w:color="auto"/>
+              <w:bottom w:val="single" w:sz="4" w:space="0" w:color="auto"/>
+              <w:right w:val="single" w:sz="4" w:space="0" w:color="auto"/>
+            </w:tcBorders>
+          </w:tcPr>
+          <w:p>
+            <w:pPr>
+              <w:ind w:left="0"/>
+              <w:rPr>
+                <w:rFonts w:ascii="Times New Roman" w:hAnsi="Times New Roman" w:cs="Times New Roman"/>
+                <w:sz w:val="18"/>
+                <w:szCs w:val="18"/>
+              </w:rPr>
+            </w:pPr>
+            <w:proofErr w:type="spellStart"/>
+            <w:r>
+              <w:rPr>
+                <w:rFonts w:ascii="Times New Roman" w:hAnsi="Times New Roman" w:cs="Times New Roman"/>
+                <w:sz w:val="18"/>
+                <w:szCs w:val="18"/>
+              </w:rPr>
+              <w:t>region_code</w:t>
+            </w:r>
+            <w:proofErr w:type="spellEnd"/>
+          </w:p>
+        </w:tc>
+        <w:tc>
+          <w:tcPr>
+            <w:tcW w:w="1938" w:type="dxa"/>
+            <w:tcBorders>
+              <w:top w:val="single" w:sz="4" w:space="0" w:color="auto"/>
+              <w:left w:val="single" w:sz="4" w:space="0" w:color="auto"/>
+              <w:bottom w:val="single" w:sz="4" w:space="0" w:color="auto"/>
+              <w:right w:val="single" w:sz="4" w:space="0" w:color="auto"/>
+            </w:tcBorders>
+          </w:tcPr>
+          <w:p>
+            <w:pPr>
+              <w:ind w:left="0"/>
+              <w:rPr>
+                <w:rFonts w:ascii="Times New Roman" w:hAnsi="Times New Roman" w:cs="Times New Roman"/>
+                <w:sz w:val="18"/>
+                <w:szCs w:val="18"/>
+              </w:rPr>
+            </w:pPr>
+            <w:r>
+              <w:rPr>
+                <w:rFonts w:ascii="Times New Roman" w:hAnsi="Times New Roman" w:cs="Times New Roman"/>
+                <w:sz w:val="18"/>
+                <w:szCs w:val="18"/>
+              </w:rPr>
+              <w:t>VARCHAR</w:t>
+            </w:r>
+          </w:p>
+        </w:tc>
+        <w:tc>
+          <w:tcPr>
+            <w:tcW w:w="702" w:type="dxa"/>
+            <w:tcBorders>
+              <w:top w:val="single" w:sz="4" w:space="0" w:color="auto"/>
+              <w:left w:val="single" w:sz="4" w:space="0" w:color="auto"/>
+              <w:bottom w:val="single" w:sz="4" w:space="0" w:color="auto"/>
+              <w:right w:val="single" w:sz="4" w:space="0" w:color="auto"/>
+            </w:tcBorders>
+          </w:tcPr>
+          <w:p>
+            <w:pPr>
+              <w:ind w:left="0"/>
+              <w:rPr>
+                <w:rFonts w:ascii="Times New Roman" w:hAnsi="Times New Roman" w:cs="Times New Roman"/>
+                <w:sz w:val="18"/>
+                <w:szCs w:val="18"/>
+              </w:rPr>
+            </w:pPr>
+            <w:r>
+              <w:rPr>
+                <w:rFonts w:ascii="Times New Roman" w:hAnsi="Times New Roman" w:cs="Times New Roman"/>
+                <w:sz w:val="18"/>
+                <w:szCs w:val="18"/>
+              </w:rPr>
+              <w:t>10</w:t>
+            </w:r>
+          </w:p>
+        </w:tc>
+        <w:tc>
+          <w:tcPr>
+            <w:tcW w:w="696" w:type="dxa"/>
+            <w:tcBorders>
+              <w:top w:val="single" w:sz="4" w:space="0" w:color="auto"/>
+              <w:left w:val="single" w:sz="4" w:space="0" w:color="auto"/>
+              <w:bottom w:val="single" w:sz="4" w:space="0" w:color="auto"/>
+              <w:right w:val="single" w:sz="4" w:space="0" w:color="auto"/>
+            </w:tcBorders>
+          </w:tcPr>
+          <w:p>
+            <w:pPr>
+              <w:ind w:left="0"/>
+              <w:rPr>
+                <w:rFonts w:ascii="Times New Roman" w:hAnsi="Times New Roman" w:cs="Times New Roman"/>
+                <w:sz w:val="18"/>
+                <w:szCs w:val="18"/>
+              </w:rPr>
+            </w:pPr>
+            <w:r>
+              <w:rPr>
+                <w:rFonts w:ascii="Times New Roman" w:hAnsi="Times New Roman" w:cs="Times New Roman"/>
+                <w:sz w:val="18"/>
+                <w:szCs w:val="18"/>
+              </w:rPr>
+              <w:t>x</w:t>
+            </w:r>
+          </w:p>
+        </w:tc>
+        <w:tc>
+          <w:tcPr>
+            <w:tcW w:w="703" w:type="dxa"/>
+            <w:tcBorders>
+              <w:top w:val="single" w:sz="4" w:space="0" w:color="auto"/>
+              <w:left w:val="single" w:sz="4" w:space="0" w:color="auto"/>
+              <w:bottom w:val="single" w:sz="4" w:space="0" w:color="auto"/>
+              <w:right w:val="single" w:sz="4" w:space="0" w:color="auto"/>
+            </w:tcBorders>
+          </w:tcPr>
+          <w:p>
+            <w:pPr>
+              <w:ind w:left="0"/>
+              <w:rPr>
+                <w:rFonts w:ascii="Times New Roman" w:hAnsi="Times New Roman" w:cs="Times New Roman"/>
+              </w:rPr>
+            </w:pPr>
+          </w:p>
+        </w:tc>
+        <w:tc>
+          <w:tcPr>
+            <w:tcW w:w="540" w:type="dxa"/>
+            <w:tcBorders>
+              <w:top w:val="single" w:sz="4" w:space="0" w:color="auto"/>
+              <w:left w:val="single" w:sz="4" w:space="0" w:color="auto"/>
+              <w:bottom w:val="single" w:sz="4" w:space="0" w:color="auto"/>
+              <w:right w:val="single" w:sz="4" w:space="0" w:color="auto"/>
+            </w:tcBorders>
+          </w:tcPr>
+          <w:p>
+            <w:pPr>
+              <w:ind w:left="0"/>
+              <w:rPr>
+                <w:rFonts w:ascii="Times New Roman" w:hAnsi="Times New Roman" w:cs="Times New Roman"/>
+              </w:rPr>
+            </w:pPr>
+            <w:r>
+              <w:rPr>
+                <w:rFonts w:ascii="Times New Roman" w:hAnsi="Times New Roman" w:cs="Times New Roman"/>
+              </w:rPr>
+              <w:t>F</w:t>
+            </w:r>
+          </w:p>
+        </w:tc>
+        <w:tc>
+          <w:tcPr>
+            <w:tcW w:w="2315" w:type="dxa"/>
+            <w:tcBorders>
+              <w:top w:val="single" w:sz="4" w:space="0" w:color="auto"/>
+              <w:left w:val="single" w:sz="4" w:space="0" w:color="auto"/>
+              <w:bottom w:val="single" w:sz="4" w:space="0" w:color="auto"/>
+              <w:right w:val="single" w:sz="4" w:space="0" w:color="auto"/>
+            </w:tcBorders>
+          </w:tcPr>
+          <w:p>
+            <w:pPr>
+              <w:ind w:left="0"/>
+              <w:rPr>
+                <w:rFonts w:ascii="Times New Roman" w:hAnsi="Times New Roman" w:cs="Times New Roman"/>
+              </w:rPr>
+            </w:pPr>
+          </w:p>
+        </w:tc>
+        <w:tc>
+          <w:tcPr>
+            <w:tcW w:w="4631" w:type="dxa"/>
+            <w:tcBorders>
+              <w:top w:val="single" w:sz="4" w:space="0" w:color="auto"/>
+              <w:left w:val="single" w:sz="4" w:space="0" w:color="auto"/>
+              <w:bottom w:val="single" w:sz="4" w:space="0" w:color="auto"/>
+              <w:right w:val="single" w:sz="4" w:space="0" w:color="auto"/>
+            </w:tcBorders>
+          </w:tcPr>
+          <w:p>
+            <w:pPr>
+              <w:ind w:left="0"/>
+              <w:rPr>
+                <w:rFonts w:ascii="Times New Roman" w:hAnsi="Times New Roman" w:cs="Times New Roman"/>
+                <w:sz w:val="18"/>
+                <w:szCs w:val="18"/>
+              </w:rPr>
+            </w:pPr>
+            <w:proofErr w:type="spellStart"/>
+            <w:r>
+              <w:rPr>
+                <w:rFonts w:ascii="Times New Roman" w:hAnsi="Times New Roman" w:cs="Times New Roman"/>
+                <w:sz w:val="18"/>
+                <w:szCs w:val="18"/>
+              </w:rPr>
+              <w:t>Mã</w:t>
+            </w:r>
+            <w:proofErr w:type="spellEnd"/>
+            <w:r>
+              <w:rPr>
+                <w:rFonts w:ascii="Times New Roman" w:hAnsi="Times New Roman" w:cs="Times New Roman"/>
+                <w:sz w:val="18"/>
+                <w:szCs w:val="18"/>
+              </w:rPr>
+              <w:t xml:space="preserve"> </w:t>
+            </w:r>
+            <w:proofErr w:type="spellStart"/>
+            <w:r>
+              <w:rPr>
+                <w:rFonts w:ascii="Times New Roman" w:hAnsi="Times New Roman" w:cs="Times New Roman"/>
+                <w:sz w:val="18"/>
+                <w:szCs w:val="18"/>
+              </w:rPr>
+              <w:t>định</w:t>
+            </w:r>
+            <w:proofErr w:type="spellEnd"/>
+            <w:r>
+              <w:rPr>
+                <w:rFonts w:ascii="Times New Roman" w:hAnsi="Times New Roman" w:cs="Times New Roman"/>
+                <w:sz w:val="18"/>
+                <w:szCs w:val="18"/>
+              </w:rPr>
+              <w:t xml:space="preserve"> </w:t>
+            </w:r>
+            <w:proofErr w:type="spellStart"/>
+            <w:r>
+              <w:rPr>
+                <w:rFonts w:ascii="Times New Roman" w:hAnsi="Times New Roman" w:cs="Times New Roman"/>
+                <w:sz w:val="18"/>
+                <w:szCs w:val="18"/>
+              </w:rPr>
+              <w:t>danh</w:t>
+            </w:r>
+            <w:proofErr w:type="spellEnd"/>
+            <w:r>
+              <w:rPr>
+                <w:rFonts w:ascii="Times New Roman" w:hAnsi="Times New Roman" w:cs="Times New Roman"/>
+                <w:sz w:val="18"/>
+                <w:szCs w:val="18"/>
+              </w:rPr>
+              <w:t xml:space="preserve"> </w:t>
+            </w:r>
+            <w:proofErr w:type="spellStart"/>
+            <w:r>
+              <w:rPr>
+                <w:rFonts w:ascii="Times New Roman" w:hAnsi="Times New Roman" w:cs="Times New Roman"/>
+                <w:sz w:val="18"/>
+                <w:szCs w:val="18"/>
+              </w:rPr>
+              <w:t>miền</w:t>
+            </w:r>
+            <w:proofErr w:type="spellEnd"/>
+          </w:p>
+        </w:tc>
+      </w:tr>
+      <w:tr>
+        <w:tc>
+          <w:tcPr>
+            <w:tcW w:w="653" w:type="dxa"/>
+            <w:tcBorders>
+              <w:top w:val="single" w:sz="4" w:space="0" w:color="auto"/>
+              <w:left w:val="single" w:sz="4" w:space="0" w:color="auto"/>
+              <w:bottom w:val="single" w:sz="4" w:space="0" w:color="auto"/>
+              <w:right w:val="single" w:sz="4" w:space="0" w:color="auto"/>
+            </w:tcBorders>
+          </w:tcPr>
+          <w:p>
+            <w:pPr>
+              <w:ind w:left="0"/>
+              <w:jc w:val="center"/>
+              <w:rPr>
+                <w:rFonts w:ascii="Times New Roman" w:hAnsi="Times New Roman" w:cs="Times New Roman"/>
+                <w:sz w:val="18"/>
+                <w:szCs w:val="18"/>
+              </w:rPr>
+            </w:pPr>
+            <w:r>
+              <w:rPr>
+                <w:rFonts w:ascii="Times New Roman" w:hAnsi="Times New Roman" w:cs="Times New Roman"/>
+                <w:sz w:val="18"/>
+                <w:szCs w:val="18"/>
+              </w:rPr>
+              <w:t>3</w:t>
+            </w:r>
+          </w:p>
+        </w:tc>
+        <w:tc>
+          <w:tcPr>
+            <w:tcW w:w="1572" w:type="dxa"/>
+            <w:tcBorders>
+              <w:top w:val="single" w:sz="4" w:space="0" w:color="auto"/>
+              <w:left w:val="single" w:sz="4" w:space="0" w:color="auto"/>
+              <w:bottom w:val="single" w:sz="4" w:space="0" w:color="auto"/>
+              <w:right w:val="single" w:sz="4" w:space="0" w:color="auto"/>
+            </w:tcBorders>
+          </w:tcPr>
+          <w:p>
+            <w:pPr>
+              <w:ind w:left="0"/>
+              <w:rPr>
+                <w:rFonts w:ascii="Times New Roman" w:hAnsi="Times New Roman" w:cs="Times New Roman"/>
+                <w:sz w:val="18"/>
+                <w:szCs w:val="18"/>
+              </w:rPr>
+            </w:pPr>
+            <w:proofErr w:type="spellStart"/>
+            <w:r>
+              <w:rPr>
+                <w:rFonts w:ascii="Times New Roman" w:hAnsi="Times New Roman" w:cs="Times New Roman"/>
+                <w:sz w:val="18"/>
+                <w:szCs w:val="18"/>
+              </w:rPr>
+              <w:t>prize_code</w:t>
+            </w:r>
+            <w:proofErr w:type="spellEnd"/>
+          </w:p>
+        </w:tc>
+        <w:tc>
+          <w:tcPr>
+            <w:tcW w:w="1938" w:type="dxa"/>
+            <w:tcBorders>
+              <w:top w:val="single" w:sz="4" w:space="0" w:color="auto"/>
+              <w:left w:val="single" w:sz="4" w:space="0" w:color="auto"/>
+              <w:bottom w:val="single" w:sz="4" w:space="0" w:color="auto"/>
+              <w:right w:val="single" w:sz="4" w:space="0" w:color="auto"/>
+            </w:tcBorders>
+          </w:tcPr>
+          <w:p>
+            <w:pPr>
+              <w:ind w:left="0"/>
+              <w:rPr>
+                <w:rFonts w:ascii="Times New Roman" w:hAnsi="Times New Roman" w:cs="Times New Roman"/>
+                <w:sz w:val="18"/>
+                <w:szCs w:val="18"/>
+              </w:rPr>
+            </w:pPr>
+            <w:r>
+              <w:rPr>
+                <w:rFonts w:ascii="Times New Roman" w:hAnsi="Times New Roman" w:cs="Times New Roman"/>
+                <w:sz w:val="18"/>
+                <w:szCs w:val="18"/>
+              </w:rPr>
+              <w:t>VARCHAR</w:t>
+            </w:r>
+          </w:p>
+        </w:tc>
+        <w:tc>
+          <w:tcPr>
+            <w:tcW w:w="702" w:type="dxa"/>
+            <w:tcBorders>
+              <w:top w:val="single" w:sz="4" w:space="0" w:color="auto"/>
+              <w:left w:val="single" w:sz="4" w:space="0" w:color="auto"/>
+              <w:bottom w:val="single" w:sz="4" w:space="0" w:color="auto"/>
+              <w:right w:val="single" w:sz="4" w:space="0" w:color="auto"/>
+            </w:tcBorders>
+          </w:tcPr>
+          <w:p>
+            <w:pPr>
+              <w:ind w:left="0"/>
+              <w:rPr>
+                <w:rFonts w:ascii="Times New Roman" w:hAnsi="Times New Roman" w:cs="Times New Roman"/>
+                <w:sz w:val="18"/>
+                <w:szCs w:val="18"/>
+              </w:rPr>
+            </w:pPr>
+            <w:r>
+              <w:rPr>
+                <w:rFonts w:ascii="Times New Roman" w:hAnsi="Times New Roman" w:cs="Times New Roman"/>
+                <w:sz w:val="18"/>
+                <w:szCs w:val="18"/>
+              </w:rPr>
+              <w:t>10</w:t>
+            </w:r>
+          </w:p>
+        </w:tc>
+        <w:tc>
+          <w:tcPr>
+            <w:tcW w:w="696" w:type="dxa"/>
+            <w:tcBorders>
+              <w:top w:val="single" w:sz="4" w:space="0" w:color="auto"/>
+              <w:left w:val="single" w:sz="4" w:space="0" w:color="auto"/>
+              <w:bottom w:val="single" w:sz="4" w:space="0" w:color="auto"/>
+              <w:right w:val="single" w:sz="4" w:space="0" w:color="auto"/>
+            </w:tcBorders>
+          </w:tcPr>
+          <w:p>
+            <w:pPr>
+              <w:ind w:left="0"/>
+              <w:rPr>
+                <w:rFonts w:ascii="Times New Roman" w:hAnsi="Times New Roman" w:cs="Times New Roman"/>
+                <w:sz w:val="18"/>
+                <w:szCs w:val="18"/>
+              </w:rPr>
+            </w:pPr>
+            <w:r>
+              <w:rPr>
+                <w:rFonts w:ascii="Times New Roman" w:hAnsi="Times New Roman" w:cs="Times New Roman"/>
+                <w:sz w:val="18"/>
+                <w:szCs w:val="18"/>
+              </w:rPr>
+              <w:t>x</w:t>
+            </w:r>
+          </w:p>
+        </w:tc>
+        <w:tc>
+          <w:tcPr>
+            <w:tcW w:w="703" w:type="dxa"/>
+            <w:tcBorders>
+              <w:top w:val="single" w:sz="4" w:space="0" w:color="auto"/>
+              <w:left w:val="single" w:sz="4" w:space="0" w:color="auto"/>
+              <w:bottom w:val="single" w:sz="4" w:space="0" w:color="auto"/>
+              <w:right w:val="single" w:sz="4" w:space="0" w:color="auto"/>
+            </w:tcBorders>
+          </w:tcPr>
+          <w:p>
+            <w:pPr>
+              <w:ind w:left="0"/>
+              <w:rPr>
+                <w:rFonts w:ascii="Times New Roman" w:hAnsi="Times New Roman" w:cs="Times New Roman"/>
+              </w:rPr>
+            </w:pPr>
+          </w:p>
+        </w:tc>
+        <w:tc>
+          <w:tcPr>
+            <w:tcW w:w="540" w:type="dxa"/>
+            <w:tcBorders>
+              <w:top w:val="single" w:sz="4" w:space="0" w:color="auto"/>
+              <w:left w:val="single" w:sz="4" w:space="0" w:color="auto"/>
+              <w:bottom w:val="single" w:sz="4" w:space="0" w:color="auto"/>
+              <w:right w:val="single" w:sz="4" w:space="0" w:color="auto"/>
+            </w:tcBorders>
+          </w:tcPr>
+          <w:p>
+            <w:pPr>
+              <w:ind w:left="0"/>
+              <w:rPr>
+                <w:rFonts w:ascii="Times New Roman" w:hAnsi="Times New Roman" w:cs="Times New Roman"/>
+              </w:rPr>
+            </w:pPr>
+          </w:p>
+        </w:tc>
+        <w:tc>
+          <w:tcPr>
+            <w:tcW w:w="2315" w:type="dxa"/>
+            <w:tcBorders>
+              <w:top w:val="single" w:sz="4" w:space="0" w:color="auto"/>
+              <w:left w:val="single" w:sz="4" w:space="0" w:color="auto"/>
+              <w:bottom w:val="single" w:sz="4" w:space="0" w:color="auto"/>
+              <w:right w:val="single" w:sz="4" w:space="0" w:color="auto"/>
+            </w:tcBorders>
+          </w:tcPr>
+          <w:p>
+            <w:pPr>
+              <w:ind w:left="0"/>
+              <w:rPr>
+                <w:rFonts w:ascii="Times New Roman" w:hAnsi="Times New Roman" w:cs="Times New Roman"/>
+              </w:rPr>
+            </w:pPr>
+          </w:p>
+        </w:tc>
+        <w:tc>
+          <w:tcPr>
+            <w:tcW w:w="4631" w:type="dxa"/>
+            <w:tcBorders>
+              <w:top w:val="single" w:sz="4" w:space="0" w:color="auto"/>
+              <w:left w:val="single" w:sz="4" w:space="0" w:color="auto"/>
+              <w:bottom w:val="single" w:sz="4" w:space="0" w:color="auto"/>
+              <w:right w:val="single" w:sz="4" w:space="0" w:color="auto"/>
+            </w:tcBorders>
+          </w:tcPr>
+          <w:p>
+            <w:pPr>
+              <w:ind w:left="0"/>
+              <w:rPr>
+                <w:rFonts w:ascii="Times New Roman" w:hAnsi="Times New Roman" w:cs="Times New Roman"/>
+                <w:sz w:val="18"/>
+                <w:szCs w:val="18"/>
+              </w:rPr>
+            </w:pPr>
+            <w:proofErr w:type="spellStart"/>
+            <w:r>
+              <w:rPr>
+                <w:rFonts w:ascii="Times New Roman" w:hAnsi="Times New Roman" w:cs="Times New Roman"/>
+                <w:sz w:val="18"/>
+                <w:szCs w:val="18"/>
+              </w:rPr>
+              <w:t>Mã</w:t>
+            </w:r>
+            <w:proofErr w:type="spellEnd"/>
+            <w:r>
+              <w:rPr>
+                <w:rFonts w:ascii="Times New Roman" w:hAnsi="Times New Roman" w:cs="Times New Roman"/>
+                <w:sz w:val="18"/>
+                <w:szCs w:val="18"/>
+              </w:rPr>
+              <w:t xml:space="preserve"> </w:t>
+            </w:r>
+            <w:proofErr w:type="spellStart"/>
+            <w:r>
+              <w:rPr>
+                <w:rFonts w:ascii="Times New Roman" w:hAnsi="Times New Roman" w:cs="Times New Roman"/>
+                <w:sz w:val="18"/>
+                <w:szCs w:val="18"/>
+              </w:rPr>
+              <w:t>chuẩn</w:t>
+            </w:r>
+            <w:proofErr w:type="spellEnd"/>
+            <w:r>
+              <w:rPr>
+                <w:rFonts w:ascii="Times New Roman" w:hAnsi="Times New Roman" w:cs="Times New Roman"/>
+                <w:sz w:val="18"/>
+                <w:szCs w:val="18"/>
+              </w:rPr>
+              <w:t xml:space="preserve"> </w:t>
+            </w:r>
+            <w:proofErr w:type="spellStart"/>
+            <w:r>
+              <w:rPr>
+                <w:rFonts w:ascii="Times New Roman" w:hAnsi="Times New Roman" w:cs="Times New Roman"/>
+                <w:sz w:val="18"/>
+                <w:szCs w:val="18"/>
+              </w:rPr>
+              <w:t>hoá</w:t>
+            </w:r>
+            <w:proofErr w:type="spellEnd"/>
+            <w:r>
+              <w:rPr>
+                <w:rFonts w:ascii="Times New Roman" w:hAnsi="Times New Roman" w:cs="Times New Roman"/>
+                <w:sz w:val="18"/>
+                <w:szCs w:val="18"/>
+              </w:rPr>
+              <w:t xml:space="preserve"> </w:t>
+            </w:r>
+            <w:proofErr w:type="spellStart"/>
+            <w:r>
+              <w:rPr>
+                <w:rFonts w:ascii="Times New Roman" w:hAnsi="Times New Roman" w:cs="Times New Roman"/>
+                <w:sz w:val="18"/>
+                <w:szCs w:val="18"/>
+              </w:rPr>
+              <w:t>giải</w:t>
+            </w:r>
+            <w:proofErr w:type="spellEnd"/>
+            <w:r>
+              <w:rPr>
+                <w:rFonts w:ascii="Times New Roman" w:hAnsi="Times New Roman" w:cs="Times New Roman"/>
+                <w:sz w:val="18"/>
+                <w:szCs w:val="18"/>
+              </w:rPr>
+              <w:t xml:space="preserve"> </w:t>
+            </w:r>
+            <w:proofErr w:type="spellStart"/>
+            <w:r>
+              <w:rPr>
+                <w:rFonts w:ascii="Times New Roman" w:hAnsi="Times New Roman" w:cs="Times New Roman"/>
+                <w:sz w:val="18"/>
+                <w:szCs w:val="18"/>
+              </w:rPr>
+              <w:t>dùng</w:t>
+            </w:r>
+            <w:proofErr w:type="spellEnd"/>
+            <w:r>
+              <w:rPr>
+                <w:rFonts w:ascii="Times New Roman" w:hAnsi="Times New Roman" w:cs="Times New Roman"/>
+                <w:sz w:val="18"/>
+                <w:szCs w:val="18"/>
+              </w:rPr>
+              <w:t xml:space="preserve"> </w:t>
+            </w:r>
+            <w:proofErr w:type="spellStart"/>
+            <w:r>
+              <w:rPr>
+                <w:rFonts w:ascii="Times New Roman" w:hAnsi="Times New Roman" w:cs="Times New Roman"/>
+                <w:sz w:val="18"/>
+                <w:szCs w:val="18"/>
+              </w:rPr>
+              <w:t>trong</w:t>
+            </w:r>
+            <w:proofErr w:type="spellEnd"/>
+            <w:r>
+              <w:rPr>
+                <w:rFonts w:ascii="Times New Roman" w:hAnsi="Times New Roman" w:cs="Times New Roman"/>
+                <w:sz w:val="18"/>
+                <w:szCs w:val="18"/>
+              </w:rPr>
+              <w:t xml:space="preserve"> code: 'DB', 'G1'...'G8'</w:t>
+            </w:r>
+          </w:p>
+        </w:tc>
+      </w:tr>
+      <w:tr>
+        <w:tc>
+          <w:tcPr>
+            <w:tcW w:w="653" w:type="dxa"/>
+            <w:tcBorders>
+              <w:top w:val="single" w:sz="4" w:space="0" w:color="auto"/>
+              <w:left w:val="single" w:sz="4" w:space="0" w:color="auto"/>
+              <w:bottom w:val="single" w:sz="4" w:space="0" w:color="auto"/>
+              <w:right w:val="single" w:sz="4" w:space="0" w:color="auto"/>
+            </w:tcBorders>
+          </w:tcPr>
+          <w:p>
+            <w:pPr>
+              <w:ind w:left="0"/>
+              <w:jc w:val="center"/>
+              <w:rPr>
+                <w:rFonts w:ascii="Times New Roman" w:hAnsi="Times New Roman" w:cs="Times New Roman"/>
+                <w:sz w:val="18"/>
+                <w:szCs w:val="18"/>
+              </w:rPr>
+            </w:pPr>
+            <w:r>
+              <w:rPr>
+                <w:rFonts w:ascii="Times New Roman" w:hAnsi="Times New Roman" w:cs="Times New Roman"/>
+                <w:sz w:val="18"/>
+                <w:szCs w:val="18"/>
+              </w:rPr>
+              <w:t>4</w:t>
+            </w:r>
+          </w:p>
+        </w:tc>
+        <w:tc>
+          <w:tcPr>
+            <w:tcW w:w="1572" w:type="dxa"/>
+            <w:tcBorders>
+              <w:top w:val="single" w:sz="4" w:space="0" w:color="auto"/>
+              <w:left w:val="single" w:sz="4" w:space="0" w:color="auto"/>
+              <w:bottom w:val="single" w:sz="4" w:space="0" w:color="auto"/>
+              <w:right w:val="single" w:sz="4" w:space="0" w:color="auto"/>
+            </w:tcBorders>
+          </w:tcPr>
+          <w:p>
+            <w:pPr>
+              <w:ind w:left="0"/>
+              <w:rPr>
+                <w:rFonts w:ascii="Times New Roman" w:hAnsi="Times New Roman" w:cs="Times New Roman"/>
+                <w:sz w:val="18"/>
+                <w:szCs w:val="18"/>
+              </w:rPr>
+            </w:pPr>
+            <w:proofErr w:type="spellStart"/>
+            <w:r>
+              <w:rPr>
+                <w:rFonts w:ascii="Times New Roman" w:hAnsi="Times New Roman" w:cs="Times New Roman"/>
+                <w:sz w:val="18"/>
+                <w:szCs w:val="18"/>
+              </w:rPr>
+              <w:t>prize_name</w:t>
+            </w:r>
+            <w:proofErr w:type="spellEnd"/>
+          </w:p>
+        </w:tc>
+        <w:tc>
+          <w:tcPr>
+            <w:tcW w:w="1938" w:type="dxa"/>
+            <w:tcBorders>
+              <w:top w:val="single" w:sz="4" w:space="0" w:color="auto"/>
+              <w:left w:val="single" w:sz="4" w:space="0" w:color="auto"/>
+              <w:bottom w:val="single" w:sz="4" w:space="0" w:color="auto"/>
+              <w:right w:val="single" w:sz="4" w:space="0" w:color="auto"/>
+            </w:tcBorders>
+          </w:tcPr>
+          <w:p>
+            <w:pPr>
+              <w:ind w:left="0"/>
+              <w:rPr>
+                <w:rFonts w:ascii="Times New Roman" w:hAnsi="Times New Roman" w:cs="Times New Roman"/>
+                <w:sz w:val="18"/>
+                <w:szCs w:val="18"/>
+              </w:rPr>
+            </w:pPr>
+            <w:r>
+              <w:rPr>
+                <w:rFonts w:ascii="Times New Roman" w:hAnsi="Times New Roman" w:cs="Times New Roman"/>
+                <w:sz w:val="18"/>
+                <w:szCs w:val="18"/>
+              </w:rPr>
+              <w:t>VARCHAR</w:t>
+            </w:r>
+          </w:p>
+        </w:tc>
+        <w:tc>
+          <w:tcPr>
+            <w:tcW w:w="702" w:type="dxa"/>
+            <w:tcBorders>
+              <w:top w:val="single" w:sz="4" w:space="0" w:color="auto"/>
+              <w:left w:val="single" w:sz="4" w:space="0" w:color="auto"/>
+              <w:bottom w:val="single" w:sz="4" w:space="0" w:color="auto"/>
+              <w:right w:val="single" w:sz="4" w:space="0" w:color="auto"/>
+            </w:tcBorders>
+          </w:tcPr>
+          <w:p>
+            <w:pPr>
+              <w:ind w:left="0"/>
+              <w:rPr>
+                <w:rFonts w:ascii="Times New Roman" w:hAnsi="Times New Roman" w:cs="Times New Roman"/>
+                <w:sz w:val="18"/>
+                <w:szCs w:val="18"/>
+              </w:rPr>
+            </w:pPr>
+            <w:r>
+              <w:rPr>
+                <w:rFonts w:ascii="Times New Roman" w:hAnsi="Times New Roman" w:cs="Times New Roman"/>
+                <w:sz w:val="18"/>
+                <w:szCs w:val="18"/>
+              </w:rPr>
+              <w:t>30</w:t>
+            </w:r>
+          </w:p>
+        </w:tc>
+        <w:tc>
+          <w:tcPr>
+            <w:tcW w:w="696" w:type="dxa"/>
+            <w:tcBorders>
+              <w:top w:val="single" w:sz="4" w:space="0" w:color="auto"/>
+              <w:left w:val="single" w:sz="4" w:space="0" w:color="auto"/>
+              <w:bottom w:val="single" w:sz="4" w:space="0" w:color="auto"/>
+              <w:right w:val="single" w:sz="4" w:space="0" w:color="auto"/>
+            </w:tcBorders>
+          </w:tcPr>
+          <w:p>
+            <w:pPr>
+              <w:ind w:left="0"/>
+              <w:rPr>
+                <w:rFonts w:ascii="Times New Roman" w:hAnsi="Times New Roman" w:cs="Times New Roman"/>
+                <w:sz w:val="18"/>
+                <w:szCs w:val="18"/>
+              </w:rPr>
+            </w:pPr>
+            <w:r>
+              <w:rPr>
+                <w:rFonts w:ascii="Times New Roman" w:hAnsi="Times New Roman" w:cs="Times New Roman"/>
+                <w:sz w:val="18"/>
+                <w:szCs w:val="18"/>
+              </w:rPr>
+              <w:t>x</w:t>
+            </w:r>
+          </w:p>
+        </w:tc>
+        <w:tc>
+          <w:tcPr>
+            <w:tcW w:w="703" w:type="dxa"/>
+            <w:tcBorders>
+              <w:top w:val="single" w:sz="4" w:space="0" w:color="auto"/>
+              <w:left w:val="single" w:sz="4" w:space="0" w:color="auto"/>
+              <w:bottom w:val="single" w:sz="4" w:space="0" w:color="auto"/>
+              <w:right w:val="single" w:sz="4" w:space="0" w:color="auto"/>
+            </w:tcBorders>
+          </w:tcPr>
+          <w:p>
+            <w:pPr>
+              <w:ind w:left="0"/>
+              <w:rPr>
+                <w:rFonts w:ascii="Times New Roman" w:hAnsi="Times New Roman" w:cs="Times New Roman"/>
+              </w:rPr>
+            </w:pPr>
+          </w:p>
+        </w:tc>
+        <w:tc>
+          <w:tcPr>
+            <w:tcW w:w="540" w:type="dxa"/>
+            <w:tcBorders>
+              <w:top w:val="single" w:sz="4" w:space="0" w:color="auto"/>
+              <w:left w:val="single" w:sz="4" w:space="0" w:color="auto"/>
+              <w:bottom w:val="single" w:sz="4" w:space="0" w:color="auto"/>
+              <w:right w:val="single" w:sz="4" w:space="0" w:color="auto"/>
+            </w:tcBorders>
+          </w:tcPr>
+          <w:p>
+            <w:pPr>
+              <w:ind w:left="0"/>
+              <w:rPr>
+                <w:rFonts w:ascii="Times New Roman" w:hAnsi="Times New Roman" w:cs="Times New Roman"/>
+              </w:rPr>
+            </w:pPr>
+          </w:p>
+        </w:tc>
+        <w:tc>
+          <w:tcPr>
+            <w:tcW w:w="2315" w:type="dxa"/>
+            <w:tcBorders>
+              <w:top w:val="single" w:sz="4" w:space="0" w:color="auto"/>
+              <w:left w:val="single" w:sz="4" w:space="0" w:color="auto"/>
+              <w:bottom w:val="single" w:sz="4" w:space="0" w:color="auto"/>
+              <w:right w:val="single" w:sz="4" w:space="0" w:color="auto"/>
+            </w:tcBorders>
+          </w:tcPr>
+          <w:p>
+            <w:pPr>
+              <w:ind w:left="0"/>
+              <w:rPr>
+                <w:rFonts w:ascii="Times New Roman" w:hAnsi="Times New Roman" w:cs="Times New Roman"/>
+              </w:rPr>
+            </w:pPr>
+          </w:p>
+        </w:tc>
+        <w:tc>
+          <w:tcPr>
+            <w:tcW w:w="4631" w:type="dxa"/>
+            <w:tcBorders>
+              <w:top w:val="single" w:sz="4" w:space="0" w:color="auto"/>
+              <w:left w:val="single" w:sz="4" w:space="0" w:color="auto"/>
+              <w:bottom w:val="single" w:sz="4" w:space="0" w:color="auto"/>
+              <w:right w:val="single" w:sz="4" w:space="0" w:color="auto"/>
+            </w:tcBorders>
+          </w:tcPr>
+          <w:p>
+            <w:pPr>
+              <w:ind w:left="0"/>
+              <w:rPr>
+                <w:rFonts w:ascii="Times New Roman" w:hAnsi="Times New Roman" w:cs="Times New Roman"/>
+                <w:sz w:val="18"/>
+                <w:szCs w:val="18"/>
+              </w:rPr>
+            </w:pPr>
+            <w:proofErr w:type="spellStart"/>
+            <w:r>
+              <w:rPr>
+                <w:rFonts w:ascii="Times New Roman" w:hAnsi="Times New Roman" w:cs="Times New Roman"/>
+                <w:sz w:val="18"/>
+                <w:szCs w:val="18"/>
+              </w:rPr>
+              <w:t>Tên</w:t>
+            </w:r>
+            <w:proofErr w:type="spellEnd"/>
+            <w:r>
+              <w:rPr>
+                <w:rFonts w:ascii="Times New Roman" w:hAnsi="Times New Roman" w:cs="Times New Roman"/>
+                <w:sz w:val="18"/>
+                <w:szCs w:val="18"/>
+              </w:rPr>
+              <w:t xml:space="preserve"> </w:t>
+            </w:r>
+            <w:proofErr w:type="spellStart"/>
+            <w:r>
+              <w:rPr>
+                <w:rFonts w:ascii="Times New Roman" w:hAnsi="Times New Roman" w:cs="Times New Roman"/>
+                <w:sz w:val="18"/>
+                <w:szCs w:val="18"/>
+              </w:rPr>
+              <w:t>giải</w:t>
+            </w:r>
+            <w:proofErr w:type="spellEnd"/>
+            <w:r>
+              <w:rPr>
+                <w:rFonts w:ascii="Times New Roman" w:hAnsi="Times New Roman" w:cs="Times New Roman"/>
+                <w:sz w:val="18"/>
+                <w:szCs w:val="18"/>
+              </w:rPr>
+              <w:t xml:space="preserve"> </w:t>
+            </w:r>
+            <w:proofErr w:type="spellStart"/>
+            <w:r>
+              <w:rPr>
+                <w:rFonts w:ascii="Times New Roman" w:hAnsi="Times New Roman" w:cs="Times New Roman"/>
+                <w:sz w:val="18"/>
+                <w:szCs w:val="18"/>
+              </w:rPr>
+              <w:t>hiển</w:t>
+            </w:r>
+            <w:proofErr w:type="spellEnd"/>
+            <w:r>
+              <w:rPr>
+                <w:rFonts w:ascii="Times New Roman" w:hAnsi="Times New Roman" w:cs="Times New Roman"/>
+                <w:sz w:val="18"/>
+                <w:szCs w:val="18"/>
+              </w:rPr>
+              <w:t xml:space="preserve"> </w:t>
+            </w:r>
+            <w:proofErr w:type="spellStart"/>
+            <w:r>
+              <w:rPr>
+                <w:rFonts w:ascii="Times New Roman" w:hAnsi="Times New Roman" w:cs="Times New Roman"/>
+                <w:sz w:val="18"/>
+                <w:szCs w:val="18"/>
+              </w:rPr>
+              <w:t>thị</w:t>
+            </w:r>
+            <w:proofErr w:type="spellEnd"/>
+            <w:r>
+              <w:rPr>
+                <w:rFonts w:ascii="Times New Roman" w:hAnsi="Times New Roman" w:cs="Times New Roman"/>
+                <w:sz w:val="18"/>
+                <w:szCs w:val="18"/>
+              </w:rPr>
+              <w:t xml:space="preserve">, </w:t>
+            </w:r>
+            <w:proofErr w:type="spellStart"/>
+            <w:r>
+              <w:rPr>
+                <w:rFonts w:ascii="Times New Roman" w:hAnsi="Times New Roman" w:cs="Times New Roman"/>
+                <w:sz w:val="18"/>
+                <w:szCs w:val="18"/>
+              </w:rPr>
+              <w:t>ví</w:t>
+            </w:r>
+            <w:proofErr w:type="spellEnd"/>
+            <w:r>
+              <w:rPr>
+                <w:rFonts w:ascii="Times New Roman" w:hAnsi="Times New Roman" w:cs="Times New Roman"/>
+                <w:sz w:val="18"/>
+                <w:szCs w:val="18"/>
+              </w:rPr>
+              <w:t xml:space="preserve"> </w:t>
+            </w:r>
+            <w:proofErr w:type="spellStart"/>
+            <w:r>
+              <w:rPr>
+                <w:rFonts w:ascii="Times New Roman" w:hAnsi="Times New Roman" w:cs="Times New Roman"/>
+                <w:sz w:val="18"/>
+                <w:szCs w:val="18"/>
+              </w:rPr>
+              <w:t>dụ</w:t>
+            </w:r>
+            <w:proofErr w:type="spellEnd"/>
+            <w:r>
+              <w:rPr>
+                <w:rFonts w:ascii="Times New Roman" w:hAnsi="Times New Roman" w:cs="Times New Roman"/>
+                <w:sz w:val="18"/>
+                <w:szCs w:val="18"/>
+              </w:rPr>
+              <w:t>: '</w:t>
+            </w:r>
+            <w:proofErr w:type="spellStart"/>
+            <w:r>
+              <w:rPr>
+                <w:rFonts w:ascii="Times New Roman" w:hAnsi="Times New Roman" w:cs="Times New Roman"/>
+                <w:sz w:val="18"/>
+                <w:szCs w:val="18"/>
+              </w:rPr>
+              <w:t>Đặc</w:t>
+            </w:r>
+            <w:proofErr w:type="spellEnd"/>
+            <w:r>
+              <w:rPr>
+                <w:rFonts w:ascii="Times New Roman" w:hAnsi="Times New Roman" w:cs="Times New Roman"/>
+                <w:sz w:val="18"/>
+                <w:szCs w:val="18"/>
+              </w:rPr>
+              <w:t xml:space="preserve"> </w:t>
+            </w:r>
+            <w:proofErr w:type="spellStart"/>
+            <w:r>
+              <w:rPr>
+                <w:rFonts w:ascii="Times New Roman" w:hAnsi="Times New Roman" w:cs="Times New Roman"/>
+                <w:sz w:val="18"/>
+                <w:szCs w:val="18"/>
+              </w:rPr>
+              <w:t>biệt</w:t>
+            </w:r>
+            <w:proofErr w:type="spellEnd"/>
+            <w:r>
+              <w:rPr>
+                <w:rFonts w:ascii="Times New Roman" w:hAnsi="Times New Roman" w:cs="Times New Roman"/>
+                <w:sz w:val="18"/>
+                <w:szCs w:val="18"/>
+              </w:rPr>
+              <w:t>', '</w:t>
+            </w:r>
+            <w:proofErr w:type="spellStart"/>
+            <w:r>
+              <w:rPr>
+                <w:rFonts w:ascii="Times New Roman" w:hAnsi="Times New Roman" w:cs="Times New Roman"/>
+                <w:sz w:val="18"/>
+                <w:szCs w:val="18"/>
+              </w:rPr>
+              <w:t>Giải</w:t>
+            </w:r>
+            <w:proofErr w:type="spellEnd"/>
+            <w:r>
+              <w:rPr>
+                <w:rFonts w:ascii="Times New Roman" w:hAnsi="Times New Roman" w:cs="Times New Roman"/>
+                <w:sz w:val="18"/>
+                <w:szCs w:val="18"/>
+              </w:rPr>
+              <w:t xml:space="preserve"> </w:t>
+            </w:r>
+            <w:proofErr w:type="spellStart"/>
+            <w:r>
+              <w:rPr>
+                <w:rFonts w:ascii="Times New Roman" w:hAnsi="Times New Roman" w:cs="Times New Roman"/>
+                <w:sz w:val="18"/>
+                <w:szCs w:val="18"/>
+              </w:rPr>
+              <w:t>nhất</w:t>
+            </w:r>
+            <w:proofErr w:type="spellEnd"/>
+            <w:r>
+              <w:rPr>
+                <w:rFonts w:ascii="Times New Roman" w:hAnsi="Times New Roman" w:cs="Times New Roman"/>
+                <w:sz w:val="18"/>
+                <w:szCs w:val="18"/>
+              </w:rPr>
+              <w:t>', '</w:t>
+            </w:r>
+            <w:proofErr w:type="spellStart"/>
+            <w:r>
+              <w:rPr>
+                <w:rFonts w:ascii="Times New Roman" w:hAnsi="Times New Roman" w:cs="Times New Roman"/>
+                <w:sz w:val="18"/>
+                <w:szCs w:val="18"/>
+              </w:rPr>
+              <w:t>Giải</w:t>
+            </w:r>
+            <w:proofErr w:type="spellEnd"/>
+            <w:r>
+              <w:rPr>
+                <w:rFonts w:ascii="Times New Roman" w:hAnsi="Times New Roman" w:cs="Times New Roman"/>
+                <w:sz w:val="18"/>
+                <w:szCs w:val="18"/>
+              </w:rPr>
+              <w:t xml:space="preserve"> </w:t>
+            </w:r>
+            <w:proofErr w:type="spellStart"/>
+            <w:r>
+              <w:rPr>
+                <w:rFonts w:ascii="Times New Roman" w:hAnsi="Times New Roman" w:cs="Times New Roman"/>
+                <w:sz w:val="18"/>
+                <w:szCs w:val="18"/>
+              </w:rPr>
+              <w:t>nhì</w:t>
+            </w:r>
+            <w:proofErr w:type="spellEnd"/>
+            <w:r>
+              <w:rPr>
+                <w:rFonts w:ascii="Times New Roman" w:hAnsi="Times New Roman" w:cs="Times New Roman"/>
+                <w:sz w:val="18"/>
+                <w:szCs w:val="18"/>
+              </w:rPr>
+              <w:t>'</w:t>
+            </w:r>
+          </w:p>
+        </w:tc>
+      </w:tr>
+      <w:tr>
+        <w:tc>
+          <w:tcPr>
+            <w:tcW w:w="653" w:type="dxa"/>
+            <w:tcBorders>
+              <w:top w:val="single" w:sz="4" w:space="0" w:color="auto"/>
+              <w:left w:val="single" w:sz="4" w:space="0" w:color="auto"/>
+              <w:bottom w:val="single" w:sz="4" w:space="0" w:color="auto"/>
+              <w:right w:val="single" w:sz="4" w:space="0" w:color="auto"/>
+            </w:tcBorders>
+          </w:tcPr>
+          <w:p>
+            <w:pPr>
+              <w:ind w:left="0"/>
+              <w:jc w:val="center"/>
+              <w:rPr>
+                <w:rFonts w:ascii="Times New Roman" w:hAnsi="Times New Roman" w:cs="Times New Roman"/>
+                <w:sz w:val="18"/>
+                <w:szCs w:val="18"/>
+              </w:rPr>
+            </w:pPr>
+            <w:r>
+              <w:rPr>
+                <w:rFonts w:ascii="Times New Roman" w:hAnsi="Times New Roman" w:cs="Times New Roman"/>
+                <w:sz w:val="18"/>
+                <w:szCs w:val="18"/>
+              </w:rPr>
+              <w:t>5</w:t>
+            </w:r>
+          </w:p>
+        </w:tc>
+        <w:tc>
+          <w:tcPr>
+            <w:tcW w:w="1572" w:type="dxa"/>
+            <w:tcBorders>
+              <w:top w:val="single" w:sz="4" w:space="0" w:color="auto"/>
+              <w:left w:val="single" w:sz="4" w:space="0" w:color="auto"/>
+              <w:bottom w:val="single" w:sz="4" w:space="0" w:color="auto"/>
+              <w:right w:val="single" w:sz="4" w:space="0" w:color="auto"/>
+            </w:tcBorders>
+          </w:tcPr>
+          <w:p>
+            <w:pPr>
+              <w:ind w:left="0"/>
+              <w:rPr>
+                <w:rFonts w:ascii="Times New Roman" w:hAnsi="Times New Roman" w:cs="Times New Roman"/>
+                <w:sz w:val="18"/>
+                <w:szCs w:val="18"/>
+              </w:rPr>
+            </w:pPr>
+            <w:proofErr w:type="spellStart"/>
+            <w:r>
+              <w:rPr>
+                <w:rFonts w:ascii="Times New Roman" w:hAnsi="Times New Roman" w:cs="Times New Roman"/>
+                <w:sz w:val="18"/>
+                <w:szCs w:val="18"/>
+              </w:rPr>
+              <w:t>prize_amount</w:t>
+            </w:r>
+            <w:proofErr w:type="spellEnd"/>
+          </w:p>
+        </w:tc>
+        <w:tc>
+          <w:tcPr>
+            <w:tcW w:w="1938" w:type="dxa"/>
+            <w:tcBorders>
+              <w:top w:val="single" w:sz="4" w:space="0" w:color="auto"/>
+              <w:left w:val="single" w:sz="4" w:space="0" w:color="auto"/>
+              <w:bottom w:val="single" w:sz="4" w:space="0" w:color="auto"/>
+              <w:right w:val="single" w:sz="4" w:space="0" w:color="auto"/>
+            </w:tcBorders>
+          </w:tcPr>
+          <w:p>
+            <w:pPr>
+              <w:ind w:left="0"/>
+              <w:rPr>
+                <w:rFonts w:ascii="Times New Roman" w:hAnsi="Times New Roman" w:cs="Times New Roman"/>
+                <w:sz w:val="18"/>
+                <w:szCs w:val="18"/>
+              </w:rPr>
+            </w:pPr>
+            <w:r>
+              <w:rPr>
+                <w:rFonts w:ascii="Times New Roman" w:hAnsi="Times New Roman" w:cs="Times New Roman"/>
+                <w:sz w:val="18"/>
+                <w:szCs w:val="18"/>
+              </w:rPr>
+              <w:t>BIGINT</w:t>
+            </w:r>
+          </w:p>
+        </w:tc>
+        <w:tc>
+          <w:tcPr>
+            <w:tcW w:w="702" w:type="dxa"/>
+            <w:tcBorders>
+              <w:top w:val="single" w:sz="4" w:space="0" w:color="auto"/>
+              <w:left w:val="single" w:sz="4" w:space="0" w:color="auto"/>
+              <w:bottom w:val="single" w:sz="4" w:space="0" w:color="auto"/>
+              <w:right w:val="single" w:sz="4" w:space="0" w:color="auto"/>
+            </w:tcBorders>
+          </w:tcPr>
+          <w:p>
+            <w:pPr>
+              <w:ind w:left="0"/>
+              <w:rPr>
+                <w:rFonts w:ascii="Times New Roman" w:hAnsi="Times New Roman" w:cs="Times New Roman"/>
+                <w:sz w:val="18"/>
+                <w:szCs w:val="18"/>
+              </w:rPr>
+            </w:pPr>
+            <w:r>
+              <w:rPr>
+                <w:rFonts w:ascii="Times New Roman" w:hAnsi="Times New Roman" w:cs="Times New Roman"/>
+                <w:sz w:val="18"/>
+                <w:szCs w:val="18"/>
+              </w:rPr>
+              <w:t>19</w:t>
+            </w:r>
+          </w:p>
+        </w:tc>
+        <w:tc>
+          <w:tcPr>
+            <w:tcW w:w="696" w:type="dxa"/>
+            <w:tcBorders>
+              <w:top w:val="single" w:sz="4" w:space="0" w:color="auto"/>
+              <w:left w:val="single" w:sz="4" w:space="0" w:color="auto"/>
+              <w:bottom w:val="single" w:sz="4" w:space="0" w:color="auto"/>
+              <w:right w:val="single" w:sz="4" w:space="0" w:color="auto"/>
+            </w:tcBorders>
+          </w:tcPr>
+          <w:p>
+            <w:pPr>
+              <w:ind w:left="0"/>
+              <w:rPr>
+                <w:rFonts w:ascii="Times New Roman" w:hAnsi="Times New Roman" w:cs="Times New Roman"/>
+                <w:sz w:val="18"/>
+                <w:szCs w:val="18"/>
+              </w:rPr>
+            </w:pPr>
+            <w:r>
+              <w:rPr>
+                <w:rFonts w:ascii="Times New Roman" w:hAnsi="Times New Roman" w:cs="Times New Roman"/>
+                <w:sz w:val="18"/>
+                <w:szCs w:val="18"/>
+              </w:rPr>
+              <w:t>x</w:t>
+            </w:r>
+          </w:p>
+        </w:tc>
+        <w:tc>
+          <w:tcPr>
+            <w:tcW w:w="703" w:type="dxa"/>
+            <w:tcBorders>
+              <w:top w:val="single" w:sz="4" w:space="0" w:color="auto"/>
+              <w:left w:val="single" w:sz="4" w:space="0" w:color="auto"/>
+              <w:bottom w:val="single" w:sz="4" w:space="0" w:color="auto"/>
+              <w:right w:val="single" w:sz="4" w:space="0" w:color="auto"/>
+            </w:tcBorders>
+          </w:tcPr>
+          <w:p>
+            <w:pPr>
+              <w:ind w:left="0"/>
+              <w:rPr>
+                <w:rFonts w:ascii="Times New Roman" w:hAnsi="Times New Roman" w:cs="Times New Roman"/>
+              </w:rPr>
+            </w:pPr>
+          </w:p>
+        </w:tc>
+        <w:tc>
+          <w:tcPr>
+            <w:tcW w:w="540" w:type="dxa"/>
+            <w:tcBorders>
+              <w:top w:val="single" w:sz="4" w:space="0" w:color="auto"/>
+              <w:left w:val="single" w:sz="4" w:space="0" w:color="auto"/>
+              <w:bottom w:val="single" w:sz="4" w:space="0" w:color="auto"/>
+              <w:right w:val="single" w:sz="4" w:space="0" w:color="auto"/>
+            </w:tcBorders>
+          </w:tcPr>
+          <w:p>
+            <w:pPr>
+              <w:ind w:left="0"/>
+              <w:rPr>
+                <w:rFonts w:ascii="Times New Roman" w:hAnsi="Times New Roman" w:cs="Times New Roman"/>
+              </w:rPr>
+            </w:pPr>
+          </w:p>
+        </w:tc>
+        <w:tc>
+          <w:tcPr>
+            <w:tcW w:w="2315" w:type="dxa"/>
+            <w:tcBorders>
+              <w:top w:val="single" w:sz="4" w:space="0" w:color="auto"/>
+              <w:left w:val="single" w:sz="4" w:space="0" w:color="auto"/>
+              <w:bottom w:val="single" w:sz="4" w:space="0" w:color="auto"/>
+              <w:right w:val="single" w:sz="4" w:space="0" w:color="auto"/>
+            </w:tcBorders>
+          </w:tcPr>
+          <w:p>
+            <w:pPr>
+              <w:ind w:left="0"/>
+              <w:rPr>
+                <w:rFonts w:ascii="Times New Roman" w:hAnsi="Times New Roman" w:cs="Times New Roman"/>
+              </w:rPr>
+            </w:pPr>
+          </w:p>
+        </w:tc>
+        <w:tc>
+          <w:tcPr>
+            <w:tcW w:w="4631" w:type="dxa"/>
+            <w:tcBorders>
+              <w:top w:val="single" w:sz="4" w:space="0" w:color="auto"/>
+              <w:left w:val="single" w:sz="4" w:space="0" w:color="auto"/>
+              <w:bottom w:val="single" w:sz="4" w:space="0" w:color="auto"/>
+              <w:right w:val="single" w:sz="4" w:space="0" w:color="auto"/>
+            </w:tcBorders>
+          </w:tcPr>
+          <w:p>
+            <w:pPr>
+              <w:ind w:left="0"/>
+              <w:rPr>
+                <w:rFonts w:ascii="Times New Roman" w:hAnsi="Times New Roman" w:cs="Times New Roman"/>
+                <w:sz w:val="18"/>
+                <w:szCs w:val="18"/>
+              </w:rPr>
+            </w:pPr>
+            <w:proofErr w:type="spellStart"/>
+            <w:r>
+              <w:rPr>
+                <w:rFonts w:ascii="Times New Roman" w:hAnsi="Times New Roman" w:cs="Times New Roman"/>
+                <w:sz w:val="18"/>
+                <w:szCs w:val="18"/>
+              </w:rPr>
+              <w:t>Giá</w:t>
+            </w:r>
+            <w:proofErr w:type="spellEnd"/>
+            <w:r>
+              <w:rPr>
+                <w:rFonts w:ascii="Times New Roman" w:hAnsi="Times New Roman" w:cs="Times New Roman"/>
+                <w:sz w:val="18"/>
+                <w:szCs w:val="18"/>
+              </w:rPr>
+              <w:t xml:space="preserve"> </w:t>
+            </w:r>
+            <w:proofErr w:type="spellStart"/>
+            <w:r>
+              <w:rPr>
+                <w:rFonts w:ascii="Times New Roman" w:hAnsi="Times New Roman" w:cs="Times New Roman"/>
+                <w:sz w:val="18"/>
+                <w:szCs w:val="18"/>
+              </w:rPr>
+              <w:t>trị</w:t>
+            </w:r>
+            <w:proofErr w:type="spellEnd"/>
+            <w:r>
+              <w:rPr>
+                <w:rFonts w:ascii="Times New Roman" w:hAnsi="Times New Roman" w:cs="Times New Roman"/>
+                <w:sz w:val="18"/>
+                <w:szCs w:val="18"/>
+              </w:rPr>
+              <w:t xml:space="preserve"> </w:t>
+            </w:r>
+            <w:proofErr w:type="spellStart"/>
+            <w:r>
+              <w:rPr>
+                <w:rFonts w:ascii="Times New Roman" w:hAnsi="Times New Roman" w:cs="Times New Roman"/>
+                <w:sz w:val="18"/>
+                <w:szCs w:val="18"/>
+              </w:rPr>
+              <w:t>giải</w:t>
+            </w:r>
+            <w:proofErr w:type="spellEnd"/>
+            <w:r>
+              <w:rPr>
+                <w:rFonts w:ascii="Times New Roman" w:hAnsi="Times New Roman" w:cs="Times New Roman"/>
+                <w:sz w:val="18"/>
+                <w:szCs w:val="18"/>
+              </w:rPr>
+              <w:t xml:space="preserve"> </w:t>
+            </w:r>
+            <w:proofErr w:type="spellStart"/>
+            <w:r>
+              <w:rPr>
+                <w:rFonts w:ascii="Times New Roman" w:hAnsi="Times New Roman" w:cs="Times New Roman"/>
+                <w:sz w:val="18"/>
+                <w:szCs w:val="18"/>
+              </w:rPr>
+              <w:t>thưởng</w:t>
+            </w:r>
+            <w:proofErr w:type="spellEnd"/>
+          </w:p>
+        </w:tc>
+      </w:tr>
+    </w:tbl>
+    <w:p>
+      <w:pPr>
+        <w:ind w:left="0" w:firstLine="576"/>
+        <w:rPr>
+          <w:rFonts w:ascii="Times New Roman" w:hAnsi="Times New Roman" w:cs="Times New Roman"/>
+          <w:sz w:val="18"/>
+          <w:szCs w:val="18"/>
+        </w:rPr>
+      </w:pPr>
+      <w:proofErr w:type="spellStart"/>
+      <w:r>
+        <w:rPr>
+          <w:rFonts w:ascii="Times New Roman" w:hAnsi="Times New Roman" w:cs="Times New Roman"/>
+        </w:rPr>
+        <w:t>Ràng</w:t>
+      </w:r>
+      <w:proofErr w:type="spellEnd"/>
+      <w:r>
+        <w:rPr>
+          <w:rFonts w:ascii="Times New Roman" w:hAnsi="Times New Roman" w:cs="Times New Roman"/>
+        </w:rPr>
+        <w:t xml:space="preserve"> </w:t>
+      </w:r>
+      <w:proofErr w:type="spellStart"/>
+      <w:r>
+        <w:rPr>
+          <w:rFonts w:ascii="Times New Roman" w:hAnsi="Times New Roman" w:cs="Times New Roman"/>
+        </w:rPr>
+        <w:t>buộc</w:t>
+      </w:r>
+      <w:proofErr w:type="spellEnd"/>
+      <w:r>
+        <w:rPr>
+          <w:rFonts w:ascii="Times New Roman" w:hAnsi="Times New Roman" w:cs="Times New Roman"/>
+        </w:rPr>
+        <w:t xml:space="preserve"> </w:t>
+      </w:r>
+      <w:proofErr w:type="spellStart"/>
+      <w:r>
+        <w:rPr>
+          <w:rFonts w:ascii="Times New Roman" w:hAnsi="Times New Roman" w:cs="Times New Roman"/>
+        </w:rPr>
+        <w:t>bổ</w:t>
+      </w:r>
+      <w:proofErr w:type="spellEnd"/>
+      <w:r>
+        <w:rPr>
+          <w:rFonts w:ascii="Times New Roman" w:hAnsi="Times New Roman" w:cs="Times New Roman"/>
+        </w:rPr>
+        <w:t xml:space="preserve"> sung: UNIQUE (</w:t>
+      </w:r>
+      <w:proofErr w:type="spellStart"/>
+      <w:r>
+        <w:rPr>
+          <w:rFonts w:ascii="Times New Roman" w:hAnsi="Times New Roman" w:cs="Times New Roman"/>
+          <w:sz w:val="18"/>
+          <w:szCs w:val="18"/>
+        </w:rPr>
+        <w:t>region_code</w:t>
+      </w:r>
+      <w:proofErr w:type="spellEnd"/>
+      <w:r>
+        <w:rPr>
+          <w:rFonts w:ascii="Times New Roman" w:hAnsi="Times New Roman" w:cs="Times New Roman"/>
+        </w:rPr>
+        <w:t xml:space="preserve">, </w:t>
+      </w:r>
+      <w:proofErr w:type="spellStart"/>
+      <w:r>
+        <w:rPr>
+          <w:rFonts w:ascii="Times New Roman" w:hAnsi="Times New Roman" w:cs="Times New Roman"/>
+        </w:rPr>
+        <w:t>prize_code</w:t>
+      </w:r>
+      <w:proofErr w:type="spellEnd"/>
+      <w:r>
+        <w:rPr>
+          <w:rFonts w:ascii="Times New Roman" w:hAnsi="Times New Roman" w:cs="Times New Roman"/>
+        </w:rPr>
+        <w:t xml:space="preserve">) - </w:t>
+      </w:r>
+      <w:proofErr w:type="spellStart"/>
+      <w:r>
+        <w:rPr>
+          <w:rFonts w:ascii="Times New Roman" w:hAnsi="Times New Roman" w:cs="Times New Roman"/>
+        </w:rPr>
+        <w:t>mỗi</w:t>
+      </w:r>
+      <w:proofErr w:type="spellEnd"/>
+      <w:r>
+        <w:rPr>
+          <w:rFonts w:ascii="Times New Roman" w:hAnsi="Times New Roman" w:cs="Times New Roman"/>
+        </w:rPr>
+        <w:t xml:space="preserve"> </w:t>
+      </w:r>
+      <w:proofErr w:type="spellStart"/>
+      <w:r>
+        <w:rPr>
+          <w:rFonts w:ascii="Times New Roman" w:hAnsi="Times New Roman" w:cs="Times New Roman"/>
+        </w:rPr>
+        <w:t>dòng</w:t>
+      </w:r>
+      <w:proofErr w:type="spellEnd"/>
+      <w:r>
+        <w:rPr>
+          <w:rFonts w:ascii="Times New Roman" w:hAnsi="Times New Roman" w:cs="Times New Roman"/>
+        </w:rPr>
+        <w:t xml:space="preserve"> </w:t>
+      </w:r>
+      <w:proofErr w:type="spellStart"/>
+      <w:r>
+        <w:rPr>
+          <w:rFonts w:ascii="Times New Roman" w:hAnsi="Times New Roman" w:cs="Times New Roman"/>
+        </w:rPr>
+        <w:t>sẽ</w:t>
+      </w:r>
+      <w:proofErr w:type="spellEnd"/>
+      <w:r>
+        <w:rPr>
+          <w:rFonts w:ascii="Times New Roman" w:hAnsi="Times New Roman" w:cs="Times New Roman"/>
+        </w:rPr>
+        <w:t xml:space="preserve"> </w:t>
+      </w:r>
+      <w:proofErr w:type="spellStart"/>
+      <w:r>
+        <w:rPr>
+          <w:rFonts w:ascii="Times New Roman" w:hAnsi="Times New Roman" w:cs="Times New Roman"/>
+        </w:rPr>
+        <w:t>thể</w:t>
+      </w:r>
+      <w:proofErr w:type="spellEnd"/>
+      <w:r>
+        <w:rPr>
+          <w:rFonts w:ascii="Times New Roman" w:hAnsi="Times New Roman" w:cs="Times New Roman"/>
+        </w:rPr>
+        <w:t xml:space="preserve"> </w:t>
+      </w:r>
+      <w:proofErr w:type="spellStart"/>
+      <w:r>
+        <w:rPr>
+          <w:rFonts w:ascii="Times New Roman" w:hAnsi="Times New Roman" w:cs="Times New Roman"/>
+        </w:rPr>
+        <w:t>hiện</w:t>
+      </w:r>
+      <w:proofErr w:type="spellEnd"/>
+      <w:r>
+        <w:rPr>
+          <w:rFonts w:ascii="Times New Roman" w:hAnsi="Times New Roman" w:cs="Times New Roman"/>
+        </w:rPr>
+        <w:t xml:space="preserve"> chi </w:t>
+      </w:r>
+      <w:proofErr w:type="spellStart"/>
+      <w:r>
+        <w:rPr>
+          <w:rFonts w:ascii="Times New Roman" w:hAnsi="Times New Roman" w:cs="Times New Roman"/>
+        </w:rPr>
+        <w:t>tiết</w:t>
+      </w:r>
+      <w:proofErr w:type="spellEnd"/>
+      <w:r>
+        <w:rPr>
+          <w:rFonts w:ascii="Times New Roman" w:hAnsi="Times New Roman" w:cs="Times New Roman"/>
+        </w:rPr>
+        <w:t xml:space="preserve"> </w:t>
+      </w:r>
+      <w:proofErr w:type="spellStart"/>
+      <w:r>
+        <w:rPr>
+          <w:rFonts w:ascii="Times New Roman" w:hAnsi="Times New Roman" w:cs="Times New Roman"/>
+        </w:rPr>
+        <w:t>theo</w:t>
+      </w:r>
+      <w:proofErr w:type="spellEnd"/>
+      <w:r>
+        <w:rPr>
+          <w:rFonts w:ascii="Times New Roman" w:hAnsi="Times New Roman" w:cs="Times New Roman"/>
+        </w:rPr>
+        <w:t xml:space="preserve"> </w:t>
+      </w:r>
+      <w:proofErr w:type="spellStart"/>
+      <w:r>
+        <w:rPr>
+          <w:rFonts w:ascii="Times New Roman" w:hAnsi="Times New Roman" w:cs="Times New Roman"/>
+        </w:rPr>
+        <w:t>miền</w:t>
+      </w:r>
+      <w:proofErr w:type="spellEnd"/>
+      <w:r>
+        <w:rPr>
+          <w:rFonts w:ascii="Times New Roman" w:hAnsi="Times New Roman" w:cs="Times New Roman"/>
+        </w:rPr>
+        <w:t xml:space="preserve"> </w:t>
+      </w:r>
+      <w:proofErr w:type="spellStart"/>
+      <w:r>
+        <w:rPr>
+          <w:rFonts w:ascii="Times New Roman" w:hAnsi="Times New Roman" w:cs="Times New Roman"/>
+        </w:rPr>
+        <w:t>và</w:t>
+      </w:r>
+      <w:proofErr w:type="spellEnd"/>
+      <w:r>
+        <w:rPr>
+          <w:rFonts w:ascii="Times New Roman" w:hAnsi="Times New Roman" w:cs="Times New Roman"/>
+        </w:rPr>
+        <w:t xml:space="preserve"> </w:t>
+      </w:r>
+      <w:proofErr w:type="spellStart"/>
+      <w:r>
+        <w:rPr>
+          <w:rFonts w:ascii="Times New Roman" w:hAnsi="Times New Roman" w:cs="Times New Roman"/>
+        </w:rPr>
+        <w:t>loại</w:t>
+      </w:r>
+      <w:proofErr w:type="spellEnd"/>
+      <w:r>
+        <w:rPr>
+          <w:rFonts w:ascii="Times New Roman" w:hAnsi="Times New Roman" w:cs="Times New Roman"/>
+        </w:rPr>
+        <w:t xml:space="preserve"> </w:t>
+      </w:r>
+      <w:proofErr w:type="spellStart"/>
+      <w:r>
+        <w:rPr>
+          <w:rFonts w:ascii="Times New Roman" w:hAnsi="Times New Roman" w:cs="Times New Roman"/>
+        </w:rPr>
+        <w:t>giải</w:t>
+      </w:r>
+      <w:proofErr w:type="spellEnd"/>
     </w:p>
     <w:p>
       <w:pPr>
@@ -6920,10 +12117,8 @@
             <w:r>
               <w:rPr>
                 <w:rFonts w:ascii="Times New Roman" w:hAnsi="Times New Roman" w:cs="Times New Roman"/>
-                <w:sz w:val="18"/>
-                <w:szCs w:val="18"/>
-              </w:rPr>
-              <w:t>8</w:t>
+              </w:rPr>
+              <w:t>10</w:t>
             </w:r>
           </w:p>
         </w:tc>
@@ -7182,7 +12377,6 @@
               <w:bottom w:val="single" w:sz="4" w:space="0" w:color="auto"/>
               <w:right w:val="single" w:sz="4" w:space="0" w:color="auto"/>
             </w:tcBorders>
-            <w:hideMark/>
           </w:tcPr>
           <w:p>
             <w:pPr>
@@ -7190,6 +12384,8 @@
               <w:jc w:val="center"/>
               <w:rPr>
                 <w:rFonts w:ascii="Times New Roman" w:hAnsi="Times New Roman" w:cs="Times New Roman"/>
+                <w:sz w:val="18"/>
+                <w:szCs w:val="18"/>
               </w:rPr>
             </w:pPr>
             <w:r>
@@ -7211,23 +12407,24 @@
               <w:bottom w:val="single" w:sz="4" w:space="0" w:color="auto"/>
               <w:right w:val="single" w:sz="4" w:space="0" w:color="auto"/>
             </w:tcBorders>
-            <w:hideMark/>
-          </w:tcPr>
-          <w:p>
-            <w:pPr>
-              <w:ind w:left="0"/>
-              <w:rPr>
-                <w:rFonts w:ascii="Times New Roman" w:hAnsi="Times New Roman" w:cs="Times New Roman"/>
-              </w:rPr>
-            </w:pPr>
-            <w:proofErr w:type="spellStart"/>
-            <w:r>
-              <w:rPr>
-                <w:rFonts w:ascii="Times New Roman" w:hAnsi="Times New Roman" w:cs="Times New Roman"/>
-                <w:sz w:val="18"/>
-                <w:szCs w:val="18"/>
-              </w:rPr>
-              <w:t>draw_date</w:t>
+          </w:tcPr>
+          <w:p>
+            <w:pPr>
+              <w:ind w:left="0"/>
+              <w:rPr>
+                <w:rFonts w:ascii="Times New Roman" w:hAnsi="Times New Roman" w:cs="Times New Roman"/>
+                <w:sz w:val="18"/>
+                <w:szCs w:val="18"/>
+              </w:rPr>
+            </w:pPr>
+            <w:proofErr w:type="spellStart"/>
+            <w:r>
+              <w:rPr>
+                <w:rFonts w:ascii="Times New Roman" w:hAnsi="Times New Roman" w:cs="Times New Roman"/>
+                <w:sz w:val="18"/>
+                <w:szCs w:val="18"/>
+              </w:rPr>
+              <w:t>company_code</w:t>
             </w:r>
             <w:proofErr w:type="spellEnd"/>
           </w:p>
@@ -7247,15 +12444,17 @@
               <w:ind w:left="0"/>
               <w:rPr>
                 <w:rFonts w:ascii="Times New Roman" w:hAnsi="Times New Roman" w:cs="Times New Roman"/>
-              </w:rPr>
-            </w:pPr>
-            <w:r>
-              <w:rPr>
-                <w:rFonts w:ascii="Times New Roman" w:hAnsi="Times New Roman" w:cs="Times New Roman"/>
-                <w:sz w:val="18"/>
-                <w:szCs w:val="18"/>
-              </w:rPr>
-              <w:t>DATE</w:t>
+                <w:sz w:val="18"/>
+                <w:szCs w:val="18"/>
+              </w:rPr>
+            </w:pPr>
+            <w:r>
+              <w:rPr>
+                <w:rFonts w:ascii="Times New Roman" w:hAnsi="Times New Roman" w:cs="Times New Roman"/>
+                <w:sz w:val="18"/>
+                <w:szCs w:val="18"/>
+              </w:rPr>
+              <w:t>VARCHAR</w:t>
             </w:r>
           </w:p>
         </w:tc>
@@ -7274,8 +12473,18 @@
               <w:ind w:left="0"/>
               <w:rPr>
                 <w:rFonts w:ascii="Times New Roman" w:hAnsi="Times New Roman" w:cs="Times New Roman"/>
-              </w:rPr>
-            </w:pPr>
+                <w:sz w:val="18"/>
+                <w:szCs w:val="18"/>
+              </w:rPr>
+            </w:pPr>
+            <w:r>
+              <w:rPr>
+                <w:rFonts w:ascii="Times New Roman" w:hAnsi="Times New Roman" w:cs="Times New Roman"/>
+                <w:sz w:val="18"/>
+                <w:szCs w:val="18"/>
+              </w:rPr>
+              <w:t>30</w:t>
+            </w:r>
           </w:p>
         </w:tc>
         <w:tc>
@@ -7293,6 +12502,8 @@
               <w:ind w:left="0"/>
               <w:rPr>
                 <w:rFonts w:ascii="Times New Roman" w:hAnsi="Times New Roman" w:cs="Times New Roman"/>
+                <w:sz w:val="18"/>
+                <w:szCs w:val="18"/>
               </w:rPr>
             </w:pPr>
             <w:r>
@@ -7322,12 +12533,6 @@
                 <w:rFonts w:ascii="Times New Roman" w:hAnsi="Times New Roman" w:cs="Times New Roman"/>
               </w:rPr>
             </w:pPr>
-            <w:r>
-              <w:rPr>
-                <w:rFonts w:ascii="Times New Roman" w:hAnsi="Times New Roman" w:cs="Times New Roman"/>
-              </w:rPr>
-              <w:t>x</w:t>
-            </w:r>
           </w:p>
         </w:tc>
         <w:tc>
@@ -7345,8 +12550,18 @@
               <w:ind w:left="0"/>
               <w:rPr>
                 <w:rFonts w:ascii="Times New Roman" w:hAnsi="Times New Roman" w:cs="Times New Roman"/>
-              </w:rPr>
-            </w:pPr>
+                <w:sz w:val="18"/>
+                <w:szCs w:val="18"/>
+              </w:rPr>
+            </w:pPr>
+            <w:r>
+              <w:rPr>
+                <w:rFonts w:ascii="Times New Roman" w:hAnsi="Times New Roman" w:cs="Times New Roman"/>
+                <w:sz w:val="18"/>
+                <w:szCs w:val="18"/>
+              </w:rPr>
+              <w:t>F</w:t>
+            </w:r>
           </w:p>
         </w:tc>
         <w:tc>
@@ -7364,6 +12579,8 @@
               <w:ind w:left="0"/>
               <w:rPr>
                 <w:rFonts w:ascii="Times New Roman" w:hAnsi="Times New Roman" w:cs="Times New Roman"/>
+                <w:sz w:val="18"/>
+                <w:szCs w:val="18"/>
               </w:rPr>
             </w:pPr>
           </w:p>
@@ -7377,42 +12594,24 @@
               <w:bottom w:val="single" w:sz="4" w:space="0" w:color="auto"/>
               <w:right w:val="single" w:sz="4" w:space="0" w:color="auto"/>
             </w:tcBorders>
-            <w:hideMark/>
-          </w:tcPr>
-          <w:p>
-            <w:pPr>
-              <w:ind w:left="0"/>
-              <w:rPr>
-                <w:rFonts w:ascii="Times New Roman" w:hAnsi="Times New Roman" w:cs="Times New Roman"/>
-                <w:lang w:val="vi-VN"/>
-              </w:rPr>
-            </w:pPr>
-            <w:proofErr w:type="spellStart"/>
-            <w:r>
-              <w:rPr>
-                <w:rFonts w:ascii="Times New Roman" w:hAnsi="Times New Roman" w:cs="Times New Roman"/>
-                <w:sz w:val="18"/>
-                <w:szCs w:val="18"/>
-              </w:rPr>
-              <w:t>Ngày</w:t>
-            </w:r>
-            <w:proofErr w:type="spellEnd"/>
-            <w:r>
-              <w:rPr>
-                <w:rFonts w:ascii="Times New Roman" w:hAnsi="Times New Roman" w:cs="Times New Roman"/>
-                <w:sz w:val="18"/>
-                <w:szCs w:val="18"/>
-              </w:rPr>
-              <w:t xml:space="preserve"> quay </w:t>
-            </w:r>
-            <w:proofErr w:type="spellStart"/>
-            <w:r>
-              <w:rPr>
-                <w:rFonts w:ascii="Times New Roman" w:hAnsi="Times New Roman" w:cs="Times New Roman"/>
-                <w:sz w:val="18"/>
-                <w:szCs w:val="18"/>
-              </w:rPr>
-              <w:t>số</w:t>
+          </w:tcPr>
+          <w:p>
+            <w:pPr>
+              <w:ind w:left="0"/>
+              <w:rPr>
+                <w:rFonts w:ascii="Times New Roman" w:hAnsi="Times New Roman" w:cs="Times New Roman"/>
+                <w:sz w:val="18"/>
+                <w:szCs w:val="18"/>
+              </w:rPr>
+            </w:pPr>
+            <w:proofErr w:type="spellStart"/>
+            <w:r>
+              <w:rPr>
+                <w:rFonts w:ascii="Times New Roman" w:hAnsi="Times New Roman" w:cs="Times New Roman"/>
+                <w:sz w:val="18"/>
+                <w:szCs w:val="18"/>
+              </w:rPr>
+              <w:t>Mã</w:t>
             </w:r>
             <w:proofErr w:type="spellEnd"/>
             <w:r>
@@ -7430,45 +12629,17 @@
                 <w:sz w:val="18"/>
                 <w:szCs w:val="18"/>
               </w:rPr>
-              <w:t>của</w:t>
-            </w:r>
-            <w:proofErr w:type="spellEnd"/>
-            <w:r>
-              <w:rPr>
-                <w:rFonts w:ascii="Times New Roman" w:hAnsi="Times New Roman" w:cs="Times New Roman"/>
-                <w:sz w:val="18"/>
-                <w:szCs w:val="18"/>
-              </w:rPr>
-              <w:t xml:space="preserve"> </w:t>
-            </w:r>
-            <w:proofErr w:type="spellStart"/>
-            <w:r>
-              <w:rPr>
-                <w:rFonts w:ascii="Times New Roman" w:hAnsi="Times New Roman" w:cs="Times New Roman"/>
-                <w:sz w:val="18"/>
-                <w:szCs w:val="18"/>
-              </w:rPr>
-              <w:t>vé</w:t>
-            </w:r>
-            <w:proofErr w:type="spellEnd"/>
-            <w:r>
-              <w:rPr>
-                <w:rFonts w:ascii="Times New Roman" w:hAnsi="Times New Roman" w:cs="Times New Roman"/>
-                <w:sz w:val="18"/>
-                <w:szCs w:val="18"/>
-              </w:rPr>
-              <w:t xml:space="preserve"> </w:t>
-            </w:r>
-            <w:proofErr w:type="spellStart"/>
-            <w:r>
-              <w:rPr>
-                <w:rFonts w:ascii="Times New Roman" w:hAnsi="Times New Roman" w:cs="Times New Roman"/>
-                <w:sz w:val="18"/>
-                <w:szCs w:val="18"/>
-              </w:rPr>
-              <w:t>dò</w:t>
-            </w:r>
-            <w:proofErr w:type="spellEnd"/>
+              <w:t>công</w:t>
+            </w:r>
+            <w:proofErr w:type="spellEnd"/>
+            <w:r>
+              <w:rPr>
+                <w:rFonts w:ascii="Times New Roman" w:hAnsi="Times New Roman" w:cs="Times New Roman"/>
+                <w:sz w:val="18"/>
+                <w:szCs w:val="18"/>
+              </w:rPr>
+              <w:t xml:space="preserve"> ty</w:t>
+            </w:r>
           </w:p>
         </w:tc>
       </w:tr>
@@ -7520,14 +12691,16 @@
                 <w:rFonts w:ascii="Times New Roman" w:hAnsi="Times New Roman" w:cs="Times New Roman"/>
               </w:rPr>
             </w:pPr>
-            <w:r>
-              <w:rPr>
-                <w:rFonts w:ascii="Times New Roman" w:hAnsi="Times New Roman" w:cs="Times New Roman"/>
-                <w:sz w:val="18"/>
-                <w:szCs w:val="18"/>
-              </w:rPr>
-              <w:t>status</w:t>
-            </w:r>
+            <w:proofErr w:type="spellStart"/>
+            <w:r>
+              <w:rPr>
+                <w:rFonts w:ascii="Times New Roman" w:hAnsi="Times New Roman" w:cs="Times New Roman"/>
+                <w:sz w:val="18"/>
+                <w:szCs w:val="18"/>
+              </w:rPr>
+              <w:t>draw_date</w:t>
+            </w:r>
+            <w:proofErr w:type="spellEnd"/>
           </w:p>
         </w:tc>
         <w:tc>
@@ -7553,7 +12726,7 @@
                 <w:sz w:val="18"/>
                 <w:szCs w:val="18"/>
               </w:rPr>
-              <w:t>ENUM('UNPUBLISH','PUBLISH')</w:t>
+              <w:t>DATE</w:t>
             </w:r>
           </w:p>
         </w:tc>
@@ -7658,14 +12831,6 @@
                 <w:rFonts w:ascii="Times New Roman" w:hAnsi="Times New Roman" w:cs="Times New Roman"/>
               </w:rPr>
             </w:pPr>
-            <w:r>
-              <w:rPr>
-                <w:rFonts w:ascii="Times New Roman" w:hAnsi="Times New Roman" w:cs="Times New Roman"/>
-                <w:sz w:val="18"/>
-                <w:szCs w:val="18"/>
-              </w:rPr>
-              <w:t>UNPUBLISH</w:t>
-            </w:r>
           </w:p>
         </w:tc>
         <w:tc>
@@ -7684,16 +12849,35 @@
               <w:ind w:left="0"/>
               <w:rPr>
                 <w:rFonts w:ascii="Times New Roman" w:hAnsi="Times New Roman" w:cs="Times New Roman"/>
-              </w:rPr>
-            </w:pPr>
-            <w:proofErr w:type="spellStart"/>
-            <w:r>
-              <w:rPr>
-                <w:rFonts w:ascii="Times New Roman" w:hAnsi="Times New Roman" w:cs="Times New Roman"/>
-                <w:sz w:val="18"/>
-                <w:szCs w:val="18"/>
-              </w:rPr>
-              <w:t>Trạng</w:t>
+                <w:lang w:val="vi-VN"/>
+              </w:rPr>
+            </w:pPr>
+            <w:proofErr w:type="spellStart"/>
+            <w:r>
+              <w:rPr>
+                <w:rFonts w:ascii="Times New Roman" w:hAnsi="Times New Roman" w:cs="Times New Roman"/>
+                <w:sz w:val="18"/>
+                <w:szCs w:val="18"/>
+              </w:rPr>
+              <w:t>Ngày</w:t>
+            </w:r>
+            <w:proofErr w:type="spellEnd"/>
+            <w:r>
+              <w:rPr>
+                <w:rFonts w:ascii="Times New Roman" w:hAnsi="Times New Roman" w:cs="Times New Roman"/>
+                <w:sz w:val="18"/>
+                <w:szCs w:val="18"/>
+              </w:rPr>
+              <w:t xml:space="preserve"> quay </w:t>
+            </w:r>
+            <w:proofErr w:type="spellStart"/>
+            <w:r>
+              <w:rPr>
+                <w:rFonts w:ascii="Times New Roman" w:hAnsi="Times New Roman" w:cs="Times New Roman"/>
+                <w:sz w:val="18"/>
+                <w:szCs w:val="18"/>
+              </w:rPr>
+              <w:t>số</w:t>
             </w:r>
             <w:proofErr w:type="spellEnd"/>
             <w:r>
@@ -7711,7 +12895,7 @@
                 <w:sz w:val="18"/>
                 <w:szCs w:val="18"/>
               </w:rPr>
-              <w:t>thái</w:t>
+              <w:t>của</w:t>
             </w:r>
             <w:proofErr w:type="spellEnd"/>
             <w:r>
@@ -7729,115 +12913,7 @@
                 <w:sz w:val="18"/>
                 <w:szCs w:val="18"/>
               </w:rPr>
-              <w:t>công</w:t>
-            </w:r>
-            <w:proofErr w:type="spellEnd"/>
-            <w:r>
-              <w:rPr>
-                <w:rFonts w:ascii="Times New Roman" w:hAnsi="Times New Roman" w:cs="Times New Roman"/>
-                <w:sz w:val="18"/>
-                <w:szCs w:val="18"/>
-              </w:rPr>
-              <w:t xml:space="preserve"> </w:t>
-            </w:r>
-            <w:proofErr w:type="spellStart"/>
-            <w:r>
-              <w:rPr>
-                <w:rFonts w:ascii="Times New Roman" w:hAnsi="Times New Roman" w:cs="Times New Roman"/>
-                <w:sz w:val="18"/>
-                <w:szCs w:val="18"/>
-              </w:rPr>
-              <w:t>bố</w:t>
-            </w:r>
-            <w:proofErr w:type="spellEnd"/>
-            <w:r>
-              <w:rPr>
-                <w:rFonts w:ascii="Times New Roman" w:hAnsi="Times New Roman" w:cs="Times New Roman"/>
-                <w:sz w:val="18"/>
-                <w:szCs w:val="18"/>
-              </w:rPr>
-              <w:t xml:space="preserve"> </w:t>
-            </w:r>
-            <w:proofErr w:type="spellStart"/>
-            <w:r>
-              <w:rPr>
-                <w:rFonts w:ascii="Times New Roman" w:hAnsi="Times New Roman" w:cs="Times New Roman"/>
-                <w:sz w:val="18"/>
-                <w:szCs w:val="18"/>
-              </w:rPr>
               <w:t>vé</w:t>
-            </w:r>
-            <w:proofErr w:type="spellEnd"/>
-            <w:r>
-              <w:rPr>
-                <w:rFonts w:ascii="Times New Roman" w:hAnsi="Times New Roman" w:cs="Times New Roman"/>
-                <w:sz w:val="18"/>
-                <w:szCs w:val="18"/>
-              </w:rPr>
-              <w:t xml:space="preserve"> </w:t>
-            </w:r>
-            <w:proofErr w:type="spellStart"/>
-            <w:r>
-              <w:rPr>
-                <w:rFonts w:ascii="Times New Roman" w:hAnsi="Times New Roman" w:cs="Times New Roman"/>
-                <w:sz w:val="18"/>
-                <w:szCs w:val="18"/>
-              </w:rPr>
-              <w:t>dò</w:t>
-            </w:r>
-            <w:proofErr w:type="spellEnd"/>
-            <w:r>
-              <w:rPr>
-                <w:rFonts w:ascii="Times New Roman" w:hAnsi="Times New Roman" w:cs="Times New Roman"/>
-                <w:sz w:val="18"/>
-                <w:szCs w:val="18"/>
-              </w:rPr>
-              <w:t xml:space="preserve"> </w:t>
-            </w:r>
-            <w:proofErr w:type="spellStart"/>
-            <w:r>
-              <w:rPr>
-                <w:rFonts w:ascii="Times New Roman" w:hAnsi="Times New Roman" w:cs="Times New Roman"/>
-                <w:sz w:val="18"/>
-                <w:szCs w:val="18"/>
-              </w:rPr>
-              <w:t>cho</w:t>
-            </w:r>
-            <w:proofErr w:type="spellEnd"/>
-            <w:r>
-              <w:rPr>
-                <w:rFonts w:ascii="Times New Roman" w:hAnsi="Times New Roman" w:cs="Times New Roman"/>
-                <w:sz w:val="18"/>
-                <w:szCs w:val="18"/>
-              </w:rPr>
-              <w:t xml:space="preserve"> </w:t>
-            </w:r>
-            <w:proofErr w:type="spellStart"/>
-            <w:r>
-              <w:rPr>
-                <w:rFonts w:ascii="Times New Roman" w:hAnsi="Times New Roman" w:cs="Times New Roman"/>
-                <w:sz w:val="18"/>
-                <w:szCs w:val="18"/>
-              </w:rPr>
-              <w:t>người</w:t>
-            </w:r>
-            <w:proofErr w:type="spellEnd"/>
-            <w:r>
-              <w:rPr>
-                <w:rFonts w:ascii="Times New Roman" w:hAnsi="Times New Roman" w:cs="Times New Roman"/>
-                <w:sz w:val="18"/>
-                <w:szCs w:val="18"/>
-              </w:rPr>
-              <w:t xml:space="preserve"> </w:t>
-            </w:r>
-            <w:proofErr w:type="spellStart"/>
-            <w:r>
-              <w:rPr>
-                <w:rFonts w:ascii="Times New Roman" w:hAnsi="Times New Roman" w:cs="Times New Roman"/>
-                <w:sz w:val="18"/>
-                <w:szCs w:val="18"/>
-              </w:rPr>
-              <w:t>dùng</w:t>
             </w:r>
             <w:proofErr w:type="spellEnd"/>
             <w:r>
@@ -7871,6 +12947,7 @@
               <w:bottom w:val="single" w:sz="4" w:space="0" w:color="auto"/>
               <w:right w:val="single" w:sz="4" w:space="0" w:color="auto"/>
             </w:tcBorders>
+            <w:hideMark/>
           </w:tcPr>
           <w:p>
             <w:pPr>
@@ -7878,8 +12955,6 @@
               <w:jc w:val="center"/>
               <w:rPr>
                 <w:rFonts w:ascii="Times New Roman" w:hAnsi="Times New Roman" w:cs="Times New Roman"/>
-                <w:sz w:val="18"/>
-                <w:szCs w:val="18"/>
               </w:rPr>
             </w:pPr>
             <w:r>
@@ -7901,26 +12976,23 @@
               <w:bottom w:val="single" w:sz="4" w:space="0" w:color="auto"/>
               <w:right w:val="single" w:sz="4" w:space="0" w:color="auto"/>
             </w:tcBorders>
-          </w:tcPr>
-          <w:p>
-            <w:pPr>
-              <w:ind w:left="0"/>
-              <w:rPr>
-                <w:rFonts w:ascii="Times New Roman" w:hAnsi="Times New Roman" w:cs="Times New Roman"/>
-                <w:sz w:val="18"/>
-                <w:szCs w:val="18"/>
-              </w:rPr>
-            </w:pPr>
-            <w:proofErr w:type="spellStart"/>
-            <w:r>
-              <w:rPr>
-                <w:rFonts w:ascii="Times New Roman" w:hAnsi="Times New Roman" w:cs="Times New Roman"/>
-                <w:sz w:val="18"/>
-                <w:szCs w:val="18"/>
-              </w:rPr>
-              <w:t>created_by</w:t>
-            </w:r>
-            <w:proofErr w:type="spellEnd"/>
+            <w:hideMark/>
+          </w:tcPr>
+          <w:p>
+            <w:pPr>
+              <w:ind w:left="0"/>
+              <w:rPr>
+                <w:rFonts w:ascii="Times New Roman" w:hAnsi="Times New Roman" w:cs="Times New Roman"/>
+              </w:rPr>
+            </w:pPr>
+            <w:r>
+              <w:rPr>
+                <w:rFonts w:ascii="Times New Roman" w:hAnsi="Times New Roman" w:cs="Times New Roman"/>
+                <w:sz w:val="18"/>
+                <w:szCs w:val="18"/>
+              </w:rPr>
+              <w:t>status</w:t>
+            </w:r>
           </w:p>
         </w:tc>
         <w:tc>
@@ -7938,17 +13010,15 @@
               <w:ind w:left="0"/>
               <w:rPr>
                 <w:rFonts w:ascii="Times New Roman" w:hAnsi="Times New Roman" w:cs="Times New Roman"/>
-                <w:sz w:val="18"/>
-                <w:szCs w:val="18"/>
-              </w:rPr>
-            </w:pPr>
-            <w:r>
-              <w:rPr>
-                <w:rFonts w:ascii="Times New Roman" w:hAnsi="Times New Roman" w:cs="Times New Roman"/>
-                <w:sz w:val="18"/>
-                <w:szCs w:val="18"/>
-              </w:rPr>
-              <w:t>INT</w:t>
+              </w:rPr>
+            </w:pPr>
+            <w:r>
+              <w:rPr>
+                <w:rFonts w:ascii="Times New Roman" w:hAnsi="Times New Roman" w:cs="Times New Roman"/>
+                <w:sz w:val="18"/>
+                <w:szCs w:val="18"/>
+              </w:rPr>
+              <w:t>ENUM('UNPUBLISH','PUBLISH')</w:t>
             </w:r>
           </w:p>
         </w:tc>
@@ -7967,18 +13037,8 @@
               <w:ind w:left="0"/>
               <w:rPr>
                 <w:rFonts w:ascii="Times New Roman" w:hAnsi="Times New Roman" w:cs="Times New Roman"/>
-                <w:sz w:val="18"/>
-                <w:szCs w:val="18"/>
-              </w:rPr>
-            </w:pPr>
-            <w:r>
-              <w:rPr>
-                <w:rFonts w:ascii="Times New Roman" w:hAnsi="Times New Roman" w:cs="Times New Roman"/>
-                <w:sz w:val="18"/>
-                <w:szCs w:val="18"/>
-              </w:rPr>
-              <w:t>8</w:t>
-            </w:r>
+              </w:rPr>
+            </w:pPr>
           </w:p>
         </w:tc>
         <w:tc>
@@ -8001,6 +13061,8 @@
             <w:r>
               <w:rPr>
                 <w:rFonts w:ascii="Times New Roman" w:hAnsi="Times New Roman" w:cs="Times New Roman"/>
+                <w:sz w:val="18"/>
+                <w:szCs w:val="18"/>
               </w:rPr>
               <w:t>x</w:t>
             </w:r>
@@ -8021,8 +13083,6 @@
               <w:ind w:left="0"/>
               <w:rPr>
                 <w:rFonts w:ascii="Times New Roman" w:hAnsi="Times New Roman" w:cs="Times New Roman"/>
-                <w:sz w:val="18"/>
-                <w:szCs w:val="18"/>
               </w:rPr>
             </w:pPr>
           </w:p>
@@ -8044,14 +13104,6 @@
                 <w:rFonts w:ascii="Times New Roman" w:hAnsi="Times New Roman" w:cs="Times New Roman"/>
               </w:rPr>
             </w:pPr>
-            <w:r>
-              <w:rPr>
-                <w:rFonts w:ascii="Times New Roman" w:hAnsi="Times New Roman" w:cs="Times New Roman"/>
-                <w:sz w:val="18"/>
-                <w:szCs w:val="18"/>
-              </w:rPr>
-              <w:t>F</w:t>
-            </w:r>
           </w:p>
         </w:tc>
         <w:tc>
@@ -8077,7 +13129,7 @@
                 <w:sz w:val="18"/>
                 <w:szCs w:val="18"/>
               </w:rPr>
-              <w:t>NULL</w:t>
+              <w:t>UNPUBLISH</w:t>
             </w:r>
           </w:p>
         </w:tc>
@@ -8090,40 +13142,23 @@
               <w:bottom w:val="single" w:sz="4" w:space="0" w:color="auto"/>
               <w:right w:val="single" w:sz="4" w:space="0" w:color="auto"/>
             </w:tcBorders>
-          </w:tcPr>
-          <w:p>
-            <w:pPr>
-              <w:ind w:left="0"/>
-              <w:rPr>
-                <w:rFonts w:ascii="Times New Roman" w:hAnsi="Times New Roman" w:cs="Times New Roman"/>
-              </w:rPr>
-            </w:pPr>
-            <w:proofErr w:type="spellStart"/>
-            <w:r>
-              <w:rPr>
-                <w:rFonts w:ascii="Times New Roman" w:hAnsi="Times New Roman" w:cs="Times New Roman"/>
-                <w:sz w:val="18"/>
-                <w:szCs w:val="18"/>
-              </w:rPr>
-              <w:t>Mã</w:t>
-            </w:r>
-            <w:proofErr w:type="spellEnd"/>
-            <w:r>
-              <w:rPr>
-                <w:rFonts w:ascii="Times New Roman" w:hAnsi="Times New Roman" w:cs="Times New Roman"/>
-                <w:sz w:val="18"/>
-                <w:szCs w:val="18"/>
-              </w:rPr>
-              <w:t xml:space="preserve"> ADMIN </w:t>
-            </w:r>
-            <w:proofErr w:type="spellStart"/>
-            <w:r>
-              <w:rPr>
-                <w:rFonts w:ascii="Times New Roman" w:hAnsi="Times New Roman" w:cs="Times New Roman"/>
-                <w:sz w:val="18"/>
-                <w:szCs w:val="18"/>
-              </w:rPr>
-              <w:t>đã</w:t>
+            <w:hideMark/>
+          </w:tcPr>
+          <w:p>
+            <w:pPr>
+              <w:ind w:left="0"/>
+              <w:rPr>
+                <w:rFonts w:ascii="Times New Roman" w:hAnsi="Times New Roman" w:cs="Times New Roman"/>
+              </w:rPr>
+            </w:pPr>
+            <w:proofErr w:type="spellStart"/>
+            <w:r>
+              <w:rPr>
+                <w:rFonts w:ascii="Times New Roman" w:hAnsi="Times New Roman" w:cs="Times New Roman"/>
+                <w:sz w:val="18"/>
+                <w:szCs w:val="18"/>
+              </w:rPr>
+              <w:t>Trạng</w:t>
             </w:r>
             <w:proofErr w:type="spellEnd"/>
             <w:r>
@@ -8141,7 +13176,7 @@
                 <w:sz w:val="18"/>
                 <w:szCs w:val="18"/>
               </w:rPr>
-              <w:t>tạo</w:t>
+              <w:t>thái</w:t>
             </w:r>
             <w:proofErr w:type="spellEnd"/>
             <w:r>
@@ -8159,7 +13194,115 @@
                 <w:sz w:val="18"/>
                 <w:szCs w:val="18"/>
               </w:rPr>
+              <w:t>công</w:t>
+            </w:r>
+            <w:proofErr w:type="spellEnd"/>
+            <w:r>
+              <w:rPr>
+                <w:rFonts w:ascii="Times New Roman" w:hAnsi="Times New Roman" w:cs="Times New Roman"/>
+                <w:sz w:val="18"/>
+                <w:szCs w:val="18"/>
+              </w:rPr>
+              <w:t xml:space="preserve"> </w:t>
+            </w:r>
+            <w:proofErr w:type="spellStart"/>
+            <w:r>
+              <w:rPr>
+                <w:rFonts w:ascii="Times New Roman" w:hAnsi="Times New Roman" w:cs="Times New Roman"/>
+                <w:sz w:val="18"/>
+                <w:szCs w:val="18"/>
+              </w:rPr>
+              <w:t>bố</w:t>
+            </w:r>
+            <w:proofErr w:type="spellEnd"/>
+            <w:r>
+              <w:rPr>
+                <w:rFonts w:ascii="Times New Roman" w:hAnsi="Times New Roman" w:cs="Times New Roman"/>
+                <w:sz w:val="18"/>
+                <w:szCs w:val="18"/>
+              </w:rPr>
+              <w:t xml:space="preserve"> </w:t>
+            </w:r>
+            <w:proofErr w:type="spellStart"/>
+            <w:r>
+              <w:rPr>
+                <w:rFonts w:ascii="Times New Roman" w:hAnsi="Times New Roman" w:cs="Times New Roman"/>
+                <w:sz w:val="18"/>
+                <w:szCs w:val="18"/>
+              </w:rPr>
               <w:t>vé</w:t>
+            </w:r>
+            <w:proofErr w:type="spellEnd"/>
+            <w:r>
+              <w:rPr>
+                <w:rFonts w:ascii="Times New Roman" w:hAnsi="Times New Roman" w:cs="Times New Roman"/>
+                <w:sz w:val="18"/>
+                <w:szCs w:val="18"/>
+              </w:rPr>
+              <w:t xml:space="preserve"> </w:t>
+            </w:r>
+            <w:proofErr w:type="spellStart"/>
+            <w:r>
+              <w:rPr>
+                <w:rFonts w:ascii="Times New Roman" w:hAnsi="Times New Roman" w:cs="Times New Roman"/>
+                <w:sz w:val="18"/>
+                <w:szCs w:val="18"/>
+              </w:rPr>
+              <w:t>dò</w:t>
+            </w:r>
+            <w:proofErr w:type="spellEnd"/>
+            <w:r>
+              <w:rPr>
+                <w:rFonts w:ascii="Times New Roman" w:hAnsi="Times New Roman" w:cs="Times New Roman"/>
+                <w:sz w:val="18"/>
+                <w:szCs w:val="18"/>
+              </w:rPr>
+              <w:t xml:space="preserve"> </w:t>
+            </w:r>
+            <w:proofErr w:type="spellStart"/>
+            <w:r>
+              <w:rPr>
+                <w:rFonts w:ascii="Times New Roman" w:hAnsi="Times New Roman" w:cs="Times New Roman"/>
+                <w:sz w:val="18"/>
+                <w:szCs w:val="18"/>
+              </w:rPr>
+              <w:t>cho</w:t>
+            </w:r>
+            <w:proofErr w:type="spellEnd"/>
+            <w:r>
+              <w:rPr>
+                <w:rFonts w:ascii="Times New Roman" w:hAnsi="Times New Roman" w:cs="Times New Roman"/>
+                <w:sz w:val="18"/>
+                <w:szCs w:val="18"/>
+              </w:rPr>
+              <w:t xml:space="preserve"> </w:t>
+            </w:r>
+            <w:proofErr w:type="spellStart"/>
+            <w:r>
+              <w:rPr>
+                <w:rFonts w:ascii="Times New Roman" w:hAnsi="Times New Roman" w:cs="Times New Roman"/>
+                <w:sz w:val="18"/>
+                <w:szCs w:val="18"/>
+              </w:rPr>
+              <w:t>người</w:t>
+            </w:r>
+            <w:proofErr w:type="spellEnd"/>
+            <w:r>
+              <w:rPr>
+                <w:rFonts w:ascii="Times New Roman" w:hAnsi="Times New Roman" w:cs="Times New Roman"/>
+                <w:sz w:val="18"/>
+                <w:szCs w:val="18"/>
+              </w:rPr>
+              <w:t xml:space="preserve"> </w:t>
+            </w:r>
+            <w:proofErr w:type="spellStart"/>
+            <w:r>
+              <w:rPr>
+                <w:rFonts w:ascii="Times New Roman" w:hAnsi="Times New Roman" w:cs="Times New Roman"/>
+                <w:sz w:val="18"/>
+                <w:szCs w:val="18"/>
+              </w:rPr>
+              <w:t>dùng</w:t>
             </w:r>
             <w:proofErr w:type="spellEnd"/>
             <w:r>
@@ -8211,6 +13354,320 @@
                 <w:szCs w:val="18"/>
               </w:rPr>
               <w:t>5</w:t>
+            </w:r>
+          </w:p>
+        </w:tc>
+        <w:tc>
+          <w:tcPr>
+            <w:tcW w:w="1536" w:type="dxa"/>
+            <w:tcBorders>
+              <w:top w:val="single" w:sz="4" w:space="0" w:color="auto"/>
+              <w:left w:val="single" w:sz="4" w:space="0" w:color="auto"/>
+              <w:bottom w:val="single" w:sz="4" w:space="0" w:color="auto"/>
+              <w:right w:val="single" w:sz="4" w:space="0" w:color="auto"/>
+            </w:tcBorders>
+          </w:tcPr>
+          <w:p>
+            <w:pPr>
+              <w:ind w:left="0"/>
+              <w:rPr>
+                <w:rFonts w:ascii="Times New Roman" w:hAnsi="Times New Roman" w:cs="Times New Roman"/>
+                <w:sz w:val="18"/>
+                <w:szCs w:val="18"/>
+              </w:rPr>
+            </w:pPr>
+            <w:proofErr w:type="spellStart"/>
+            <w:r>
+              <w:rPr>
+                <w:rFonts w:ascii="Times New Roman" w:hAnsi="Times New Roman" w:cs="Times New Roman"/>
+                <w:sz w:val="18"/>
+                <w:szCs w:val="18"/>
+              </w:rPr>
+              <w:t>created_by</w:t>
+            </w:r>
+            <w:proofErr w:type="spellEnd"/>
+          </w:p>
+        </w:tc>
+        <w:tc>
+          <w:tcPr>
+            <w:tcW w:w="2658" w:type="dxa"/>
+            <w:tcBorders>
+              <w:top w:val="single" w:sz="4" w:space="0" w:color="auto"/>
+              <w:left w:val="single" w:sz="4" w:space="0" w:color="auto"/>
+              <w:bottom w:val="single" w:sz="4" w:space="0" w:color="auto"/>
+              <w:right w:val="single" w:sz="4" w:space="0" w:color="auto"/>
+            </w:tcBorders>
+          </w:tcPr>
+          <w:p>
+            <w:pPr>
+              <w:ind w:left="0"/>
+              <w:rPr>
+                <w:rFonts w:ascii="Times New Roman" w:hAnsi="Times New Roman" w:cs="Times New Roman"/>
+                <w:sz w:val="18"/>
+                <w:szCs w:val="18"/>
+              </w:rPr>
+            </w:pPr>
+            <w:r>
+              <w:rPr>
+                <w:rFonts w:ascii="Times New Roman" w:hAnsi="Times New Roman" w:cs="Times New Roman"/>
+                <w:sz w:val="18"/>
+                <w:szCs w:val="18"/>
+              </w:rPr>
+              <w:t>INT</w:t>
+            </w:r>
+          </w:p>
+        </w:tc>
+        <w:tc>
+          <w:tcPr>
+            <w:tcW w:w="685" w:type="dxa"/>
+            <w:tcBorders>
+              <w:top w:val="single" w:sz="4" w:space="0" w:color="auto"/>
+              <w:left w:val="single" w:sz="4" w:space="0" w:color="auto"/>
+              <w:bottom w:val="single" w:sz="4" w:space="0" w:color="auto"/>
+              <w:right w:val="single" w:sz="4" w:space="0" w:color="auto"/>
+            </w:tcBorders>
+          </w:tcPr>
+          <w:p>
+            <w:pPr>
+              <w:ind w:left="0"/>
+              <w:rPr>
+                <w:rFonts w:ascii="Times New Roman" w:hAnsi="Times New Roman" w:cs="Times New Roman"/>
+                <w:sz w:val="18"/>
+                <w:szCs w:val="18"/>
+              </w:rPr>
+            </w:pPr>
+            <w:r>
+              <w:rPr>
+                <w:rFonts w:ascii="Times New Roman" w:hAnsi="Times New Roman" w:cs="Times New Roman"/>
+                <w:sz w:val="18"/>
+                <w:szCs w:val="18"/>
+              </w:rPr>
+              <w:t>10</w:t>
+            </w:r>
+          </w:p>
+        </w:tc>
+        <w:tc>
+          <w:tcPr>
+            <w:tcW w:w="592" w:type="dxa"/>
+            <w:tcBorders>
+              <w:top w:val="single" w:sz="4" w:space="0" w:color="auto"/>
+              <w:left w:val="single" w:sz="4" w:space="0" w:color="auto"/>
+              <w:bottom w:val="single" w:sz="4" w:space="0" w:color="auto"/>
+              <w:right w:val="single" w:sz="4" w:space="0" w:color="auto"/>
+            </w:tcBorders>
+          </w:tcPr>
+          <w:p>
+            <w:pPr>
+              <w:ind w:left="0"/>
+              <w:rPr>
+                <w:rFonts w:ascii="Times New Roman" w:hAnsi="Times New Roman" w:cs="Times New Roman"/>
+              </w:rPr>
+            </w:pPr>
+            <w:r>
+              <w:rPr>
+                <w:rFonts w:ascii="Times New Roman" w:hAnsi="Times New Roman" w:cs="Times New Roman"/>
+              </w:rPr>
+              <w:t>x</w:t>
+            </w:r>
+          </w:p>
+        </w:tc>
+        <w:tc>
+          <w:tcPr>
+            <w:tcW w:w="643" w:type="dxa"/>
+            <w:tcBorders>
+              <w:top w:val="single" w:sz="4" w:space="0" w:color="auto"/>
+              <w:left w:val="single" w:sz="4" w:space="0" w:color="auto"/>
+              <w:bottom w:val="single" w:sz="4" w:space="0" w:color="auto"/>
+              <w:right w:val="single" w:sz="4" w:space="0" w:color="auto"/>
+            </w:tcBorders>
+          </w:tcPr>
+          <w:p>
+            <w:pPr>
+              <w:ind w:left="0"/>
+              <w:rPr>
+                <w:rFonts w:ascii="Times New Roman" w:hAnsi="Times New Roman" w:cs="Times New Roman"/>
+                <w:sz w:val="18"/>
+                <w:szCs w:val="18"/>
+              </w:rPr>
+            </w:pPr>
+          </w:p>
+        </w:tc>
+        <w:tc>
+          <w:tcPr>
+            <w:tcW w:w="504" w:type="dxa"/>
+            <w:tcBorders>
+              <w:top w:val="single" w:sz="4" w:space="0" w:color="auto"/>
+              <w:left w:val="single" w:sz="4" w:space="0" w:color="auto"/>
+              <w:bottom w:val="single" w:sz="4" w:space="0" w:color="auto"/>
+              <w:right w:val="single" w:sz="4" w:space="0" w:color="auto"/>
+            </w:tcBorders>
+          </w:tcPr>
+          <w:p>
+            <w:pPr>
+              <w:ind w:left="0"/>
+              <w:rPr>
+                <w:rFonts w:ascii="Times New Roman" w:hAnsi="Times New Roman" w:cs="Times New Roman"/>
+              </w:rPr>
+            </w:pPr>
+            <w:r>
+              <w:rPr>
+                <w:rFonts w:ascii="Times New Roman" w:hAnsi="Times New Roman" w:cs="Times New Roman"/>
+                <w:sz w:val="18"/>
+                <w:szCs w:val="18"/>
+              </w:rPr>
+              <w:t>F</w:t>
+            </w:r>
+          </w:p>
+        </w:tc>
+        <w:tc>
+          <w:tcPr>
+            <w:tcW w:w="2264" w:type="dxa"/>
+            <w:tcBorders>
+              <w:top w:val="single" w:sz="4" w:space="0" w:color="auto"/>
+              <w:left w:val="single" w:sz="4" w:space="0" w:color="auto"/>
+              <w:bottom w:val="single" w:sz="4" w:space="0" w:color="auto"/>
+              <w:right w:val="single" w:sz="4" w:space="0" w:color="auto"/>
+            </w:tcBorders>
+          </w:tcPr>
+          <w:p>
+            <w:pPr>
+              <w:ind w:left="0"/>
+              <w:rPr>
+                <w:rFonts w:ascii="Times New Roman" w:hAnsi="Times New Roman" w:cs="Times New Roman"/>
+              </w:rPr>
+            </w:pPr>
+          </w:p>
+        </w:tc>
+        <w:tc>
+          <w:tcPr>
+            <w:tcW w:w="4398" w:type="dxa"/>
+            <w:tcBorders>
+              <w:top w:val="single" w:sz="4" w:space="0" w:color="auto"/>
+              <w:left w:val="single" w:sz="4" w:space="0" w:color="auto"/>
+              <w:bottom w:val="single" w:sz="4" w:space="0" w:color="auto"/>
+              <w:right w:val="single" w:sz="4" w:space="0" w:color="auto"/>
+            </w:tcBorders>
+          </w:tcPr>
+          <w:p>
+            <w:pPr>
+              <w:ind w:left="0"/>
+              <w:rPr>
+                <w:rFonts w:ascii="Times New Roman" w:hAnsi="Times New Roman" w:cs="Times New Roman"/>
+              </w:rPr>
+            </w:pPr>
+            <w:proofErr w:type="spellStart"/>
+            <w:r>
+              <w:rPr>
+                <w:rFonts w:ascii="Times New Roman" w:hAnsi="Times New Roman" w:cs="Times New Roman"/>
+                <w:sz w:val="18"/>
+                <w:szCs w:val="18"/>
+              </w:rPr>
+              <w:t>Mã</w:t>
+            </w:r>
+            <w:proofErr w:type="spellEnd"/>
+            <w:r>
+              <w:rPr>
+                <w:rFonts w:ascii="Times New Roman" w:hAnsi="Times New Roman" w:cs="Times New Roman"/>
+                <w:sz w:val="18"/>
+                <w:szCs w:val="18"/>
+              </w:rPr>
+              <w:t xml:space="preserve"> ADMIN </w:t>
+            </w:r>
+            <w:proofErr w:type="spellStart"/>
+            <w:r>
+              <w:rPr>
+                <w:rFonts w:ascii="Times New Roman" w:hAnsi="Times New Roman" w:cs="Times New Roman"/>
+                <w:sz w:val="18"/>
+                <w:szCs w:val="18"/>
+              </w:rPr>
+              <w:t>đã</w:t>
+            </w:r>
+            <w:proofErr w:type="spellEnd"/>
+            <w:r>
+              <w:rPr>
+                <w:rFonts w:ascii="Times New Roman" w:hAnsi="Times New Roman" w:cs="Times New Roman"/>
+                <w:sz w:val="18"/>
+                <w:szCs w:val="18"/>
+              </w:rPr>
+              <w:t xml:space="preserve"> </w:t>
+            </w:r>
+            <w:proofErr w:type="spellStart"/>
+            <w:r>
+              <w:rPr>
+                <w:rFonts w:ascii="Times New Roman" w:hAnsi="Times New Roman" w:cs="Times New Roman"/>
+                <w:sz w:val="18"/>
+                <w:szCs w:val="18"/>
+              </w:rPr>
+              <w:t>tạo</w:t>
+            </w:r>
+            <w:proofErr w:type="spellEnd"/>
+            <w:r>
+              <w:rPr>
+                <w:rFonts w:ascii="Times New Roman" w:hAnsi="Times New Roman" w:cs="Times New Roman"/>
+                <w:sz w:val="18"/>
+                <w:szCs w:val="18"/>
+              </w:rPr>
+              <w:t xml:space="preserve"> </w:t>
+            </w:r>
+            <w:proofErr w:type="spellStart"/>
+            <w:r>
+              <w:rPr>
+                <w:rFonts w:ascii="Times New Roman" w:hAnsi="Times New Roman" w:cs="Times New Roman"/>
+                <w:sz w:val="18"/>
+                <w:szCs w:val="18"/>
+              </w:rPr>
+              <w:t>vé</w:t>
+            </w:r>
+            <w:proofErr w:type="spellEnd"/>
+            <w:r>
+              <w:rPr>
+                <w:rFonts w:ascii="Times New Roman" w:hAnsi="Times New Roman" w:cs="Times New Roman"/>
+                <w:sz w:val="18"/>
+                <w:szCs w:val="18"/>
+              </w:rPr>
+              <w:t xml:space="preserve"> </w:t>
+            </w:r>
+            <w:proofErr w:type="spellStart"/>
+            <w:r>
+              <w:rPr>
+                <w:rFonts w:ascii="Times New Roman" w:hAnsi="Times New Roman" w:cs="Times New Roman"/>
+                <w:sz w:val="18"/>
+                <w:szCs w:val="18"/>
+              </w:rPr>
+              <w:t>dò</w:t>
+            </w:r>
+            <w:proofErr w:type="spellEnd"/>
+          </w:p>
+        </w:tc>
+      </w:tr>
+      <w:tr>
+        <w:tc>
+          <w:tcPr>
+            <w:tcW w:w="470" w:type="dxa"/>
+            <w:tcBorders>
+              <w:top w:val="single" w:sz="4" w:space="0" w:color="auto"/>
+              <w:left w:val="single" w:sz="4" w:space="0" w:color="auto"/>
+              <w:bottom w:val="single" w:sz="4" w:space="0" w:color="auto"/>
+              <w:right w:val="single" w:sz="4" w:space="0" w:color="auto"/>
+            </w:tcBorders>
+          </w:tcPr>
+          <w:p>
+            <w:pPr>
+              <w:ind w:left="0"/>
+              <w:jc w:val="center"/>
+              <w:rPr>
+                <w:rFonts w:ascii="Times New Roman" w:hAnsi="Times New Roman" w:cs="Times New Roman"/>
+                <w:sz w:val="18"/>
+                <w:szCs w:val="18"/>
+              </w:rPr>
+            </w:pPr>
+            <w:r>
+              <w:rPr>
+                <w:rFonts w:ascii="Times New Roman" w:hAnsi="Times New Roman" w:cs="Times New Roman"/>
+                <w:sz w:val="18"/>
+                <w:szCs w:val="18"/>
+              </w:rPr>
+              <w:t>6</w:t>
             </w:r>
           </w:p>
         </w:tc>
@@ -8498,11 +13955,241 @@
     </w:tbl>
     <w:p>
       <w:pPr>
-        <w:ind w:left="0"/>
-        <w:rPr>
-          <w:rFonts w:ascii="Times New Roman" w:hAnsi="Times New Roman" w:cs="Times New Roman"/>
+        <w:ind w:left="0" w:firstLine="576"/>
+        <w:rPr>
+          <w:rFonts w:ascii="Times New Roman" w:hAnsi="Times New Roman" w:cs="Times New Roman"/>
+          <w:sz w:val="18"/>
+          <w:szCs w:val="18"/>
         </w:rPr>
       </w:pPr>
+      <w:proofErr w:type="spellStart"/>
+      <w:r>
+        <w:rPr>
+          <w:rFonts w:ascii="Times New Roman" w:hAnsi="Times New Roman" w:cs="Times New Roman"/>
+        </w:rPr>
+        <w:t>Ràng</w:t>
+      </w:r>
+      <w:proofErr w:type="spellEnd"/>
+      <w:r>
+        <w:rPr>
+          <w:rFonts w:ascii="Times New Roman" w:hAnsi="Times New Roman" w:cs="Times New Roman"/>
+        </w:rPr>
+        <w:t xml:space="preserve"> </w:t>
+      </w:r>
+      <w:proofErr w:type="spellStart"/>
+      <w:r>
+        <w:rPr>
+          <w:rFonts w:ascii="Times New Roman" w:hAnsi="Times New Roman" w:cs="Times New Roman"/>
+        </w:rPr>
+        <w:t>buộc</w:t>
+      </w:r>
+      <w:proofErr w:type="spellEnd"/>
+      <w:r>
+        <w:rPr>
+          <w:rFonts w:ascii="Times New Roman" w:hAnsi="Times New Roman" w:cs="Times New Roman"/>
+        </w:rPr>
+        <w:t xml:space="preserve"> </w:t>
+      </w:r>
+      <w:proofErr w:type="spellStart"/>
+      <w:r>
+        <w:rPr>
+          <w:rFonts w:ascii="Times New Roman" w:hAnsi="Times New Roman" w:cs="Times New Roman"/>
+        </w:rPr>
+        <w:t>bổ</w:t>
+      </w:r>
+      <w:proofErr w:type="spellEnd"/>
+      <w:r>
+        <w:rPr>
+          <w:rFonts w:ascii="Times New Roman" w:hAnsi="Times New Roman" w:cs="Times New Roman"/>
+        </w:rPr>
+        <w:t xml:space="preserve"> sung: UNIQUE (</w:t>
+      </w:r>
+      <w:proofErr w:type="spellStart"/>
+      <w:r>
+        <w:rPr>
+          <w:rFonts w:ascii="Times New Roman" w:hAnsi="Times New Roman" w:cs="Times New Roman"/>
+          <w:sz w:val="18"/>
+          <w:szCs w:val="18"/>
+        </w:rPr>
+        <w:t>company_code</w:t>
+      </w:r>
+      <w:proofErr w:type="spellEnd"/>
+      <w:r>
+        <w:rPr>
+          <w:rFonts w:ascii="Times New Roman" w:hAnsi="Times New Roman" w:cs="Times New Roman"/>
+        </w:rPr>
+        <w:t xml:space="preserve">, </w:t>
+      </w:r>
+      <w:proofErr w:type="spellStart"/>
+      <w:r>
+        <w:rPr>
+          <w:rFonts w:ascii="Times New Roman" w:hAnsi="Times New Roman" w:cs="Times New Roman"/>
+          <w:sz w:val="18"/>
+          <w:szCs w:val="18"/>
+        </w:rPr>
+        <w:t>draw_date</w:t>
+      </w:r>
+      <w:proofErr w:type="spellEnd"/>
+      <w:r>
+        <w:rPr>
+          <w:rFonts w:ascii="Times New Roman" w:hAnsi="Times New Roman" w:cs="Times New Roman"/>
+        </w:rPr>
+        <w:t xml:space="preserve">) - </w:t>
+      </w:r>
+      <w:proofErr w:type="spellStart"/>
+      <w:r>
+        <w:rPr>
+          <w:rFonts w:ascii="Times New Roman" w:hAnsi="Times New Roman" w:cs="Times New Roman"/>
+        </w:rPr>
+        <w:t>mỗi</w:t>
+      </w:r>
+      <w:proofErr w:type="spellEnd"/>
+      <w:r>
+        <w:rPr>
+          <w:rFonts w:ascii="Times New Roman" w:hAnsi="Times New Roman" w:cs="Times New Roman"/>
+        </w:rPr>
+        <w:t xml:space="preserve"> </w:t>
+      </w:r>
+      <w:proofErr w:type="spellStart"/>
+      <w:r>
+        <w:rPr>
+          <w:rFonts w:ascii="Times New Roman" w:hAnsi="Times New Roman" w:cs="Times New Roman"/>
+        </w:rPr>
+        <w:t>dòng</w:t>
+      </w:r>
+      <w:proofErr w:type="spellEnd"/>
+      <w:r>
+        <w:rPr>
+          <w:rFonts w:ascii="Times New Roman" w:hAnsi="Times New Roman" w:cs="Times New Roman"/>
+        </w:rPr>
+        <w:t xml:space="preserve"> </w:t>
+      </w:r>
+      <w:proofErr w:type="spellStart"/>
+      <w:r>
+        <w:rPr>
+          <w:rFonts w:ascii="Times New Roman" w:hAnsi="Times New Roman" w:cs="Times New Roman"/>
+        </w:rPr>
+        <w:t>sẽ</w:t>
+      </w:r>
+      <w:proofErr w:type="spellEnd"/>
+      <w:r>
+        <w:rPr>
+          <w:rFonts w:ascii="Times New Roman" w:hAnsi="Times New Roman" w:cs="Times New Roman"/>
+        </w:rPr>
+        <w:t xml:space="preserve"> </w:t>
+      </w:r>
+      <w:proofErr w:type="spellStart"/>
+      <w:r>
+        <w:rPr>
+          <w:rFonts w:ascii="Times New Roman" w:hAnsi="Times New Roman" w:cs="Times New Roman"/>
+        </w:rPr>
+        <w:t>thể</w:t>
+      </w:r>
+      <w:proofErr w:type="spellEnd"/>
+      <w:r>
+        <w:rPr>
+          <w:rFonts w:ascii="Times New Roman" w:hAnsi="Times New Roman" w:cs="Times New Roman"/>
+        </w:rPr>
+        <w:t xml:space="preserve"> </w:t>
+      </w:r>
+      <w:proofErr w:type="spellStart"/>
+      <w:r>
+        <w:rPr>
+          <w:rFonts w:ascii="Times New Roman" w:hAnsi="Times New Roman" w:cs="Times New Roman"/>
+        </w:rPr>
+        <w:t>hiện</w:t>
+      </w:r>
+      <w:proofErr w:type="spellEnd"/>
+      <w:r>
+        <w:rPr>
+          <w:rFonts w:ascii="Times New Roman" w:hAnsi="Times New Roman" w:cs="Times New Roman"/>
+        </w:rPr>
+        <w:t xml:space="preserve"> chi </w:t>
+      </w:r>
+      <w:proofErr w:type="spellStart"/>
+      <w:r>
+        <w:rPr>
+          <w:rFonts w:ascii="Times New Roman" w:hAnsi="Times New Roman" w:cs="Times New Roman"/>
+        </w:rPr>
+        <w:t>tiết</w:t>
+      </w:r>
+      <w:proofErr w:type="spellEnd"/>
+      <w:r>
+        <w:rPr>
+          <w:rFonts w:ascii="Times New Roman" w:hAnsi="Times New Roman" w:cs="Times New Roman"/>
+        </w:rPr>
+        <w:t xml:space="preserve"> </w:t>
+      </w:r>
+      <w:proofErr w:type="spellStart"/>
+      <w:r>
+        <w:rPr>
+          <w:rFonts w:ascii="Times New Roman" w:hAnsi="Times New Roman" w:cs="Times New Roman"/>
+        </w:rPr>
+        <w:t>theo</w:t>
+      </w:r>
+      <w:proofErr w:type="spellEnd"/>
+      <w:r>
+        <w:rPr>
+          <w:rFonts w:ascii="Times New Roman" w:hAnsi="Times New Roman" w:cs="Times New Roman"/>
+        </w:rPr>
+        <w:t xml:space="preserve"> </w:t>
+      </w:r>
+      <w:proofErr w:type="spellStart"/>
+      <w:r>
+        <w:rPr>
+          <w:rFonts w:ascii="Times New Roman" w:hAnsi="Times New Roman" w:cs="Times New Roman"/>
+        </w:rPr>
+        <w:t>mã</w:t>
+      </w:r>
+      <w:proofErr w:type="spellEnd"/>
+      <w:r>
+        <w:rPr>
+          <w:rFonts w:ascii="Times New Roman" w:hAnsi="Times New Roman" w:cs="Times New Roman"/>
+        </w:rPr>
+        <w:t xml:space="preserve"> </w:t>
+      </w:r>
+      <w:proofErr w:type="spellStart"/>
+      <w:r>
+        <w:rPr>
+          <w:rFonts w:ascii="Times New Roman" w:hAnsi="Times New Roman" w:cs="Times New Roman"/>
+        </w:rPr>
+        <w:t>công</w:t>
+      </w:r>
+      <w:proofErr w:type="spellEnd"/>
+      <w:r>
+        <w:rPr>
+          <w:rFonts w:ascii="Times New Roman" w:hAnsi="Times New Roman" w:cs="Times New Roman"/>
+        </w:rPr>
+        <w:t xml:space="preserve"> ty </w:t>
+      </w:r>
+      <w:proofErr w:type="spellStart"/>
+      <w:r>
+        <w:rPr>
+          <w:rFonts w:ascii="Times New Roman" w:hAnsi="Times New Roman" w:cs="Times New Roman"/>
+        </w:rPr>
+        <w:t>và</w:t>
+      </w:r>
+      <w:proofErr w:type="spellEnd"/>
+      <w:r>
+        <w:rPr>
+          <w:rFonts w:ascii="Times New Roman" w:hAnsi="Times New Roman" w:cs="Times New Roman"/>
+        </w:rPr>
+        <w:t xml:space="preserve"> </w:t>
+      </w:r>
+      <w:proofErr w:type="spellStart"/>
+      <w:r>
+        <w:rPr>
+          <w:rFonts w:ascii="Times New Roman" w:hAnsi="Times New Roman" w:cs="Times New Roman"/>
+        </w:rPr>
+        <w:t>ngày</w:t>
+      </w:r>
+      <w:proofErr w:type="spellEnd"/>
+      <w:r>
+        <w:rPr>
+          <w:rFonts w:ascii="Times New Roman" w:hAnsi="Times New Roman" w:cs="Times New Roman"/>
+        </w:rPr>
+        <w:t xml:space="preserve"> quay</w:t>
+      </w:r>
     </w:p>
     <w:p>
       <w:pPr>
@@ -8549,15 +14236,15 @@
         </w:rPr>
         <w:t>_</w:t>
       </w:r>
+      <w:bookmarkEnd w:id="4"/>
       <w:r>
         <w:rPr>
           <w:rFonts w:ascii="Times New Roman" w:hAnsi="Times New Roman" w:cs="Times New Roman"/>
           <w:i w:val="0"/>
           <w:iCs w:val="0"/>
         </w:rPr>
-        <w:t>prizes</w:t>
-      </w:r>
-      <w:bookmarkEnd w:id="4"/>
+        <w:t>ticket_items</w:t>
+      </w:r>
       <w:proofErr w:type="spellEnd"/>
     </w:p>
     <w:tbl>
@@ -8974,10 +14661,8 @@
             <w:r>
               <w:rPr>
                 <w:rFonts w:ascii="Times New Roman" w:hAnsi="Times New Roman" w:cs="Times New Roman"/>
-                <w:sz w:val="18"/>
-                <w:szCs w:val="18"/>
-              </w:rPr>
-              <w:t>8</w:t>
+              </w:rPr>
+              <w:t>10</w:t>
             </w:r>
           </w:p>
         </w:tc>
@@ -9333,10 +15018,8 @@
             <w:r>
               <w:rPr>
                 <w:rFonts w:ascii="Times New Roman" w:hAnsi="Times New Roman" w:cs="Times New Roman"/>
-                <w:sz w:val="18"/>
-                <w:szCs w:val="18"/>
-              </w:rPr>
-              <w:t>8</w:t>
+              </w:rPr>
+              <w:t>10</w:t>
             </w:r>
           </w:p>
         </w:tc>
@@ -10864,6 +16547,90 @@
         <w:rPr>
           <w:rFonts w:ascii="Times New Roman" w:hAnsi="Times New Roman" w:cs="Times New Roman"/>
         </w:rPr>
+        <w:t>dòng</w:t>
+      </w:r>
+      <w:proofErr w:type="spellEnd"/>
+      <w:r>
+        <w:rPr>
+          <w:rFonts w:ascii="Times New Roman" w:hAnsi="Times New Roman" w:cs="Times New Roman"/>
+        </w:rPr>
+        <w:t xml:space="preserve"> </w:t>
+      </w:r>
+      <w:proofErr w:type="spellStart"/>
+      <w:r>
+        <w:rPr>
+          <w:rFonts w:ascii="Times New Roman" w:hAnsi="Times New Roman" w:cs="Times New Roman"/>
+        </w:rPr>
+        <w:t>sẽ</w:t>
+      </w:r>
+      <w:proofErr w:type="spellEnd"/>
+      <w:r>
+        <w:rPr>
+          <w:rFonts w:ascii="Times New Roman" w:hAnsi="Times New Roman" w:cs="Times New Roman"/>
+        </w:rPr>
+        <w:t xml:space="preserve"> </w:t>
+      </w:r>
+      <w:proofErr w:type="spellStart"/>
+      <w:r>
+        <w:rPr>
+          <w:rFonts w:ascii="Times New Roman" w:hAnsi="Times New Roman" w:cs="Times New Roman"/>
+        </w:rPr>
+        <w:t>thể</w:t>
+      </w:r>
+      <w:proofErr w:type="spellEnd"/>
+      <w:r>
+        <w:rPr>
+          <w:rFonts w:ascii="Times New Roman" w:hAnsi="Times New Roman" w:cs="Times New Roman"/>
+        </w:rPr>
+        <w:t xml:space="preserve"> </w:t>
+      </w:r>
+      <w:proofErr w:type="spellStart"/>
+      <w:r>
+        <w:rPr>
+          <w:rFonts w:ascii="Times New Roman" w:hAnsi="Times New Roman" w:cs="Times New Roman"/>
+        </w:rPr>
+        <w:t>hiện</w:t>
+      </w:r>
+      <w:proofErr w:type="spellEnd"/>
+      <w:r>
+        <w:rPr>
+          <w:rFonts w:ascii="Times New Roman" w:hAnsi="Times New Roman" w:cs="Times New Roman"/>
+        </w:rPr>
+        <w:t xml:space="preserve"> chi </w:t>
+      </w:r>
+      <w:proofErr w:type="spellStart"/>
+      <w:r>
+        <w:rPr>
+          <w:rFonts w:ascii="Times New Roman" w:hAnsi="Times New Roman" w:cs="Times New Roman"/>
+        </w:rPr>
+        <w:t>tiết</w:t>
+      </w:r>
+      <w:proofErr w:type="spellEnd"/>
+      <w:r>
+        <w:rPr>
+          <w:rFonts w:ascii="Times New Roman" w:hAnsi="Times New Roman" w:cs="Times New Roman"/>
+        </w:rPr>
+        <w:t xml:space="preserve"> </w:t>
+      </w:r>
+      <w:proofErr w:type="spellStart"/>
+      <w:r>
+        <w:rPr>
+          <w:rFonts w:ascii="Times New Roman" w:hAnsi="Times New Roman" w:cs="Times New Roman"/>
+        </w:rPr>
+        <w:t>theo</w:t>
+      </w:r>
+      <w:proofErr w:type="spellEnd"/>
+      <w:r>
+        <w:rPr>
+          <w:rFonts w:ascii="Times New Roman" w:hAnsi="Times New Roman" w:cs="Times New Roman"/>
+        </w:rPr>
+        <w:t xml:space="preserve"> </w:t>
+      </w:r>
+      <w:proofErr w:type="spellStart"/>
+      <w:r>
+        <w:rPr>
+          <w:rFonts w:ascii="Times New Roman" w:hAnsi="Times New Roman" w:cs="Times New Roman"/>
+        </w:rPr>
         <w:t>vé</w:t>
       </w:r>
       <w:proofErr w:type="spellEnd"/>
@@ -10892,91 +16659,7 @@
         <w:rPr>
           <w:rFonts w:ascii="Times New Roman" w:hAnsi="Times New Roman" w:cs="Times New Roman"/>
         </w:rPr>
-        <w:t>chỉ</w:t>
-      </w:r>
-      <w:proofErr w:type="spellEnd"/>
-      <w:r>
-        <w:rPr>
-          <w:rFonts w:ascii="Times New Roman" w:hAnsi="Times New Roman" w:cs="Times New Roman"/>
-        </w:rPr>
-        <w:t xml:space="preserve"> </w:t>
-      </w:r>
-      <w:proofErr w:type="spellStart"/>
-      <w:r>
-        <w:rPr>
-          <w:rFonts w:ascii="Times New Roman" w:hAnsi="Times New Roman" w:cs="Times New Roman"/>
-        </w:rPr>
-        <w:t>có</w:t>
-      </w:r>
-      <w:proofErr w:type="spellEnd"/>
-      <w:r>
-        <w:rPr>
-          <w:rFonts w:ascii="Times New Roman" w:hAnsi="Times New Roman" w:cs="Times New Roman"/>
-        </w:rPr>
-        <w:t xml:space="preserve"> </w:t>
-      </w:r>
-      <w:proofErr w:type="spellStart"/>
-      <w:r>
-        <w:rPr>
-          <w:rFonts w:ascii="Times New Roman" w:hAnsi="Times New Roman" w:cs="Times New Roman"/>
-        </w:rPr>
-        <w:t>tối</w:t>
-      </w:r>
-      <w:proofErr w:type="spellEnd"/>
-      <w:r>
-        <w:rPr>
-          <w:rFonts w:ascii="Times New Roman" w:hAnsi="Times New Roman" w:cs="Times New Roman"/>
-        </w:rPr>
-        <w:t xml:space="preserve"> </w:t>
-      </w:r>
-      <w:proofErr w:type="spellStart"/>
-      <w:r>
-        <w:rPr>
-          <w:rFonts w:ascii="Times New Roman" w:hAnsi="Times New Roman" w:cs="Times New Roman"/>
-        </w:rPr>
-        <w:t>đa</w:t>
-      </w:r>
-      <w:proofErr w:type="spellEnd"/>
-      <w:r>
-        <w:rPr>
-          <w:rFonts w:ascii="Times New Roman" w:hAnsi="Times New Roman" w:cs="Times New Roman"/>
-        </w:rPr>
-        <w:t xml:space="preserve"> 1 </w:t>
-      </w:r>
-      <w:proofErr w:type="spellStart"/>
-      <w:r>
-        <w:rPr>
-          <w:rFonts w:ascii="Times New Roman" w:hAnsi="Times New Roman" w:cs="Times New Roman"/>
-        </w:rPr>
-        <w:t>dòng</w:t>
-      </w:r>
-      <w:proofErr w:type="spellEnd"/>
-      <w:r>
-        <w:rPr>
-          <w:rFonts w:ascii="Times New Roman" w:hAnsi="Times New Roman" w:cs="Times New Roman"/>
-        </w:rPr>
-        <w:t xml:space="preserve"> </w:t>
-      </w:r>
-      <w:proofErr w:type="spellStart"/>
-      <w:r>
-        <w:rPr>
-          <w:rFonts w:ascii="Times New Roman" w:hAnsi="Times New Roman" w:cs="Times New Roman"/>
-        </w:rPr>
-        <w:t>cho</w:t>
-      </w:r>
-      <w:proofErr w:type="spellEnd"/>
-      <w:r>
-        <w:rPr>
-          <w:rFonts w:ascii="Times New Roman" w:hAnsi="Times New Roman" w:cs="Times New Roman"/>
-        </w:rPr>
-        <w:t xml:space="preserve"> </w:t>
-      </w:r>
-      <w:proofErr w:type="spellStart"/>
-      <w:r>
-        <w:rPr>
-          <w:rFonts w:ascii="Times New Roman" w:hAnsi="Times New Roman" w:cs="Times New Roman"/>
-        </w:rPr>
-        <w:t>mỗi</w:t>
+        <w:t>và</w:t>
       </w:r>
       <w:proofErr w:type="spellEnd"/>
       <w:r>
@@ -11722,10 +17405,8 @@
             <w:r>
               <w:rPr>
                 <w:rFonts w:ascii="Times New Roman" w:hAnsi="Times New Roman" w:cs="Times New Roman"/>
-                <w:sz w:val="18"/>
-                <w:szCs w:val="18"/>
-              </w:rPr>
-              <w:t>8</w:t>
+              </w:rPr>
+              <w:t>10</w:t>
             </w:r>
           </w:p>
         </w:tc>
@@ -12099,10 +17780,8 @@
             <w:r>
               <w:rPr>
                 <w:rFonts w:ascii="Times New Roman" w:hAnsi="Times New Roman" w:cs="Times New Roman"/>
-                <w:sz w:val="18"/>
-                <w:szCs w:val="18"/>
-              </w:rPr>
-              <w:t>8</w:t>
+              </w:rPr>
+              <w:t>10</w:t>
             </w:r>
           </w:p>
         </w:tc>
@@ -12194,14 +17873,6 @@
                 <w:rFonts w:ascii="Times New Roman" w:hAnsi="Times New Roman" w:cs="Times New Roman"/>
               </w:rPr>
             </w:pPr>
-            <w:r>
-              <w:rPr>
-                <w:rFonts w:ascii="Times New Roman" w:hAnsi="Times New Roman" w:cs="Times New Roman"/>
-                <w:sz w:val="18"/>
-                <w:szCs w:val="18"/>
-              </w:rPr>
-              <w:t>NULL</w:t>
-            </w:r>
           </w:p>
         </w:tc>
         <w:tc>
@@ -12450,10 +18121,8 @@
             <w:r>
               <w:rPr>
                 <w:rFonts w:ascii="Times New Roman" w:hAnsi="Times New Roman" w:cs="Times New Roman"/>
-                <w:sz w:val="18"/>
-                <w:szCs w:val="18"/>
-              </w:rPr>
-              <w:t>8</w:t>
+              </w:rPr>
+              <w:t>10</w:t>
             </w:r>
           </w:p>
         </w:tc>
@@ -13692,7 +19361,7 @@
                 <w:sz w:val="18"/>
                 <w:szCs w:val="18"/>
               </w:rPr>
-              <w:t>8</w:t>
+              <w:t>19</w:t>
             </w:r>
           </w:p>
         </w:tc>
@@ -19437,7 +25106,7 @@
   <w:style w:type="paragraph" w:default="1" w:styleId="Normal">
     <w:name w:val="Normal"/>
     <w:qFormat/>
-    <w:rsid w:val="009E2B01"/>
+    <w:rsid w:val="00EC24A7"/>
     <w:pPr>
       <w:spacing w:line="360" w:lineRule="auto"/>
       <w:ind w:left="1008"/>
@@ -19479,6 +25148,7 @@
     <w:aliases w:val="l2,H2,HD2"/>
     <w:basedOn w:val="Normal"/>
     <w:next w:val="Normal"/>
+    <w:link w:val="Heading2Char"/>
     <w:qFormat/>
     <w:rsid w:val="001604D6"/>
     <w:pPr>
@@ -19672,6 +25342,7 @@
   <w:style w:type="character" w:default="1" w:styleId="DefaultParagraphFont">
     <w:name w:val="Default Paragraph Font"/>
     <w:uiPriority w:val="1"/>
+    <w:semiHidden/>
     <w:unhideWhenUsed/>
   </w:style>
   <w:style w:type="table" w:default="1" w:styleId="TableNormal">
@@ -22120,6 +27791,22 @@
       <w:contextualSpacing/>
     </w:pPr>
   </w:style>
+  <w:style w:type="character" w:customStyle="1" w:styleId="Heading2Char">
+    <w:name w:val="Heading 2 Char"/>
+    <w:aliases w:val="l2 Char,H2 Char,HD2 Char"/>
+    <w:basedOn w:val="DefaultParagraphFont"/>
+    <w:link w:val="Heading2"/>
+    <w:rsid w:val="00CE4791"/>
+    <w:rPr>
+      <w:rFonts w:ascii="Arial" w:hAnsi="Arial" w:cs="Tahoma"/>
+      <w:b/>
+      <w:i/>
+      <w:iCs/>
+      <w:snapToGrid w:val="0"/>
+      <w:color w:val="000000"/>
+      <w:szCs w:val="22"/>
+    </w:rPr>
+  </w:style>
 </w:styles>
 </file>
 
